--- a/Report/MoSCoW Requirements.docx
+++ b/Report/MoSCoW Requirements.docx
@@ -8,21 +8,8 @@
       </w:r>
     </w:p>
     <w:p>
-      <w:pPr>
-        <w:rPr>
-          <w:u w:val="single"/>
-        </w:rPr>
-      </w:pPr>
-      <w:r>
-        <w:t xml:space="preserve">This requirements document uses </w:t>
-      </w:r>
-      <w:proofErr w:type="spellStart"/>
-      <w:r>
-        <w:t>MoSCoW</w:t>
-      </w:r>
-      <w:proofErr w:type="spellEnd"/>
-      <w:r>
-        <w:t xml:space="preserve"> Requirements, this details the priority each requirement has. </w:t>
+      <w:r>
+        <w:t xml:space="preserve">This requirements document uses MoSCoW Requirements, this details the priority each requirement has. </w:t>
       </w:r>
       <w:r>
         <w:br/>
@@ -64,84 +51,378 @@
       <w:r>
         <w:br/>
       </w:r>
-      <w:r>
-        <w:br/>
-      </w:r>
-      <w:r>
-        <w:br/>
-      </w:r>
+    </w:p>
+    <w:p/>
+    <w:p>
       <w:r>
         <w:rPr>
           <w:b/>
           <w:bCs/>
         </w:rPr>
-        <w:t>Official</w:t>
-      </w:r>
+        <w:t>Official App Functional Requirements</w:t>
+      </w:r>
+    </w:p>
+    <w:p>
+      <w:pPr>
+        <w:numPr>
+          <w:ilvl w:val="0"/>
+          <w:numId w:val="21"/>
+        </w:numPr>
+      </w:pPr>
+      <w:r>
+        <w:rPr>
+          <w:color w:val="215E99" w:themeColor="text2" w:themeTint="BF"/>
+        </w:rPr>
+        <w:t xml:space="preserve">User </w:t>
+      </w:r>
+      <w:r>
+        <w:t>must be able to login to their account</w:t>
+      </w:r>
+    </w:p>
+    <w:p>
+      <w:pPr>
+        <w:numPr>
+          <w:ilvl w:val="0"/>
+          <w:numId w:val="21"/>
+        </w:numPr>
+      </w:pPr>
+      <w:r>
+        <w:rPr>
+          <w:color w:val="EE0000"/>
+        </w:rPr>
+        <w:t xml:space="preserve">System </w:t>
+      </w:r>
+      <w:r>
+        <w:t>must be able to send user details to the server and receive confirmation</w:t>
+      </w:r>
+    </w:p>
+    <w:p>
+      <w:pPr>
+        <w:numPr>
+          <w:ilvl w:val="0"/>
+          <w:numId w:val="21"/>
+        </w:numPr>
+      </w:pPr>
+      <w:r>
+        <w:rPr>
+          <w:color w:val="EE0000"/>
+        </w:rPr>
+        <w:t xml:space="preserve">System </w:t>
+      </w:r>
+      <w:r>
+        <w:t>must be able to start a secure link to the server</w:t>
+      </w:r>
+    </w:p>
+    <w:p>
+      <w:pPr>
+        <w:numPr>
+          <w:ilvl w:val="0"/>
+          <w:numId w:val="21"/>
+        </w:numPr>
+      </w:pPr>
+      <w:r>
+        <w:rPr>
+          <w:color w:val="215E99" w:themeColor="text2" w:themeTint="BF"/>
+        </w:rPr>
+        <w:t xml:space="preserve">User </w:t>
+      </w:r>
+      <w:r>
+        <w:t>must be able to scan their fingerprint after logging in</w:t>
+      </w:r>
+    </w:p>
+    <w:p>
+      <w:pPr>
+        <w:numPr>
+          <w:ilvl w:val="0"/>
+          <w:numId w:val="21"/>
+        </w:numPr>
+      </w:pPr>
+      <w:r>
+        <w:rPr>
+          <w:color w:val="EE0000"/>
+        </w:rPr>
+        <w:t xml:space="preserve">System </w:t>
+      </w:r>
+      <w:r>
+        <w:t>must be able to accept a valid fingerprint scan from the scanner</w:t>
+      </w:r>
+    </w:p>
+    <w:p>
+      <w:pPr>
+        <w:numPr>
+          <w:ilvl w:val="0"/>
+          <w:numId w:val="21"/>
+        </w:numPr>
+      </w:pPr>
+      <w:r>
+        <w:rPr>
+          <w:color w:val="EE0000"/>
+        </w:rPr>
+        <w:t xml:space="preserve">System </w:t>
+      </w:r>
+      <w:r>
+        <w:t>must be able to send encrypted fingerprint scan to the server for verification</w:t>
+      </w:r>
+    </w:p>
+    <w:p>
+      <w:pPr>
+        <w:numPr>
+          <w:ilvl w:val="0"/>
+          <w:numId w:val="21"/>
+        </w:numPr>
+      </w:pPr>
+      <w:r>
+        <w:rPr>
+          <w:color w:val="215E99" w:themeColor="text2" w:themeTint="BF"/>
+        </w:rPr>
+        <w:t xml:space="preserve">User </w:t>
+      </w:r>
+      <w:r>
+        <w:t>must be able to generate a new Access Code</w:t>
+      </w:r>
+    </w:p>
+    <w:p>
+      <w:pPr>
+        <w:numPr>
+          <w:ilvl w:val="0"/>
+          <w:numId w:val="21"/>
+        </w:numPr>
+      </w:pPr>
+      <w:r>
+        <w:rPr>
+          <w:color w:val="EE0000"/>
+        </w:rPr>
+        <w:t xml:space="preserve">System </w:t>
+      </w:r>
+      <w:r>
+        <w:t xml:space="preserve">must be able to </w:t>
+      </w:r>
+      <w:r>
+        <w:t>hash</w:t>
+      </w:r>
+      <w:r>
+        <w:t xml:space="preserve"> new access code and use it to link Voting Device to Official app</w:t>
+      </w:r>
+    </w:p>
+    <w:p>
+      <w:pPr>
+        <w:numPr>
+          <w:ilvl w:val="0"/>
+          <w:numId w:val="21"/>
+        </w:numPr>
+      </w:pPr>
+      <w:r>
+        <w:rPr>
+          <w:color w:val="215E99" w:themeColor="text2" w:themeTint="BF"/>
+        </w:rPr>
+        <w:t xml:space="preserve">User </w:t>
+      </w:r>
+      <w:r>
+        <w:t>must be able to access the Polling System Manager and view its content</w:t>
+      </w:r>
+    </w:p>
+    <w:p>
+      <w:pPr>
+        <w:numPr>
+          <w:ilvl w:val="0"/>
+          <w:numId w:val="21"/>
+        </w:numPr>
+      </w:pPr>
+      <w:r>
+        <w:rPr>
+          <w:color w:val="EE0000"/>
+        </w:rPr>
+        <w:t xml:space="preserve">System </w:t>
+      </w:r>
+      <w:r>
+        <w:t>must retrieve information on the Polling Station the Official has access to from the server</w:t>
+      </w:r>
+    </w:p>
+    <w:p>
+      <w:pPr>
+        <w:numPr>
+          <w:ilvl w:val="0"/>
+          <w:numId w:val="21"/>
+        </w:numPr>
+      </w:pPr>
+      <w:r>
+        <w:rPr>
+          <w:color w:val="215E99" w:themeColor="text2" w:themeTint="BF"/>
+        </w:rPr>
+        <w:t xml:space="preserve">User </w:t>
+      </w:r>
+      <w:r>
+        <w:t>must be able to add a voter and an official to the system, this includes fingerprint scans</w:t>
+      </w:r>
+    </w:p>
+    <w:p>
+      <w:pPr>
+        <w:numPr>
+          <w:ilvl w:val="0"/>
+          <w:numId w:val="21"/>
+        </w:numPr>
+      </w:pPr>
+      <w:r>
+        <w:rPr>
+          <w:color w:val="EE0000"/>
+        </w:rPr>
+        <w:t xml:space="preserve">System </w:t>
+      </w:r>
+      <w:r>
+        <w:t>must be able to send a request to the server to add a voter and a user</w:t>
+      </w:r>
+    </w:p>
+    <w:p>
+      <w:pPr>
+        <w:numPr>
+          <w:ilvl w:val="0"/>
+          <w:numId w:val="21"/>
+        </w:numPr>
+      </w:pPr>
+      <w:r>
+        <w:rPr>
+          <w:color w:val="EE0000"/>
+        </w:rPr>
+        <w:t xml:space="preserve">System </w:t>
+      </w:r>
+      <w:r>
+        <w:t>must encrypt all data flowing between itself and the server</w:t>
+      </w:r>
+    </w:p>
+    <w:p>
+      <w:pPr>
+        <w:numPr>
+          <w:ilvl w:val="0"/>
+          <w:numId w:val="21"/>
+        </w:numPr>
+      </w:pPr>
+      <w:r>
+        <w:rPr>
+          <w:color w:val="215E99" w:themeColor="text2" w:themeTint="BF"/>
+        </w:rPr>
+        <w:t xml:space="preserve">User </w:t>
+      </w:r>
+      <w:r>
+        <w:t>must be able to assign a proxy voting relationship between two voters</w:t>
+      </w:r>
+    </w:p>
+    <w:p>
+      <w:pPr>
+        <w:numPr>
+          <w:ilvl w:val="0"/>
+          <w:numId w:val="21"/>
+        </w:numPr>
+      </w:pPr>
+      <w:r>
+        <w:rPr>
+          <w:color w:val="215E99" w:themeColor="text2" w:themeTint="BF"/>
+        </w:rPr>
+        <w:t xml:space="preserve">User </w:t>
+      </w:r>
+      <w:r>
+        <w:t>should be able to lock a Voting Device connected to their Polling Station</w:t>
+      </w:r>
+    </w:p>
+    <w:p>
+      <w:pPr>
+        <w:numPr>
+          <w:ilvl w:val="0"/>
+          <w:numId w:val="21"/>
+        </w:numPr>
+      </w:pPr>
+      <w:r>
+        <w:rPr>
+          <w:color w:val="215E99" w:themeColor="text2" w:themeTint="BF"/>
+        </w:rPr>
+        <w:t xml:space="preserve">User </w:t>
+      </w:r>
+      <w:r>
+        <w:t>should be able to unlock a Voting Device connected to their Polling Station</w:t>
+      </w:r>
+    </w:p>
+    <w:p>
+      <w:pPr>
+        <w:numPr>
+          <w:ilvl w:val="0"/>
+          <w:numId w:val="21"/>
+        </w:numPr>
+      </w:pPr>
+      <w:r>
+        <w:rPr>
+          <w:color w:val="EE0000"/>
+        </w:rPr>
+        <w:t xml:space="preserve">System </w:t>
+      </w:r>
+      <w:r>
+        <w:t>should be able to send a lock and unlock command to Voting Devices connected to itself</w:t>
+      </w:r>
+    </w:p>
+    <w:p>
+      <w:pPr>
+        <w:numPr>
+          <w:ilvl w:val="0"/>
+          <w:numId w:val="21"/>
+        </w:numPr>
+      </w:pPr>
+      <w:r>
+        <w:rPr>
+          <w:color w:val="EE0000"/>
+        </w:rPr>
+        <w:t xml:space="preserve">System </w:t>
+      </w:r>
+      <w:r>
+        <w:t>should automatically attempt to reconnect to the server after a temporary network dropout</w:t>
+      </w:r>
+    </w:p>
+    <w:p>
+      <w:pPr>
+        <w:numPr>
+          <w:ilvl w:val="0"/>
+          <w:numId w:val="21"/>
+        </w:numPr>
+      </w:pPr>
+      <w:r>
+        <w:rPr>
+          <w:color w:val="215E99" w:themeColor="text2" w:themeTint="BF"/>
+        </w:rPr>
+        <w:t xml:space="preserve">User </w:t>
+      </w:r>
+      <w:r>
+        <w:t>should be able to log out and terminate their active session</w:t>
+      </w:r>
+    </w:p>
+    <w:p>
       <w:r>
         <w:rPr>
           <w:b/>
           <w:bCs/>
         </w:rPr>
-        <w:t xml:space="preserve"> App</w:t>
-      </w:r>
-      <w:r>
-        <w:t xml:space="preserve"> </w:t>
-      </w:r>
-      <w:r>
-        <w:rPr>
-          <w:u w:val="single"/>
-        </w:rPr>
-        <w:t xml:space="preserve">Functional Requirements </w:t>
-      </w:r>
-    </w:p>
-    <w:p>
-      <w:pPr>
-        <w:pStyle w:val="ListParagraph"/>
-        <w:numPr>
-          <w:ilvl w:val="0"/>
-          <w:numId w:val="2"/>
-        </w:numPr>
-      </w:pPr>
-      <w:r>
-        <w:rPr>
-          <w:color w:val="45B0E1" w:themeColor="accent1" w:themeTint="99"/>
-        </w:rPr>
-        <w:t>User</w:t>
-      </w:r>
-      <w:r>
-        <w:rPr>
-          <w:color w:val="45B0E1" w:themeColor="accent1" w:themeTint="99"/>
-        </w:rPr>
-        <w:t xml:space="preserve"> </w:t>
-      </w:r>
-      <w:r>
-        <w:t xml:space="preserve">must be able to login to their account </w:t>
-      </w:r>
-    </w:p>
-    <w:p>
-      <w:pPr>
-        <w:pStyle w:val="ListParagraph"/>
-        <w:numPr>
-          <w:ilvl w:val="0"/>
-          <w:numId w:val="2"/>
-        </w:numPr>
-      </w:pPr>
-      <w:r>
-        <w:rPr>
-          <w:color w:val="EE0000"/>
-        </w:rPr>
+        <w:t>Official App Non-Functional Requirements</w:t>
+      </w:r>
+    </w:p>
+    <w:p>
+      <w:pPr>
+        <w:numPr>
+          <w:ilvl w:val="0"/>
+          <w:numId w:val="22"/>
+        </w:numPr>
+      </w:pPr>
+      <w:r>
+        <w:rPr>
+          <w:color w:val="EE0000"/>
+        </w:rPr>
+        <w:lastRenderedPageBreak/>
         <w:t xml:space="preserve">System </w:t>
       </w:r>
       <w:r>
-        <w:t>must be able to send user details to the server and receive conformation</w:t>
-      </w:r>
-    </w:p>
-    <w:p>
-      <w:pPr>
-        <w:pStyle w:val="ListParagraph"/>
-        <w:numPr>
-          <w:ilvl w:val="0"/>
-          <w:numId w:val="2"/>
+        <w:t>must inform the user on issues with connection</w:t>
+      </w:r>
+    </w:p>
+    <w:p>
+      <w:pPr>
+        <w:numPr>
+          <w:ilvl w:val="0"/>
+          <w:numId w:val="22"/>
         </w:numPr>
       </w:pPr>
       <w:r>
@@ -151,45 +432,14 @@
         <w:t xml:space="preserve">System </w:t>
       </w:r>
       <w:r>
-        <w:t xml:space="preserve">must be able </w:t>
-      </w:r>
-      <w:r>
-        <w:t>start a secure link to the server</w:t>
-      </w:r>
-    </w:p>
-    <w:p>
-      <w:pPr>
-        <w:pStyle w:val="ListParagraph"/>
-        <w:numPr>
-          <w:ilvl w:val="0"/>
-          <w:numId w:val="2"/>
-        </w:numPr>
-      </w:pPr>
-      <w:r>
-        <w:rPr>
-          <w:color w:val="45B0E1" w:themeColor="accent1" w:themeTint="99"/>
-        </w:rPr>
-        <w:t>User</w:t>
-      </w:r>
-      <w:r>
-        <w:rPr>
-          <w:color w:val="45B0E1" w:themeColor="accent1" w:themeTint="99"/>
-        </w:rPr>
-        <w:t xml:space="preserve"> </w:t>
-      </w:r>
-      <w:r>
-        <w:t xml:space="preserve">must be able to </w:t>
-      </w:r>
-      <w:r>
-        <w:t>scan their fingerprint after logging in</w:t>
-      </w:r>
-    </w:p>
-    <w:p>
-      <w:pPr>
-        <w:pStyle w:val="ListParagraph"/>
-        <w:numPr>
-          <w:ilvl w:val="0"/>
-          <w:numId w:val="2"/>
+        <w:t>must work on Windows and Mac laptops and Desktops</w:t>
+      </w:r>
+    </w:p>
+    <w:p>
+      <w:pPr>
+        <w:numPr>
+          <w:ilvl w:val="0"/>
+          <w:numId w:val="22"/>
         </w:numPr>
       </w:pPr>
       <w:r>
@@ -199,27 +449,14 @@
         <w:t xml:space="preserve">System </w:t>
       </w:r>
       <w:r>
-        <w:t>must</w:t>
-      </w:r>
-      <w:r>
-        <w:t xml:space="preserve"> </w:t>
-      </w:r>
-      <w:r>
-        <w:t xml:space="preserve">be able to accept a valid fingerprint scan from the </w:t>
-      </w:r>
-      <w:r>
-        <w:t>scanner</w:t>
-      </w:r>
-      <w:r>
-        <w:t xml:space="preserve"> </w:t>
-      </w:r>
-    </w:p>
-    <w:p>
-      <w:pPr>
-        <w:pStyle w:val="ListParagraph"/>
-        <w:numPr>
-          <w:ilvl w:val="0"/>
-          <w:numId w:val="2"/>
+        <w:t>must protect biometric data in memory and scrub it after use</w:t>
+      </w:r>
+    </w:p>
+    <w:p>
+      <w:pPr>
+        <w:numPr>
+          <w:ilvl w:val="0"/>
+          <w:numId w:val="22"/>
         </w:numPr>
       </w:pPr>
       <w:r>
@@ -229,49 +466,21 @@
         <w:t xml:space="preserve">System </w:t>
       </w:r>
       <w:r>
-        <w:t>must</w:t>
-      </w:r>
-      <w:r>
-        <w:t xml:space="preserve"> be able to send </w:t>
-      </w:r>
-      <w:r>
-        <w:t xml:space="preserve">encrypted fingerprint scan to the server for verification </w:t>
-      </w:r>
-    </w:p>
-    <w:p>
-      <w:pPr>
-        <w:pStyle w:val="ListParagraph"/>
-        <w:numPr>
-          <w:ilvl w:val="0"/>
-          <w:numId w:val="2"/>
-        </w:numPr>
-        <w:rPr>
-          <w:color w:val="000000" w:themeColor="text1"/>
-        </w:rPr>
-      </w:pPr>
-      <w:r>
-        <w:rPr>
-          <w:color w:val="45B0E1" w:themeColor="accent1" w:themeTint="99"/>
-        </w:rPr>
-        <w:t>User</w:t>
-      </w:r>
-      <w:r>
-        <w:rPr>
-          <w:color w:val="000000" w:themeColor="text1"/>
-        </w:rPr>
-        <w:t xml:space="preserve"> must be able to generate a new Access Code </w:t>
-      </w:r>
-    </w:p>
-    <w:p>
-      <w:pPr>
-        <w:pStyle w:val="ListParagraph"/>
-        <w:numPr>
-          <w:ilvl w:val="0"/>
-          <w:numId w:val="2"/>
-        </w:numPr>
-        <w:rPr>
-          <w:color w:val="000000" w:themeColor="text1"/>
-        </w:rPr>
+        <w:t xml:space="preserve">must be able to handle </w:t>
+      </w:r>
+      <w:r>
+        <w:t>30</w:t>
+      </w:r>
+      <w:r>
+        <w:t xml:space="preserve"> Voter Device links at once</w:t>
+      </w:r>
+    </w:p>
+    <w:p>
+      <w:pPr>
+        <w:numPr>
+          <w:ilvl w:val="0"/>
+          <w:numId w:val="22"/>
+        </w:numPr>
       </w:pPr>
       <w:r>
         <w:rPr>
@@ -280,46 +489,15 @@
         <w:t xml:space="preserve">System </w:t>
       </w:r>
       <w:r>
-        <w:rPr>
-          <w:color w:val="000000" w:themeColor="text1"/>
-        </w:rPr>
-        <w:t>must be able to generate new access code and use it to link Voting Device to Official app</w:t>
-      </w:r>
-    </w:p>
-    <w:p>
-      <w:pPr>
-        <w:pStyle w:val="ListParagraph"/>
-        <w:numPr>
-          <w:ilvl w:val="0"/>
-          <w:numId w:val="2"/>
-        </w:numPr>
-        <w:rPr>
-          <w:color w:val="000000" w:themeColor="text1"/>
-        </w:rPr>
-      </w:pPr>
-      <w:r>
-        <w:rPr>
-          <w:color w:val="45B0E1" w:themeColor="accent1" w:themeTint="99"/>
-        </w:rPr>
-        <w:t xml:space="preserve">User </w:t>
-      </w:r>
-      <w:r>
-        <w:rPr>
-          <w:color w:val="000000" w:themeColor="text1"/>
-        </w:rPr>
-        <w:t>must be able to access the Polling System Manager and view its content</w:t>
-      </w:r>
-    </w:p>
-    <w:p>
-      <w:pPr>
-        <w:pStyle w:val="ListParagraph"/>
-        <w:numPr>
-          <w:ilvl w:val="0"/>
-          <w:numId w:val="2"/>
-        </w:numPr>
-        <w:rPr>
-          <w:color w:val="000000" w:themeColor="text1"/>
-        </w:rPr>
+        <w:t>should comply with data protection laws</w:t>
+      </w:r>
+    </w:p>
+    <w:p>
+      <w:pPr>
+        <w:numPr>
+          <w:ilvl w:val="0"/>
+          <w:numId w:val="22"/>
+        </w:numPr>
       </w:pPr>
       <w:r>
         <w:rPr>
@@ -328,199 +506,30 @@
         <w:t xml:space="preserve">System </w:t>
       </w:r>
       <w:r>
-        <w:rPr>
-          <w:color w:val="000000" w:themeColor="text1"/>
-        </w:rPr>
-        <w:t>must retrieve information on the Polling Station the Official has access to from the server</w:t>
-      </w:r>
-    </w:p>
-    <w:p>
-      <w:pPr>
-        <w:pStyle w:val="ListParagraph"/>
-        <w:numPr>
-          <w:ilvl w:val="0"/>
-          <w:numId w:val="2"/>
-        </w:numPr>
-        <w:rPr>
-          <w:color w:val="000000" w:themeColor="text1"/>
-        </w:rPr>
-      </w:pPr>
-      <w:r>
-        <w:rPr>
-          <w:color w:val="45B0E1" w:themeColor="accent1" w:themeTint="99"/>
-        </w:rPr>
-        <w:t xml:space="preserve">User </w:t>
-      </w:r>
-      <w:r>
-        <w:rPr>
-          <w:color w:val="000000" w:themeColor="text1"/>
-        </w:rPr>
-        <w:t>must be able to add a voter and an official to the system, this includes fingerprint scans</w:t>
-      </w:r>
-    </w:p>
-    <w:p>
-      <w:pPr>
-        <w:pStyle w:val="ListParagraph"/>
-        <w:numPr>
-          <w:ilvl w:val="0"/>
-          <w:numId w:val="2"/>
-        </w:numPr>
-        <w:rPr>
-          <w:color w:val="000000" w:themeColor="text1"/>
-        </w:rPr>
-      </w:pPr>
-      <w:r>
-        <w:rPr>
-          <w:color w:val="EE0000"/>
-        </w:rPr>
-        <w:t xml:space="preserve">System </w:t>
-      </w:r>
-      <w:r>
-        <w:rPr>
-          <w:color w:val="000000" w:themeColor="text1"/>
-        </w:rPr>
-        <w:t xml:space="preserve">must be able to </w:t>
-      </w:r>
-      <w:r>
-        <w:rPr>
-          <w:color w:val="000000" w:themeColor="text1"/>
-        </w:rPr>
-        <w:t>send a request to the server to add a voter and a user</w:t>
-      </w:r>
-    </w:p>
-    <w:p>
-      <w:pPr>
-        <w:pStyle w:val="ListParagraph"/>
-        <w:numPr>
-          <w:ilvl w:val="0"/>
-          <w:numId w:val="2"/>
-        </w:numPr>
-        <w:rPr>
-          <w:color w:val="000000" w:themeColor="text1"/>
-        </w:rPr>
-      </w:pPr>
-      <w:r>
-        <w:rPr>
-          <w:color w:val="EE0000"/>
-        </w:rPr>
-        <w:t xml:space="preserve">System </w:t>
-      </w:r>
-      <w:r>
-        <w:rPr>
-          <w:color w:val="000000" w:themeColor="text1"/>
-        </w:rPr>
-        <w:t xml:space="preserve">must encrypt all data flowing between the </w:t>
-      </w:r>
-      <w:proofErr w:type="gramStart"/>
-      <w:r>
-        <w:rPr>
-          <w:color w:val="000000" w:themeColor="text1"/>
-        </w:rPr>
-        <w:t>its self</w:t>
-      </w:r>
-      <w:proofErr w:type="gramEnd"/>
-      <w:r>
-        <w:rPr>
-          <w:color w:val="000000" w:themeColor="text1"/>
-        </w:rPr>
-        <w:t xml:space="preserve"> and the server </w:t>
-      </w:r>
-    </w:p>
-    <w:p>
-      <w:pPr>
-        <w:pStyle w:val="ListParagraph"/>
-        <w:numPr>
-          <w:ilvl w:val="0"/>
-          <w:numId w:val="2"/>
-        </w:numPr>
-        <w:rPr>
-          <w:color w:val="000000" w:themeColor="text1"/>
-        </w:rPr>
-      </w:pPr>
-      <w:r>
-        <w:rPr>
-          <w:color w:val="45B0E1" w:themeColor="accent1" w:themeTint="99"/>
-        </w:rPr>
-        <w:t xml:space="preserve">User </w:t>
-      </w:r>
-      <w:r>
-        <w:rPr>
-          <w:color w:val="000000" w:themeColor="text1"/>
-        </w:rPr>
-        <w:t xml:space="preserve">should be able to lock a Voting Device connected to their Polling Station </w:t>
-      </w:r>
-    </w:p>
-    <w:p>
-      <w:pPr>
-        <w:pStyle w:val="ListParagraph"/>
-        <w:numPr>
-          <w:ilvl w:val="0"/>
-          <w:numId w:val="2"/>
-        </w:numPr>
-        <w:rPr>
-          <w:color w:val="000000" w:themeColor="text1"/>
-        </w:rPr>
-      </w:pPr>
-      <w:r>
-        <w:rPr>
-          <w:color w:val="45B0E1" w:themeColor="accent1" w:themeTint="99"/>
-        </w:rPr>
-        <w:t xml:space="preserve">User </w:t>
-      </w:r>
-      <w:r>
-        <w:rPr>
-          <w:color w:val="000000" w:themeColor="text1"/>
-        </w:rPr>
-        <w:t xml:space="preserve">should be able to unlock a Voting Device connected to their Polling Station </w:t>
-      </w:r>
-    </w:p>
-    <w:p>
-      <w:pPr>
-        <w:pStyle w:val="ListParagraph"/>
-        <w:numPr>
-          <w:ilvl w:val="0"/>
-          <w:numId w:val="2"/>
-        </w:numPr>
-      </w:pPr>
-      <w:r>
-        <w:rPr>
-          <w:color w:val="EE0000"/>
-        </w:rPr>
-        <w:t xml:space="preserve">System </w:t>
-      </w:r>
-      <w:r>
-        <w:rPr>
-          <w:color w:val="000000" w:themeColor="text1"/>
-        </w:rPr>
-        <w:t>should be able to send a lock and unlock Command to Voting Devices connected to itself</w:t>
-      </w:r>
-    </w:p>
-    <w:p>
-      <w:pPr>
-        <w:rPr>
-          <w:u w:val="single"/>
-        </w:rPr>
-      </w:pPr>
+        <w:t>should respond to user inputs within a second of them being made</w:t>
+      </w:r>
+    </w:p>
+    <w:p>
+      <w:r>
+        <w:pict w14:anchorId="31266D53">
+          <v:rect id="_x0000_i1025" style="width:0;height:1.5pt" o:hralign="center" o:hrstd="t" o:hr="t" fillcolor="#a0a0a0" stroked="f"/>
+        </w:pict>
+      </w:r>
+    </w:p>
+    <w:p>
       <w:r>
         <w:rPr>
           <w:b/>
           <w:bCs/>
         </w:rPr>
-        <w:t xml:space="preserve">Official app </w:t>
-      </w:r>
-      <w:r>
-        <w:rPr>
-          <w:u w:val="single"/>
-        </w:rPr>
-        <w:t xml:space="preserve">Non-Functional Requirements </w:t>
-      </w:r>
-    </w:p>
-    <w:p>
-      <w:pPr>
-        <w:pStyle w:val="ListParagraph"/>
-        <w:numPr>
-          <w:ilvl w:val="0"/>
-          <w:numId w:val="3"/>
+        <w:t>Secure Vote App Functional Requirements</w:t>
+      </w:r>
+    </w:p>
+    <w:p>
+      <w:pPr>
+        <w:numPr>
+          <w:ilvl w:val="0"/>
+          <w:numId w:val="23"/>
         </w:numPr>
       </w:pPr>
       <w:r>
@@ -530,15 +539,31 @@
         <w:t xml:space="preserve">System </w:t>
       </w:r>
       <w:r>
-        <w:t xml:space="preserve">must inform the user on issues with connection </w:t>
-      </w:r>
-    </w:p>
-    <w:p>
-      <w:pPr>
-        <w:pStyle w:val="ListParagraph"/>
-        <w:numPr>
-          <w:ilvl w:val="0"/>
-          <w:numId w:val="3"/>
+        <w:t>must encrypt all information sent from itself to the server</w:t>
+      </w:r>
+    </w:p>
+    <w:p>
+      <w:pPr>
+        <w:numPr>
+          <w:ilvl w:val="0"/>
+          <w:numId w:val="23"/>
+        </w:numPr>
+      </w:pPr>
+      <w:r>
+        <w:rPr>
+          <w:color w:val="215E99" w:themeColor="text2" w:themeTint="BF"/>
+        </w:rPr>
+        <w:t xml:space="preserve">An Official </w:t>
+      </w:r>
+      <w:r>
+        <w:t>must be able to enter linking information into the app</w:t>
+      </w:r>
+    </w:p>
+    <w:p>
+      <w:pPr>
+        <w:numPr>
+          <w:ilvl w:val="0"/>
+          <w:numId w:val="23"/>
         </w:numPr>
       </w:pPr>
       <w:r>
@@ -548,15 +573,48 @@
         <w:t xml:space="preserve">System </w:t>
       </w:r>
       <w:r>
-        <w:t>must work on Windows and Mac laptops and Desktops</w:t>
-      </w:r>
-    </w:p>
-    <w:p>
-      <w:pPr>
-        <w:pStyle w:val="ListParagraph"/>
-        <w:numPr>
-          <w:ilvl w:val="0"/>
-          <w:numId w:val="3"/>
+        <w:t>must be able to send link request to the server</w:t>
+      </w:r>
+    </w:p>
+    <w:p>
+      <w:pPr>
+        <w:numPr>
+          <w:ilvl w:val="0"/>
+          <w:numId w:val="23"/>
+        </w:numPr>
+      </w:pPr>
+      <w:r>
+        <w:rPr>
+          <w:color w:val="215E99" w:themeColor="text2" w:themeTint="BF"/>
+        </w:rPr>
+        <w:t xml:space="preserve">A Voter </w:t>
+      </w:r>
+      <w:r>
+        <w:t>must be able to select Personal Vote or Proxy Vote options to vote</w:t>
+      </w:r>
+    </w:p>
+    <w:p>
+      <w:pPr>
+        <w:numPr>
+          <w:ilvl w:val="0"/>
+          <w:numId w:val="23"/>
+        </w:numPr>
+      </w:pPr>
+      <w:r>
+        <w:rPr>
+          <w:color w:val="215E99" w:themeColor="text2" w:themeTint="BF"/>
+        </w:rPr>
+        <w:t xml:space="preserve">A Voter </w:t>
+      </w:r>
+      <w:r>
+        <w:t>must be able to enter in voting information into text fields</w:t>
+      </w:r>
+    </w:p>
+    <w:p>
+      <w:pPr>
+        <w:numPr>
+          <w:ilvl w:val="0"/>
+          <w:numId w:val="23"/>
         </w:numPr>
       </w:pPr>
       <w:r>
@@ -566,15 +624,14 @@
         <w:t xml:space="preserve">System </w:t>
       </w:r>
       <w:r>
-        <w:t>should comply with data protection laws</w:t>
-      </w:r>
-    </w:p>
-    <w:p>
-      <w:pPr>
-        <w:pStyle w:val="ListParagraph"/>
-        <w:numPr>
-          <w:ilvl w:val="0"/>
-          <w:numId w:val="3"/>
+        <w:t>must give examples of information format to enter into text fields</w:t>
+      </w:r>
+    </w:p>
+    <w:p>
+      <w:pPr>
+        <w:numPr>
+          <w:ilvl w:val="0"/>
+          <w:numId w:val="23"/>
         </w:numPr>
       </w:pPr>
       <w:r>
@@ -584,15 +641,14 @@
         <w:t xml:space="preserve">System </w:t>
       </w:r>
       <w:r>
-        <w:t>Must be able to handle over 50 Voter Device Links at once</w:t>
-      </w:r>
-    </w:p>
-    <w:p>
-      <w:pPr>
-        <w:pStyle w:val="ListParagraph"/>
-        <w:numPr>
-          <w:ilvl w:val="0"/>
-          <w:numId w:val="3"/>
+        <w:t>must display an error message if the Voter has already voted</w:t>
+      </w:r>
+    </w:p>
+    <w:p>
+      <w:pPr>
+        <w:numPr>
+          <w:ilvl w:val="0"/>
+          <w:numId w:val="23"/>
         </w:numPr>
       </w:pPr>
       <w:r>
@@ -602,112 +658,217 @@
         <w:t xml:space="preserve">System </w:t>
       </w:r>
       <w:r>
-        <w:t xml:space="preserve">should respond to user inputs within a second of them being made </w:t>
-      </w:r>
-    </w:p>
-    <w:p>
-      <w:pPr>
-        <w:pStyle w:val="ListParagraph"/>
-      </w:pPr>
-    </w:p>
-    <w:p>
-      <w:pPr>
-        <w:pStyle w:val="ListParagraph"/>
-      </w:pPr>
-    </w:p>
-    <w:p>
-      <w:pPr>
-        <w:pStyle w:val="ListParagraph"/>
-      </w:pPr>
-    </w:p>
-    <w:p>
-      <w:pPr>
-        <w:pStyle w:val="ListParagraph"/>
-      </w:pPr>
-    </w:p>
-    <w:p>
-      <w:pPr>
-        <w:pStyle w:val="ListParagraph"/>
-      </w:pPr>
-    </w:p>
-    <w:p>
-      <w:pPr>
-        <w:pStyle w:val="ListParagraph"/>
-      </w:pPr>
-    </w:p>
-    <w:p>
-      <w:pPr>
-        <w:pStyle w:val="ListParagraph"/>
-      </w:pPr>
-    </w:p>
-    <w:p>
-      <w:pPr>
-        <w:pStyle w:val="ListParagraph"/>
-      </w:pPr>
-    </w:p>
-    <w:p>
-      <w:pPr>
-        <w:pStyle w:val="ListParagraph"/>
-      </w:pPr>
-    </w:p>
-    <w:p>
-      <w:pPr>
-        <w:pStyle w:val="ListParagraph"/>
-      </w:pPr>
-    </w:p>
-    <w:p>
-      <w:pPr>
-        <w:rPr>
-          <w:u w:val="single"/>
-        </w:rPr>
-      </w:pPr>
+        <w:t>must send a status message to the official if voter has already voted</w:t>
+      </w:r>
+    </w:p>
+    <w:p>
+      <w:pPr>
+        <w:numPr>
+          <w:ilvl w:val="0"/>
+          <w:numId w:val="23"/>
+        </w:numPr>
+      </w:pPr>
+      <w:r>
+        <w:rPr>
+          <w:color w:val="215E99" w:themeColor="text2" w:themeTint="BF"/>
+        </w:rPr>
+        <w:t xml:space="preserve">A Voter </w:t>
+      </w:r>
+      <w:r>
+        <w:t>must be able to scan a fingerprint using the scanner</w:t>
+      </w:r>
+    </w:p>
+    <w:p>
+      <w:pPr>
+        <w:numPr>
+          <w:ilvl w:val="0"/>
+          <w:numId w:val="23"/>
+        </w:numPr>
+      </w:pPr>
+      <w:r>
+        <w:rPr>
+          <w:color w:val="EE0000"/>
+        </w:rPr>
+        <w:t xml:space="preserve">System </w:t>
+      </w:r>
+      <w:r>
+        <w:t>must be able to accept a fingerprint from the scanner</w:t>
+      </w:r>
+    </w:p>
+    <w:p>
+      <w:pPr>
+        <w:numPr>
+          <w:ilvl w:val="0"/>
+          <w:numId w:val="23"/>
+        </w:numPr>
+      </w:pPr>
+      <w:r>
+        <w:rPr>
+          <w:color w:val="EE0000"/>
+        </w:rPr>
+        <w:t xml:space="preserve">System </w:t>
+      </w:r>
+      <w:r>
+        <w:t>must notify the Voter if the fingerprint scan is not a match</w:t>
+      </w:r>
+    </w:p>
+    <w:p>
+      <w:pPr>
+        <w:numPr>
+          <w:ilvl w:val="0"/>
+          <w:numId w:val="23"/>
+        </w:numPr>
+      </w:pPr>
+      <w:r>
+        <w:rPr>
+          <w:color w:val="EE0000"/>
+        </w:rPr>
+        <w:t xml:space="preserve">System </w:t>
+      </w:r>
+      <w:r>
+        <w:t>must give the Voter 3 attempts to authenticate using a fingerprint scan</w:t>
+      </w:r>
+    </w:p>
+    <w:p>
+      <w:pPr>
+        <w:numPr>
+          <w:ilvl w:val="0"/>
+          <w:numId w:val="23"/>
+        </w:numPr>
+      </w:pPr>
+      <w:r>
+        <w:rPr>
+          <w:color w:val="EE0000"/>
+        </w:rPr>
+        <w:t xml:space="preserve">System </w:t>
+      </w:r>
+      <w:r>
+        <w:t>must send status message to official if the Voter fails authentication 3 times</w:t>
+      </w:r>
+    </w:p>
+    <w:p>
+      <w:pPr>
+        <w:numPr>
+          <w:ilvl w:val="0"/>
+          <w:numId w:val="23"/>
+        </w:numPr>
+      </w:pPr>
+      <w:r>
+        <w:rPr>
+          <w:color w:val="EE0000"/>
+        </w:rPr>
+        <w:t xml:space="preserve">System </w:t>
+      </w:r>
+      <w:r>
+        <w:t>must lock the device after 3 failed authentication attempts and await an unlock command from the official</w:t>
+      </w:r>
+    </w:p>
+    <w:p>
+      <w:pPr>
+        <w:numPr>
+          <w:ilvl w:val="0"/>
+          <w:numId w:val="23"/>
+        </w:numPr>
+      </w:pPr>
+      <w:r>
+        <w:rPr>
+          <w:color w:val="EE0000"/>
+        </w:rPr>
+        <w:t xml:space="preserve">System </w:t>
+      </w:r>
+      <w:r>
+        <w:t>must not allow the ballot screen to be reached without prior successful authentication</w:t>
+      </w:r>
+    </w:p>
+    <w:p>
+      <w:pPr>
+        <w:numPr>
+          <w:ilvl w:val="0"/>
+          <w:numId w:val="23"/>
+        </w:numPr>
+      </w:pPr>
+      <w:r>
+        <w:rPr>
+          <w:color w:val="215E99" w:themeColor="text2" w:themeTint="BF"/>
+        </w:rPr>
+        <w:t xml:space="preserve">A Voter </w:t>
+      </w:r>
+      <w:r>
+        <w:t>must be able to select any candidate they choose and submit the vote</w:t>
+      </w:r>
+    </w:p>
+    <w:p>
+      <w:pPr>
+        <w:numPr>
+          <w:ilvl w:val="0"/>
+          <w:numId w:val="23"/>
+        </w:numPr>
+      </w:pPr>
+      <w:r>
+        <w:rPr>
+          <w:color w:val="EE0000"/>
+        </w:rPr>
+        <w:t xml:space="preserve">System </w:t>
+      </w:r>
+      <w:r>
+        <w:t xml:space="preserve">must send the vote to </w:t>
+      </w:r>
+      <w:r>
+        <w:t xml:space="preserve">the server to </w:t>
+      </w:r>
+      <w:r>
+        <w:t>be inserted into the database</w:t>
+      </w:r>
+    </w:p>
+    <w:p>
+      <w:pPr>
+        <w:numPr>
+          <w:ilvl w:val="0"/>
+          <w:numId w:val="23"/>
+        </w:numPr>
+      </w:pPr>
+      <w:r>
+        <w:rPr>
+          <w:color w:val="EE0000"/>
+        </w:rPr>
+        <w:t xml:space="preserve">System </w:t>
+      </w:r>
+      <w:r>
+        <w:t>must confirm to the voter that their vote has been successfully submitted</w:t>
+      </w:r>
+    </w:p>
+    <w:p>
+      <w:pPr>
+        <w:numPr>
+          <w:ilvl w:val="0"/>
+          <w:numId w:val="23"/>
+        </w:numPr>
+      </w:pPr>
+      <w:r>
+        <w:rPr>
+          <w:color w:val="EE0000"/>
+        </w:rPr>
+        <w:t xml:space="preserve">System </w:t>
+      </w:r>
+      <w:r>
+        <w:t>should validate proxy voter details before allowing a proxy vote to proceed</w:t>
+      </w:r>
+    </w:p>
+    <w:p>
       <w:r>
         <w:rPr>
           <w:b/>
           <w:bCs/>
         </w:rPr>
-        <w:t xml:space="preserve">Secure Vote App </w:t>
-      </w:r>
-      <w:r>
-        <w:rPr>
-          <w:u w:val="single"/>
-        </w:rPr>
-        <w:t xml:space="preserve">Functional Requirements </w:t>
-      </w:r>
-    </w:p>
-    <w:p>
-      <w:pPr>
-        <w:rPr>
-          <w:u w:val="single"/>
-        </w:rPr>
-      </w:pPr>
-    </w:p>
-    <w:p>
-      <w:pPr>
-        <w:pStyle w:val="ListParagraph"/>
-        <w:rPr>
-          <w:u w:val="single"/>
-        </w:rPr>
-      </w:pPr>
-    </w:p>
-    <w:p>
-      <w:pPr>
-        <w:pStyle w:val="ListParagraph"/>
-        <w:rPr>
-          <w:u w:val="single"/>
-        </w:rPr>
-      </w:pPr>
-    </w:p>
-    <w:p>
-      <w:pPr>
-        <w:pStyle w:val="ListParagraph"/>
-        <w:numPr>
-          <w:ilvl w:val="0"/>
-          <w:numId w:val="3"/>
-        </w:numPr>
-        <w:rPr>
-          <w:u w:val="single"/>
-        </w:rPr>
+        <w:t>Secure Vote App Non-Functional Requirements</w:t>
+      </w:r>
+    </w:p>
+    <w:p>
+      <w:pPr>
+        <w:numPr>
+          <w:ilvl w:val="0"/>
+          <w:numId w:val="24"/>
+        </w:numPr>
       </w:pPr>
       <w:r>
         <w:rPr>
@@ -716,40 +877,15 @@
         <w:t xml:space="preserve">System </w:t>
       </w:r>
       <w:r>
-        <w:t>must encrypt all information sent from itself to the server</w:t>
-      </w:r>
-    </w:p>
-    <w:p>
-      <w:pPr>
-        <w:pStyle w:val="ListParagraph"/>
-        <w:numPr>
-          <w:ilvl w:val="0"/>
-          <w:numId w:val="3"/>
-        </w:numPr>
-        <w:rPr>
-          <w:u w:val="single"/>
-        </w:rPr>
-      </w:pPr>
-      <w:r>
-        <w:rPr>
-          <w:color w:val="45B0E1" w:themeColor="accent1" w:themeTint="99"/>
-        </w:rPr>
-        <w:t xml:space="preserve">An Official </w:t>
-      </w:r>
-      <w:r>
-        <w:t>must be able to enter linking information into the app</w:t>
-      </w:r>
-    </w:p>
-    <w:p>
-      <w:pPr>
-        <w:pStyle w:val="ListParagraph"/>
-        <w:numPr>
-          <w:ilvl w:val="0"/>
-          <w:numId w:val="3"/>
-        </w:numPr>
-        <w:rPr>
-          <w:u w:val="single"/>
-        </w:rPr>
+        <w:t>must inform the user on issues with connection</w:t>
+      </w:r>
+    </w:p>
+    <w:p>
+      <w:pPr>
+        <w:numPr>
+          <w:ilvl w:val="0"/>
+          <w:numId w:val="24"/>
+        </w:numPr>
       </w:pPr>
       <w:r>
         <w:rPr>
@@ -758,97 +894,33 @@
         <w:t xml:space="preserve">System </w:t>
       </w:r>
       <w:r>
-        <w:t xml:space="preserve">must be able to send link request to the server </w:t>
-      </w:r>
-    </w:p>
-    <w:p>
-      <w:pPr>
-        <w:pStyle w:val="ListParagraph"/>
-        <w:numPr>
-          <w:ilvl w:val="0"/>
-          <w:numId w:val="3"/>
-        </w:numPr>
-        <w:rPr>
-          <w:u w:val="single"/>
-        </w:rPr>
-      </w:pPr>
-      <w:r>
-        <w:rPr>
-          <w:color w:val="45B0E1" w:themeColor="accent1" w:themeTint="99"/>
-        </w:rPr>
-        <w:t xml:space="preserve">A </w:t>
-      </w:r>
-      <w:r>
-        <w:rPr>
-          <w:color w:val="45B0E1" w:themeColor="accent1" w:themeTint="99"/>
-        </w:rPr>
-        <w:t>Voter</w:t>
-      </w:r>
-      <w:r>
-        <w:rPr>
-          <w:color w:val="45B0E1" w:themeColor="accent1" w:themeTint="99"/>
-        </w:rPr>
-        <w:t xml:space="preserve"> </w:t>
-      </w:r>
-      <w:r>
-        <w:t xml:space="preserve">must be able to </w:t>
-      </w:r>
-      <w:r>
-        <w:t xml:space="preserve">select Personal Vote or Proxy Vote options to vote </w:t>
-      </w:r>
-    </w:p>
-    <w:p>
-      <w:pPr>
-        <w:pStyle w:val="ListParagraph"/>
-        <w:numPr>
-          <w:ilvl w:val="0"/>
-          <w:numId w:val="3"/>
-        </w:numPr>
-        <w:rPr>
-          <w:u w:val="single"/>
-        </w:rPr>
-      </w:pPr>
-      <w:r>
-        <w:rPr>
-          <w:color w:val="45B0E1" w:themeColor="accent1" w:themeTint="99"/>
-        </w:rPr>
-        <w:t xml:space="preserve">A Voter </w:t>
-      </w:r>
-      <w:r>
-        <w:t xml:space="preserve">must be able to enter in voting information into text fields </w:t>
-      </w:r>
-    </w:p>
-    <w:p>
-      <w:pPr>
-        <w:pStyle w:val="ListParagraph"/>
-        <w:numPr>
-          <w:ilvl w:val="0"/>
-          <w:numId w:val="3"/>
-        </w:numPr>
-        <w:rPr>
-          <w:u w:val="single"/>
-        </w:rPr>
-      </w:pPr>
-      <w:r>
-        <w:rPr>
-          <w:color w:val="EE0000"/>
-        </w:rPr>
+        <w:t>must work on Windows and Mac laptops and Desktops</w:t>
+      </w:r>
+    </w:p>
+    <w:p>
+      <w:pPr>
+        <w:numPr>
+          <w:ilvl w:val="0"/>
+          <w:numId w:val="24"/>
+        </w:numPr>
+      </w:pPr>
+      <w:r>
+        <w:rPr>
+          <w:color w:val="EE0000"/>
+        </w:rPr>
+        <w:lastRenderedPageBreak/>
         <w:t xml:space="preserve">System </w:t>
       </w:r>
       <w:r>
-        <w:t>must give examples of information format to enter into text fields</w:t>
-      </w:r>
-    </w:p>
-    <w:p>
-      <w:pPr>
-        <w:pStyle w:val="ListParagraph"/>
-        <w:numPr>
-          <w:ilvl w:val="0"/>
-          <w:numId w:val="3"/>
-        </w:numPr>
-        <w:rPr>
-          <w:u w:val="single"/>
-        </w:rPr>
+        <w:t>must be able to link to an official</w:t>
+      </w:r>
+    </w:p>
+    <w:p>
+      <w:pPr>
+        <w:numPr>
+          <w:ilvl w:val="0"/>
+          <w:numId w:val="24"/>
+        </w:numPr>
       </w:pPr>
       <w:r>
         <w:rPr>
@@ -857,19 +929,15 @@
         <w:t xml:space="preserve">System </w:t>
       </w:r>
       <w:r>
-        <w:t xml:space="preserve">must display an error message if the Voter has already voted </w:t>
-      </w:r>
-    </w:p>
-    <w:p>
-      <w:pPr>
-        <w:pStyle w:val="ListParagraph"/>
-        <w:numPr>
-          <w:ilvl w:val="0"/>
-          <w:numId w:val="3"/>
-        </w:numPr>
-        <w:rPr>
-          <w:u w:val="single"/>
-        </w:rPr>
+        <w:t>must enforce the device lock state across all screens at all times</w:t>
+      </w:r>
+    </w:p>
+    <w:p>
+      <w:pPr>
+        <w:numPr>
+          <w:ilvl w:val="0"/>
+          <w:numId w:val="24"/>
+        </w:numPr>
       </w:pPr>
       <w:r>
         <w:rPr>
@@ -878,40 +946,15 @@
         <w:t xml:space="preserve">System </w:t>
       </w:r>
       <w:r>
-        <w:t>must send a status message to the official if voter has already voted</w:t>
-      </w:r>
-    </w:p>
-    <w:p>
-      <w:pPr>
-        <w:pStyle w:val="ListParagraph"/>
-        <w:numPr>
-          <w:ilvl w:val="0"/>
-          <w:numId w:val="3"/>
-        </w:numPr>
-        <w:rPr>
-          <w:u w:val="single"/>
-        </w:rPr>
-      </w:pPr>
-      <w:r>
-        <w:rPr>
-          <w:color w:val="45B0E1" w:themeColor="accent1" w:themeTint="99"/>
-        </w:rPr>
-        <w:t>A Voter</w:t>
-      </w:r>
-      <w:r>
-        <w:t xml:space="preserve"> must be able to scan a fingerprint using the scanner</w:t>
-      </w:r>
-    </w:p>
-    <w:p>
-      <w:pPr>
-        <w:pStyle w:val="ListParagraph"/>
-        <w:numPr>
-          <w:ilvl w:val="0"/>
-          <w:numId w:val="3"/>
-        </w:numPr>
-        <w:rPr>
-          <w:u w:val="single"/>
-        </w:rPr>
+        <w:t>should comply with data protection laws</w:t>
+      </w:r>
+    </w:p>
+    <w:p>
+      <w:pPr>
+        <w:numPr>
+          <w:ilvl w:val="0"/>
+          <w:numId w:val="24"/>
+        </w:numPr>
       </w:pPr>
       <w:r>
         <w:rPr>
@@ -920,155 +963,30 @@
         <w:t xml:space="preserve">System </w:t>
       </w:r>
       <w:r>
-        <w:t xml:space="preserve">must be able to accept a fingerprint from the scanner </w:t>
-      </w:r>
-    </w:p>
-    <w:p>
-      <w:pPr>
-        <w:pStyle w:val="ListParagraph"/>
-        <w:numPr>
-          <w:ilvl w:val="0"/>
-          <w:numId w:val="3"/>
-        </w:numPr>
-        <w:rPr>
-          <w:u w:val="single"/>
-        </w:rPr>
-      </w:pPr>
-      <w:r>
-        <w:rPr>
-          <w:color w:val="EE0000"/>
-        </w:rPr>
-        <w:t>S</w:t>
-      </w:r>
-      <w:r>
-        <w:rPr>
-          <w:color w:val="EE0000"/>
-        </w:rPr>
-        <w:t xml:space="preserve">ystem </w:t>
-      </w:r>
-      <w:r>
-        <w:t>must notify the Voter if the fingerprint scan is not a match</w:t>
-      </w:r>
-    </w:p>
-    <w:p>
-      <w:pPr>
-        <w:pStyle w:val="ListParagraph"/>
-        <w:numPr>
-          <w:ilvl w:val="0"/>
-          <w:numId w:val="3"/>
-        </w:numPr>
-        <w:rPr>
-          <w:u w:val="single"/>
-        </w:rPr>
-      </w:pPr>
-      <w:r>
-        <w:rPr>
-          <w:color w:val="EE0000"/>
-        </w:rPr>
-        <w:t xml:space="preserve">System </w:t>
-      </w:r>
-      <w:r>
-        <w:t xml:space="preserve">must give the Voter 3 attempts to authenticate using a fingerprint scan </w:t>
-      </w:r>
-    </w:p>
-    <w:p>
-      <w:pPr>
-        <w:pStyle w:val="ListParagraph"/>
-        <w:numPr>
-          <w:ilvl w:val="0"/>
-          <w:numId w:val="3"/>
-        </w:numPr>
-        <w:rPr>
-          <w:u w:val="single"/>
-        </w:rPr>
-      </w:pPr>
-      <w:r>
-        <w:rPr>
-          <w:color w:val="EE0000"/>
-        </w:rPr>
-        <w:t xml:space="preserve">System </w:t>
-      </w:r>
-      <w:r>
-        <w:t>must send status message to official if the Voter fails the authentication 3 times</w:t>
-      </w:r>
-    </w:p>
-    <w:p>
-      <w:pPr>
-        <w:pStyle w:val="ListParagraph"/>
-        <w:numPr>
-          <w:ilvl w:val="0"/>
-          <w:numId w:val="3"/>
-        </w:numPr>
-        <w:rPr>
-          <w:u w:val="single"/>
-        </w:rPr>
-      </w:pPr>
-      <w:r>
-        <w:rPr>
-          <w:color w:val="45B0E1" w:themeColor="accent1" w:themeTint="99"/>
-        </w:rPr>
-        <w:t xml:space="preserve">A Voter </w:t>
-      </w:r>
-      <w:r>
-        <w:t xml:space="preserve">must be able to </w:t>
-      </w:r>
-      <w:r>
-        <w:t>select</w:t>
-      </w:r>
-      <w:r>
-        <w:t xml:space="preserve"> any candidate they chose </w:t>
-      </w:r>
-      <w:r>
-        <w:t xml:space="preserve">and submit the vote </w:t>
-      </w:r>
-    </w:p>
-    <w:p>
-      <w:pPr>
-        <w:pStyle w:val="ListParagraph"/>
-        <w:numPr>
-          <w:ilvl w:val="0"/>
-          <w:numId w:val="3"/>
-        </w:numPr>
-        <w:rPr>
-          <w:u w:val="single"/>
-        </w:rPr>
-      </w:pPr>
-      <w:r>
-        <w:rPr>
-          <w:color w:val="EE0000"/>
-        </w:rPr>
-        <w:t xml:space="preserve">System </w:t>
-      </w:r>
-      <w:r>
-        <w:t xml:space="preserve">must send the vote to be inserted into the database </w:t>
-      </w:r>
-    </w:p>
-    <w:p>
-      <w:pPr>
-        <w:rPr>
-          <w:u w:val="single"/>
-        </w:rPr>
-      </w:pPr>
+        <w:t>should respond to user inputs within a second of them being made</w:t>
+      </w:r>
+    </w:p>
+    <w:p>
+      <w:r>
+        <w:pict w14:anchorId="2A3CDEA6">
+          <v:rect id="_x0000_i1026" style="width:0;height:1.5pt" o:hralign="center" o:hrstd="t" o:hr="t" fillcolor="#a0a0a0" stroked="f"/>
+        </w:pict>
+      </w:r>
+    </w:p>
+    <w:p>
       <w:r>
         <w:rPr>
           <w:b/>
           <w:bCs/>
         </w:rPr>
-        <w:t xml:space="preserve">Secure Vote App </w:t>
-      </w:r>
-      <w:r>
-        <w:rPr>
-          <w:u w:val="single"/>
-        </w:rPr>
-        <w:t>Non-Functional Requirements</w:t>
-      </w:r>
-    </w:p>
-    <w:p>
-      <w:pPr>
-        <w:pStyle w:val="ListParagraph"/>
-        <w:numPr>
-          <w:ilvl w:val="0"/>
-          <w:numId w:val="4"/>
+        <w:t>Server Functional Requirements</w:t>
+      </w:r>
+    </w:p>
+    <w:p>
+      <w:pPr>
+        <w:numPr>
+          <w:ilvl w:val="0"/>
+          <w:numId w:val="25"/>
         </w:numPr>
       </w:pPr>
       <w:r>
@@ -1078,15 +996,14 @@
         <w:t xml:space="preserve">System </w:t>
       </w:r>
       <w:r>
-        <w:t xml:space="preserve">must inform the user on issues with connection </w:t>
-      </w:r>
-    </w:p>
-    <w:p>
-      <w:pPr>
-        <w:pStyle w:val="ListParagraph"/>
-        <w:numPr>
-          <w:ilvl w:val="0"/>
-          <w:numId w:val="4"/>
+        <w:t>must be able to decrypt information from Officials and Voter apps</w:t>
+      </w:r>
+    </w:p>
+    <w:p>
+      <w:pPr>
+        <w:numPr>
+          <w:ilvl w:val="0"/>
+          <w:numId w:val="25"/>
         </w:numPr>
       </w:pPr>
       <w:r>
@@ -1096,15 +1013,14 @@
         <w:t xml:space="preserve">System </w:t>
       </w:r>
       <w:r>
-        <w:t>must work on Windows and Mac laptops and Desktops</w:t>
-      </w:r>
-    </w:p>
-    <w:p>
-      <w:pPr>
-        <w:pStyle w:val="ListParagraph"/>
-        <w:numPr>
-          <w:ilvl w:val="0"/>
-          <w:numId w:val="4"/>
+        <w:t>must be able to encrypt information before sending it to Officials and Voter apps</w:t>
+      </w:r>
+    </w:p>
+    <w:p>
+      <w:pPr>
+        <w:numPr>
+          <w:ilvl w:val="0"/>
+          <w:numId w:val="25"/>
         </w:numPr>
       </w:pPr>
       <w:r>
@@ -1114,15 +1030,14 @@
         <w:t xml:space="preserve">System </w:t>
       </w:r>
       <w:r>
-        <w:t>should comply with data protection laws</w:t>
-      </w:r>
-    </w:p>
-    <w:p>
-      <w:pPr>
-        <w:pStyle w:val="ListParagraph"/>
-        <w:numPr>
-          <w:ilvl w:val="0"/>
-          <w:numId w:val="4"/>
+        <w:t>must be able to create continuous connections with Official and Voter apps</w:t>
+      </w:r>
+    </w:p>
+    <w:p>
+      <w:pPr>
+        <w:numPr>
+          <w:ilvl w:val="0"/>
+          <w:numId w:val="25"/>
         </w:numPr>
       </w:pPr>
       <w:r>
@@ -1132,15 +1047,14 @@
         <w:t xml:space="preserve">System </w:t>
       </w:r>
       <w:r>
-        <w:t xml:space="preserve">Must be able to link to an official </w:t>
-      </w:r>
-    </w:p>
-    <w:p>
-      <w:pPr>
-        <w:pStyle w:val="ListParagraph"/>
-        <w:numPr>
-          <w:ilvl w:val="0"/>
-          <w:numId w:val="4"/>
+        <w:t>must include API endpoints to ensure structured communication with Official and Voter apps</w:t>
+      </w:r>
+    </w:p>
+    <w:p>
+      <w:pPr>
+        <w:numPr>
+          <w:ilvl w:val="0"/>
+          <w:numId w:val="25"/>
         </w:numPr>
       </w:pPr>
       <w:r>
@@ -1150,7 +1064,269 @@
         <w:t xml:space="preserve">System </w:t>
       </w:r>
       <w:r>
-        <w:t xml:space="preserve">should respond to user inputs within a second of them being made </w:t>
+        <w:t>must define what election is currently being voted on</w:t>
+      </w:r>
+    </w:p>
+    <w:p>
+      <w:pPr>
+        <w:numPr>
+          <w:ilvl w:val="0"/>
+          <w:numId w:val="25"/>
+        </w:numPr>
+      </w:pPr>
+      <w:r>
+        <w:rPr>
+          <w:color w:val="EE0000"/>
+        </w:rPr>
+        <w:t xml:space="preserve">System </w:t>
+      </w:r>
+      <w:r>
+        <w:t>must prevent duplicate vote</w:t>
+      </w:r>
+      <w:r>
+        <w:t>r</w:t>
+      </w:r>
+      <w:r>
+        <w:t>s and reject any submission from a voter already marked as having voted</w:t>
+      </w:r>
+    </w:p>
+    <w:p>
+      <w:pPr>
+        <w:numPr>
+          <w:ilvl w:val="0"/>
+          <w:numId w:val="25"/>
+        </w:numPr>
+      </w:pPr>
+      <w:r>
+        <w:rPr>
+          <w:color w:val="EE0000"/>
+        </w:rPr>
+        <w:t xml:space="preserve">System </w:t>
+      </w:r>
+      <w:r>
+        <w:t>must store votes and voter identity records separately so that no vote can be traced back to an individual</w:t>
+      </w:r>
+    </w:p>
+    <w:p>
+      <w:pPr>
+        <w:numPr>
+          <w:ilvl w:val="0"/>
+          <w:numId w:val="25"/>
+        </w:numPr>
+      </w:pPr>
+      <w:r>
+        <w:rPr>
+          <w:color w:val="EE0000"/>
+        </w:rPr>
+        <w:t xml:space="preserve">System </w:t>
+      </w:r>
+      <w:r>
+        <w:t>must verify voter fingerprints against stored templates during authentication</w:t>
+      </w:r>
+    </w:p>
+    <w:p>
+      <w:pPr>
+        <w:numPr>
+          <w:ilvl w:val="0"/>
+          <w:numId w:val="25"/>
+        </w:numPr>
+      </w:pPr>
+      <w:r>
+        <w:rPr>
+          <w:color w:val="EE0000"/>
+        </w:rPr>
+        <w:t xml:space="preserve">System </w:t>
+      </w:r>
+      <w:r>
+        <w:t>must distribute lock and unlock commands to the correct linked Voting Devices</w:t>
+      </w:r>
+    </w:p>
+    <w:p>
+      <w:pPr>
+        <w:numPr>
+          <w:ilvl w:val="0"/>
+          <w:numId w:val="25"/>
+        </w:numPr>
+      </w:pPr>
+      <w:r>
+        <w:rPr>
+          <w:color w:val="EE0000"/>
+        </w:rPr>
+        <w:t xml:space="preserve">System </w:t>
+      </w:r>
+      <w:r>
+        <w:t>must delete or anonymise biometric data after a defined retention period in line with UK GDPR</w:t>
+      </w:r>
+    </w:p>
+    <w:p>
+      <w:pPr>
+        <w:numPr>
+          <w:ilvl w:val="0"/>
+          <w:numId w:val="25"/>
+        </w:numPr>
+      </w:pPr>
+      <w:r>
+        <w:rPr>
+          <w:color w:val="EE0000"/>
+        </w:rPr>
+        <w:t xml:space="preserve">System </w:t>
+      </w:r>
+      <w:r>
+        <w:t>should maintain an audit log of all security-relevant events without compromising ballot anonymity</w:t>
+      </w:r>
+    </w:p>
+    <w:p>
+      <w:pPr>
+        <w:numPr>
+          <w:ilvl w:val="0"/>
+          <w:numId w:val="25"/>
+        </w:numPr>
+      </w:pPr>
+      <w:r>
+        <w:rPr>
+          <w:color w:val="EE0000"/>
+        </w:rPr>
+        <w:t xml:space="preserve">System </w:t>
+      </w:r>
+      <w:r>
+        <w:t>must prevent the same official account from being active on more than one device at a time</w:t>
+      </w:r>
+    </w:p>
+    <w:p>
+      <w:pPr>
+        <w:numPr>
+          <w:ilvl w:val="0"/>
+          <w:numId w:val="25"/>
+        </w:numPr>
+      </w:pPr>
+      <w:r>
+        <w:rPr>
+          <w:color w:val="EE0000"/>
+        </w:rPr>
+        <w:t xml:space="preserve">System </w:t>
+      </w:r>
+      <w:r>
+        <w:rPr>
+          <w:color w:val="000000" w:themeColor="text1"/>
+        </w:rPr>
+        <w:t xml:space="preserve">must be able to </w:t>
+      </w:r>
+      <w:r>
+        <w:rPr>
+          <w:color w:val="000000" w:themeColor="text1"/>
+        </w:rPr>
+        <w:t xml:space="preserve">find duplicate fingerprints, group them together and send that information to official on request </w:t>
+      </w:r>
+    </w:p>
+    <w:p>
+      <w:r>
+        <w:rPr>
+          <w:b/>
+          <w:bCs/>
+        </w:rPr>
+        <w:t>Server Non-Functional Requirements</w:t>
+      </w:r>
+    </w:p>
+    <w:p>
+      <w:pPr>
+        <w:numPr>
+          <w:ilvl w:val="0"/>
+          <w:numId w:val="26"/>
+        </w:numPr>
+      </w:pPr>
+      <w:r>
+        <w:rPr>
+          <w:color w:val="EE0000"/>
+        </w:rPr>
+        <w:t xml:space="preserve">System </w:t>
+      </w:r>
+      <w:r>
+        <w:t>must be able to perform decryption of data in a reasonable time</w:t>
+      </w:r>
+    </w:p>
+    <w:p>
+      <w:pPr>
+        <w:numPr>
+          <w:ilvl w:val="0"/>
+          <w:numId w:val="26"/>
+        </w:numPr>
+      </w:pPr>
+      <w:r>
+        <w:rPr>
+          <w:color w:val="EE0000"/>
+        </w:rPr>
+        <w:t xml:space="preserve">System </w:t>
+      </w:r>
+      <w:r>
+        <w:t>must be able to manage over 10,000 continuous connections</w:t>
+      </w:r>
+    </w:p>
+    <w:p>
+      <w:pPr>
+        <w:numPr>
+          <w:ilvl w:val="0"/>
+          <w:numId w:val="26"/>
+        </w:numPr>
+      </w:pPr>
+      <w:r>
+        <w:rPr>
+          <w:color w:val="EE0000"/>
+        </w:rPr>
+        <w:t xml:space="preserve">System </w:t>
+      </w:r>
+      <w:r>
+        <w:t>must be able to respond to API requests in a reasonable time depending on workload</w:t>
+      </w:r>
+    </w:p>
+    <w:p>
+      <w:pPr>
+        <w:numPr>
+          <w:ilvl w:val="0"/>
+          <w:numId w:val="26"/>
+        </w:numPr>
+      </w:pPr>
+      <w:r>
+        <w:rPr>
+          <w:color w:val="EE0000"/>
+        </w:rPr>
+        <w:t xml:space="preserve">System </w:t>
+      </w:r>
+      <w:r>
+        <w:t>must assign JWT tokens to all connections made with it</w:t>
+      </w:r>
+    </w:p>
+    <w:p>
+      <w:pPr>
+        <w:numPr>
+          <w:ilvl w:val="0"/>
+          <w:numId w:val="26"/>
+        </w:numPr>
+      </w:pPr>
+      <w:r>
+        <w:rPr>
+          <w:color w:val="EE0000"/>
+        </w:rPr>
+        <w:t xml:space="preserve">System </w:t>
+      </w:r>
+      <w:r>
+        <w:t>must fail safely if encryption keys are unavailable or invalid</w:t>
+      </w:r>
+    </w:p>
+    <w:p>
+      <w:pPr>
+        <w:numPr>
+          <w:ilvl w:val="0"/>
+          <w:numId w:val="26"/>
+        </w:numPr>
+      </w:pPr>
+      <w:r>
+        <w:rPr>
+          <w:color w:val="EE0000"/>
+        </w:rPr>
+        <w:t xml:space="preserve">System </w:t>
+      </w:r>
+      <w:r>
+        <w:t>should refresh JWT tokens every 8 hours</w:t>
       </w:r>
     </w:p>
     <w:p/>
@@ -1165,259 +1341,442 @@
     <w:p/>
     <w:p/>
     <w:p/>
-    <w:p>
-      <w:pPr>
-        <w:rPr>
-          <w:u w:val="single"/>
-        </w:rPr>
-      </w:pPr>
+    <w:p/>
+    <w:p/>
+    <w:p/>
+    <w:p/>
+    <w:p/>
+    <w:p/>
+    <w:p/>
+    <w:p/>
+    <w:p/>
+    <w:p/>
+    <w:p/>
+    <w:p/>
+    <w:p/>
+    <w:p/>
+    <w:p/>
+    <w:p/>
+    <w:p/>
+    <w:p/>
+    <w:p/>
+    <w:p>
       <w:r>
         <w:rPr>
           <w:b/>
           <w:bCs/>
         </w:rPr>
-        <w:t xml:space="preserve">Server </w:t>
-      </w:r>
-      <w:r>
-        <w:rPr>
-          <w:u w:val="single"/>
-        </w:rPr>
-        <w:t xml:space="preserve">Functional requirements </w:t>
-      </w:r>
-    </w:p>
-    <w:p>
-      <w:pPr>
-        <w:pStyle w:val="ListParagraph"/>
-        <w:numPr>
-          <w:ilvl w:val="0"/>
-          <w:numId w:val="6"/>
-        </w:numPr>
-      </w:pPr>
-      <w:r>
-        <w:rPr>
-          <w:color w:val="EE0000"/>
-        </w:rPr>
-        <w:t xml:space="preserve">System </w:t>
-      </w:r>
-      <w:r>
-        <w:t>must be able to decrypt information from Officials and Voter apps</w:t>
-      </w:r>
-    </w:p>
-    <w:p>
-      <w:pPr>
-        <w:pStyle w:val="ListParagraph"/>
-        <w:numPr>
-          <w:ilvl w:val="0"/>
-          <w:numId w:val="6"/>
-        </w:numPr>
-      </w:pPr>
-      <w:r>
-        <w:rPr>
-          <w:color w:val="EE0000"/>
-        </w:rPr>
-        <w:t xml:space="preserve">System </w:t>
-      </w:r>
-      <w:r>
-        <w:t>must be able to encrypt information before sending it to Officials and Voter apps</w:t>
-      </w:r>
-    </w:p>
-    <w:p>
-      <w:pPr>
-        <w:pStyle w:val="ListParagraph"/>
-        <w:numPr>
-          <w:ilvl w:val="0"/>
-          <w:numId w:val="6"/>
-        </w:numPr>
-      </w:pPr>
-      <w:r>
-        <w:rPr>
-          <w:color w:val="EE0000"/>
-        </w:rPr>
-        <w:t xml:space="preserve">System </w:t>
-      </w:r>
-      <w:r>
-        <w:t xml:space="preserve">must be able to create continuous connections with Official and Voter apps </w:t>
-      </w:r>
-    </w:p>
-    <w:p>
-      <w:pPr>
-        <w:pStyle w:val="ListParagraph"/>
-        <w:numPr>
-          <w:ilvl w:val="0"/>
-          <w:numId w:val="6"/>
-        </w:numPr>
-      </w:pPr>
-      <w:r>
-        <w:rPr>
-          <w:color w:val="EE0000"/>
-        </w:rPr>
-        <w:t xml:space="preserve">System </w:t>
-      </w:r>
-      <w:r>
-        <w:t xml:space="preserve">must include API end points to ensure structured communication with Official and Voter apps </w:t>
-      </w:r>
-    </w:p>
-    <w:p>
-      <w:pPr>
-        <w:pStyle w:val="ListParagraph"/>
-        <w:numPr>
-          <w:ilvl w:val="0"/>
-          <w:numId w:val="6"/>
-        </w:numPr>
-        <w:rPr>
-          <w:u w:val="single"/>
-        </w:rPr>
-      </w:pPr>
-      <w:r>
-        <w:rPr>
-          <w:color w:val="EE0000"/>
-        </w:rPr>
-        <w:t xml:space="preserve">System </w:t>
-      </w:r>
-      <w:r>
-        <w:t>must define what election is currently being voted on</w:t>
-      </w:r>
-    </w:p>
-    <w:p>
-      <w:pPr>
-        <w:pStyle w:val="ListParagraph"/>
-        <w:rPr>
-          <w:u w:val="single"/>
-        </w:rPr>
-      </w:pPr>
-    </w:p>
-    <w:p>
-      <w:pPr>
-        <w:rPr>
-          <w:u w:val="single"/>
-        </w:rPr>
-      </w:pPr>
-      <w:r>
+        <w:lastRenderedPageBreak/>
+        <w:t>Voter User Stories</w:t>
+      </w:r>
+    </w:p>
+    <w:p>
+      <w:r>
+        <w:rPr>
+          <w:color w:val="215E99" w:themeColor="text2" w:themeTint="BF"/>
+        </w:rPr>
+        <w:t>As a voter</w:t>
+      </w:r>
+      <w:r>
+        <w:t xml:space="preserve">, I want to choose between casting a Personal Vote or a Proxy Vote at the start of the process, so that I can </w:t>
+      </w:r>
+      <w:r>
+        <w:t xml:space="preserve">cast a </w:t>
+      </w:r>
+      <w:r>
+        <w:t xml:space="preserve">vote in the way </w:t>
+      </w:r>
+      <w:r>
+        <w:t>I am legally allowed to</w:t>
+      </w:r>
+      <w:r>
+        <w:t>.</w:t>
+      </w:r>
+    </w:p>
+    <w:p>
+      <w:r>
+        <w:rPr>
+          <w:color w:val="215E99" w:themeColor="text2" w:themeTint="BF"/>
+        </w:rPr>
+        <w:t>As a voter</w:t>
+      </w:r>
+      <w:r>
+        <w:t xml:space="preserve">, I want to enter my personal details into clearly labelled text fields with guidance on the expected format, so that I can </w:t>
+      </w:r>
+      <w:r>
+        <w:t xml:space="preserve">proceed to authenticate myself biometrically </w:t>
+      </w:r>
+      <w:r>
+        <w:t>.</w:t>
+      </w:r>
+    </w:p>
+    <w:p>
+      <w:r>
+        <w:rPr>
+          <w:color w:val="215E99" w:themeColor="text2" w:themeTint="BF"/>
+        </w:rPr>
+        <w:t>As a voter</w:t>
+      </w:r>
+      <w:r>
+        <w:t xml:space="preserve">, I want to scan my fingerprint to verify my identity, so that the system can </w:t>
+      </w:r>
+      <w:r>
+        <w:t>verify</w:t>
+      </w:r>
+      <w:r>
+        <w:t xml:space="preserve"> I am a registered voter and prevent anyone else from casting a vote in my name.</w:t>
+      </w:r>
+    </w:p>
+    <w:p>
+      <w:r>
+        <w:rPr>
+          <w:color w:val="215E99" w:themeColor="text2" w:themeTint="BF"/>
+        </w:rPr>
+        <w:t>As a voter</w:t>
+      </w:r>
+      <w:r>
+        <w:t>, I want to be clearly informed if my fingerprint does not match and be given up to three attempts to authenticate, so that a failed scan due to a poor read does not immediately deny me my right to vote.</w:t>
+      </w:r>
+      <w:r>
+        <w:t xml:space="preserve"> </w:t>
+      </w:r>
+    </w:p>
+    <w:p>
+      <w:r>
+        <w:rPr>
+          <w:color w:val="215E99" w:themeColor="text2" w:themeTint="BF"/>
+        </w:rPr>
+        <w:t>As a voter</w:t>
+      </w:r>
+      <w:r>
+        <w:t>, I want to be offered an alternative method of verification if I am unable to successfully authenticate using my fingerprint after three attempts, so that a physical limitation does not prevent me from exercising my right to vote.</w:t>
+      </w:r>
+    </w:p>
+    <w:p>
+      <w:r>
+        <w:rPr>
+          <w:color w:val="215E99" w:themeColor="text2" w:themeTint="BF"/>
+        </w:rPr>
+        <w:t>As a voter</w:t>
+      </w:r>
+      <w:r>
+        <w:t>, I want to view a clear list of candidates and select the one I wish to vote for, so that I can cast my ballot simply and without confusion.</w:t>
+      </w:r>
+    </w:p>
+    <w:p>
+      <w:r>
+        <w:rPr>
+          <w:color w:val="215E99" w:themeColor="text2" w:themeTint="BF"/>
+        </w:rPr>
+        <w:t>As a voter</w:t>
+      </w:r>
+      <w:r>
+        <w:t>, I want to receive a clear confirmation message once my vote has been submitted, so that I can be confident my vote has been recorded and the process is complete.</w:t>
+      </w:r>
+    </w:p>
+    <w:p>
+      <w:r>
+        <w:rPr>
+          <w:color w:val="215E99" w:themeColor="text2" w:themeTint="BF"/>
+        </w:rPr>
+        <w:t xml:space="preserve">As a voter </w:t>
+      </w:r>
+      <w:r>
+        <w:t>acting as a proxy, I want to enter the details of the person I am voting on behalf of, so that their vote can be correctly recorded in line with the proxy arrangement.</w:t>
+      </w:r>
+    </w:p>
+    <w:p>
+      <w:r>
+        <w:pict w14:anchorId="6F187EAC">
+          <v:rect id="_x0000_i1033" style="width:0;height:1.5pt" o:hralign="center" o:hrstd="t" o:hr="t" fillcolor="#a0a0a0" stroked="f"/>
+        </w:pict>
+      </w:r>
+    </w:p>
+    <w:p>
+      <w:pPr>
         <w:rPr>
           <w:b/>
           <w:bCs/>
         </w:rPr>
-        <w:t xml:space="preserve">Server </w:t>
-      </w:r>
-      <w:r>
-        <w:rPr>
-          <w:u w:val="single"/>
-        </w:rPr>
-        <w:t>Non-Functional Requirements</w:t>
-      </w:r>
-    </w:p>
-    <w:p>
-      <w:pPr>
-        <w:pStyle w:val="ListParagraph"/>
-        <w:numPr>
-          <w:ilvl w:val="0"/>
-          <w:numId w:val="7"/>
-        </w:numPr>
+      </w:pPr>
+      <w:r>
         <w:rPr>
           <w:b/>
           <w:bCs/>
         </w:rPr>
-      </w:pPr>
-      <w:r>
-        <w:rPr>
-          <w:color w:val="EE0000"/>
-        </w:rPr>
-        <w:t xml:space="preserve">System </w:t>
-      </w:r>
-      <w:r>
-        <w:t>must be able to perform decryption of data in a reasonable time</w:t>
-      </w:r>
-    </w:p>
-    <w:p>
-      <w:pPr>
-        <w:pStyle w:val="ListParagraph"/>
-        <w:numPr>
-          <w:ilvl w:val="0"/>
-          <w:numId w:val="7"/>
-        </w:numPr>
-      </w:pPr>
-      <w:r>
-        <w:rPr>
-          <w:color w:val="EE0000"/>
-        </w:rPr>
-        <w:t xml:space="preserve">System </w:t>
-      </w:r>
-      <w:r>
-        <w:t>must be able to manage over 10000 continuous connections</w:t>
-      </w:r>
-    </w:p>
-    <w:p>
-      <w:pPr>
-        <w:pStyle w:val="ListParagraph"/>
-        <w:numPr>
-          <w:ilvl w:val="0"/>
-          <w:numId w:val="7"/>
-        </w:numPr>
-      </w:pPr>
-      <w:r>
-        <w:rPr>
-          <w:color w:val="EE0000"/>
-        </w:rPr>
-        <w:t xml:space="preserve">System </w:t>
-      </w:r>
-      <w:r>
-        <w:t xml:space="preserve">must be able to respond to Api requests in a reasonable time depending on </w:t>
-      </w:r>
-      <w:r>
-        <w:t>workload</w:t>
-      </w:r>
-    </w:p>
-    <w:p>
-      <w:pPr>
-        <w:pStyle w:val="ListParagraph"/>
-        <w:numPr>
-          <w:ilvl w:val="0"/>
-          <w:numId w:val="7"/>
-        </w:numPr>
-      </w:pPr>
-      <w:r>
-        <w:rPr>
-          <w:color w:val="EE0000"/>
-        </w:rPr>
-        <w:t xml:space="preserve">System </w:t>
-      </w:r>
-      <w:r>
-        <w:t xml:space="preserve">must assign JWT tokens to all connections made with it </w:t>
-      </w:r>
-    </w:p>
-    <w:p>
-      <w:pPr>
-        <w:pStyle w:val="ListParagraph"/>
-        <w:numPr>
-          <w:ilvl w:val="0"/>
-          <w:numId w:val="7"/>
-        </w:numPr>
-      </w:pPr>
-      <w:r>
-        <w:rPr>
-          <w:color w:val="EE0000"/>
-        </w:rPr>
-        <w:t xml:space="preserve">System </w:t>
-      </w:r>
-      <w:r>
-        <w:t xml:space="preserve">should refresh JWT tokens every 8 hours </w:t>
-      </w:r>
-    </w:p>
-    <w:p>
-      <w:pPr>
-        <w:pStyle w:val="ListParagraph"/>
-      </w:pPr>
-    </w:p>
-    <w:p>
-      <w:pPr>
-        <w:pStyle w:val="ListParagraph"/>
-      </w:pPr>
-    </w:p>
-    <w:p>
-      <w:r>
-        <w:br/>
-      </w:r>
-    </w:p>
+        <w:t>Official User Stories</w:t>
+      </w:r>
+    </w:p>
+    <w:p>
+      <w:r>
+        <w:rPr>
+          <w:color w:val="EE0000"/>
+        </w:rPr>
+        <w:t>As a</w:t>
+      </w:r>
+      <w:r>
+        <w:rPr>
+          <w:color w:val="EE0000"/>
+        </w:rPr>
+        <w:t>n Official</w:t>
+      </w:r>
+      <w:r>
+        <w:t xml:space="preserve">, I want to link </w:t>
+      </w:r>
+      <w:r>
+        <w:t>a</w:t>
+      </w:r>
+      <w:r>
+        <w:t xml:space="preserve"> voting device to my </w:t>
+      </w:r>
+      <w:r>
+        <w:t xml:space="preserve">assigned </w:t>
+      </w:r>
+      <w:r>
+        <w:t xml:space="preserve">polling station by entering </w:t>
+      </w:r>
+      <w:r>
+        <w:t>the polling stations</w:t>
+      </w:r>
+      <w:r>
+        <w:t xml:space="preserve"> county, constituency, and access code, so that </w:t>
+      </w:r>
+      <w:r>
+        <w:t>the device</w:t>
+      </w:r>
+      <w:r>
+        <w:t xml:space="preserve"> can connect to the correct </w:t>
+      </w:r>
+      <w:r>
+        <w:t>polling station</w:t>
+      </w:r>
+      <w:r>
+        <w:t xml:space="preserve"> and begin the voting process.</w:t>
+      </w:r>
+    </w:p>
+    <w:p>
+      <w:r>
+        <w:rPr>
+          <w:color w:val="EE0000"/>
+        </w:rPr>
+        <w:t>As a</w:t>
+      </w:r>
+      <w:r>
+        <w:rPr>
+          <w:color w:val="EE0000"/>
+        </w:rPr>
+        <w:t>n Official</w:t>
+      </w:r>
+      <w:r>
+        <w:t>, I want to log in with my username and password and verify my identity with my fingerprint, so that only authorised officials can access and manage the polling station system.</w:t>
+      </w:r>
+    </w:p>
+    <w:p>
+      <w:r>
+        <w:rPr>
+          <w:color w:val="EE0000"/>
+        </w:rPr>
+        <w:t>As a</w:t>
+      </w:r>
+      <w:r>
+        <w:rPr>
+          <w:color w:val="EE0000"/>
+        </w:rPr>
+        <w:t>n Official</w:t>
+      </w:r>
+      <w:r>
+        <w:t>, I want to generate an access code for my polling station and use it to link voter devices, so that I can ensure only devices within my station are connected to the correct election session.</w:t>
+      </w:r>
+    </w:p>
+    <w:p>
+      <w:r>
+        <w:rPr>
+          <w:color w:val="EE0000"/>
+        </w:rPr>
+        <w:t>As a</w:t>
+      </w:r>
+      <w:r>
+        <w:rPr>
+          <w:color w:val="EE0000"/>
+        </w:rPr>
+        <w:t>n Official</w:t>
+      </w:r>
+      <w:r>
+        <w:t>, I want to register new voters onto the system including capturing their fingerprint, so that their biometric data is stored securely ahead of polling day and they are able to authenticate when they arrive.</w:t>
+      </w:r>
+    </w:p>
+    <w:p>
+      <w:r>
+        <w:rPr>
+          <w:color w:val="EE0000"/>
+        </w:rPr>
+        <w:t>As a</w:t>
+      </w:r>
+      <w:r>
+        <w:rPr>
+          <w:color w:val="EE0000"/>
+        </w:rPr>
+        <w:t>n Official</w:t>
+      </w:r>
+      <w:r>
+        <w:t>, I want to register new official accounts onto the system including fingerprint capture, so that all staff at the polling station can access the system with proper authentication.</w:t>
+      </w:r>
+    </w:p>
+    <w:p>
+      <w:r>
+        <w:rPr>
+          <w:color w:val="EE0000"/>
+        </w:rPr>
+        <w:t>As a</w:t>
+      </w:r>
+      <w:r>
+        <w:rPr>
+          <w:color w:val="EE0000"/>
+        </w:rPr>
+        <w:t>n Official</w:t>
+      </w:r>
+      <w:r>
+        <w:t>, I want to assign a proxy voting relationship between two registered voters, so that a voter who is unable to attend in person can have their vote cast on their behalf by an authorised proxy.</w:t>
+      </w:r>
+    </w:p>
+    <w:p>
+      <w:r>
+        <w:rPr>
+          <w:color w:val="EE0000"/>
+        </w:rPr>
+        <w:lastRenderedPageBreak/>
+        <w:t>As a</w:t>
+      </w:r>
+      <w:r>
+        <w:rPr>
+          <w:color w:val="EE0000"/>
+        </w:rPr>
+        <w:t>n Official</w:t>
+      </w:r>
+      <w:r>
+        <w:t>, I want to view a live dashboard showing all voter devices connected to my station and their current status, so that I have a clear overview of activity across the polling station at all times.</w:t>
+      </w:r>
+    </w:p>
+    <w:p>
+      <w:r>
+        <w:rPr>
+          <w:color w:val="EE0000"/>
+        </w:rPr>
+        <w:t>As a</w:t>
+      </w:r>
+      <w:r>
+        <w:rPr>
+          <w:color w:val="EE0000"/>
+        </w:rPr>
+        <w:t>n Official</w:t>
+      </w:r>
+      <w:r>
+        <w:t>, I want to lock and unlock individual voter devices remotely, so that I can intervene immediately if a problem arises at any device in the station.</w:t>
+      </w:r>
+    </w:p>
+    <w:p>
+      <w:r>
+        <w:rPr>
+          <w:color w:val="EE0000"/>
+        </w:rPr>
+        <w:t>As a</w:t>
+      </w:r>
+      <w:r>
+        <w:rPr>
+          <w:color w:val="EE0000"/>
+        </w:rPr>
+        <w:t>n Official</w:t>
+      </w:r>
+      <w:r>
+        <w:t>, I want to be automatically notified if a voter fails fingerprint authentication three consecutive times, so that I can attend to the voter and determine whether an alternative verification method is required.</w:t>
+      </w:r>
+    </w:p>
+    <w:p>
+      <w:r>
+        <w:rPr>
+          <w:color w:val="EE0000"/>
+        </w:rPr>
+        <w:t>As a</w:t>
+      </w:r>
+      <w:r>
+        <w:rPr>
+          <w:color w:val="EE0000"/>
+        </w:rPr>
+        <w:t>n Official</w:t>
+      </w:r>
+      <w:r>
+        <w:t>, I want to be automatically notified if a voter attempts to cast a ballot having already voted, so that I can respond to the situation and ensure the integrity of the process is maintained.</w:t>
+      </w:r>
+    </w:p>
+    <w:p>
+      <w:r>
+        <w:rPr>
+          <w:color w:val="EE0000"/>
+        </w:rPr>
+        <w:t>As a</w:t>
+      </w:r>
+      <w:r>
+        <w:rPr>
+          <w:color w:val="EE0000"/>
+        </w:rPr>
+        <w:t>n Official</w:t>
+      </w:r>
+      <w:r>
+        <w:t>, I want to view live vote counts and election statistics for my polling station, so that I can monitor turnout and report progress throughout the day.</w:t>
+      </w:r>
+    </w:p>
+    <w:p>
+      <w:r>
+        <w:rPr>
+          <w:color w:val="EE0000"/>
+        </w:rPr>
+        <w:t>As a</w:t>
+      </w:r>
+      <w:r>
+        <w:rPr>
+          <w:color w:val="EE0000"/>
+        </w:rPr>
+        <w:t>n Official</w:t>
+      </w:r>
+      <w:r>
+        <w:t>, I want the system to clearly alert me to any connection failures or device errors, so that I can resolve technical issues quickly and minimise disruption to voters.</w:t>
+      </w:r>
+    </w:p>
+    <w:p>
+      <w:r>
+        <w:rPr>
+          <w:color w:val="EE0000"/>
+        </w:rPr>
+        <w:t>As a</w:t>
+      </w:r>
+      <w:r>
+        <w:rPr>
+          <w:color w:val="EE0000"/>
+        </w:rPr>
+        <w:t>n Official</w:t>
+      </w:r>
+      <w:r>
+        <w:t>, I want to log out of the system and end my active session securely, so that my account cannot be accessed by anyone else once my duties are complete.</w:t>
+      </w:r>
+    </w:p>
+    <w:p>
+      <w:r>
+        <w:rPr>
+          <w:color w:val="EE0000"/>
+        </w:rPr>
+        <w:t>As a</w:t>
+      </w:r>
+      <w:r>
+        <w:rPr>
+          <w:color w:val="EE0000"/>
+        </w:rPr>
+        <w:t>n Official</w:t>
+      </w:r>
+      <w:r>
+        <w:t>, I want to be prevented from logging into the same account on more than one device simultaneously, so that official credentials cannot be shared or misused across multiple terminals.</w:t>
+      </w:r>
+    </w:p>
+    <w:p/>
     <w:sectPr>
       <w:pgSz w:w="11906" w:h="16838"/>
       <w:pgMar w:top="1440" w:right="1440" w:bottom="1440" w:left="1440" w:header="708" w:footer="708" w:gutter="0"/>
@@ -1431,6 +1790,1198 @@
 <file path=word/numbering.xml><?xml version="1.0" encoding="utf-8"?>
 <w:numbering xmlns:wpc="http://schemas.microsoft.com/office/word/2010/wordprocessingCanvas" xmlns:cx="http://schemas.microsoft.com/office/drawing/2014/chartex" xmlns:cx1="http://schemas.microsoft.com/office/drawing/2015/9/8/chartex" xmlns:cx2="http://schemas.microsoft.com/office/drawing/2015/10/21/chartex" xmlns:cx3="http://schemas.microsoft.com/office/drawing/2016/5/9/chartex" xmlns:cx4="http://schemas.microsoft.com/office/drawing/2016/5/10/chartex" xmlns:cx5="http://schemas.microsoft.com/office/drawing/2016/5/11/chartex" xmlns:cx6="http://schemas.microsoft.com/office/drawing/2016/5/12/chartex" xmlns:cx7="http://schemas.microsoft.com/office/drawing/2016/5/13/chartex" xmlns:cx8="http://schemas.microsoft.com/office/drawing/2016/5/14/chartex" xmlns:mc="http://schemas.openxmlformats.org/markup-compatibility/2006" xmlns:aink="http://schemas.microsoft.com/office/drawing/2016/ink" xmlns:am3d="http://schemas.microsoft.com/office/drawing/2017/model3d" xmlns:o="urn:schemas-microsoft-com:office:office" xmlns:oel="http://schemas.microsoft.com/office/2019/extlst" xmlns:r="http://schemas.openxmlformats.org/officeDocument/2006/relationships" xmlns:m="http://schemas.openxmlformats.org/officeDocument/2006/math" xmlns:v="urn:schemas-microsoft-com:vml" xmlns:wp14="http://schemas.microsoft.com/office/word/2010/wordprocessingDrawing" xmlns:wp="http://schemas.openxmlformats.org/drawingml/2006/wordprocessingDrawing" xmlns:w10="urn:schemas-microsoft-com:office:word" xmlns:w="http://schemas.openxmlformats.org/wordprocessingml/2006/main" xmlns:w14="http://schemas.microsoft.com/office/word/2010/wordml" xmlns:w15="http://schemas.microsoft.com/office/word/2012/wordml" xmlns:w16cex="http://schemas.microsoft.com/office/word/2018/wordml/cex" xmlns:w16cid="http://schemas.microsoft.com/office/word/2016/wordml/cid" xmlns:w16="http://schemas.microsoft.com/office/word/2018/wordml" xmlns:w16du="http://schemas.microsoft.com/office/word/2023/wordml/word16du" xmlns:w16sdtdh="http://schemas.microsoft.com/office/word/2020/wordml/sdtdatahash" xmlns:w16sdtfl="http://schemas.microsoft.com/office/word/2024/wordml/sdtformatlock" xmlns:w16se="http://schemas.microsoft.com/office/word/2015/wordml/symex" xmlns:wpg="http://schemas.microsoft.com/office/word/2010/wordprocessingGroup" xmlns:wpi="http://schemas.microsoft.com/office/word/2010/wordprocessingInk" xmlns:wne="http://schemas.microsoft.com/office/word/2006/wordml" xmlns:wps="http://schemas.microsoft.com/office/word/2010/wordprocessingShape" mc:Ignorable="w14 w15 w16se w16cid w16 w16cex w16sdtdh w16sdtfl w16du wp14">
   <w:abstractNum w:abstractNumId="0" w15:restartNumberingAfterBreak="0">
+    <w:nsid w:val="010B3211"/>
+    <w:multiLevelType w:val="multilevel"/>
+    <w:tmpl w:val="D99260E4"/>
+    <w:lvl w:ilvl="0">
+      <w:start w:val="1"/>
+      <w:numFmt w:val="bullet"/>
+      <w:lvlText w:val=""/>
+      <w:lvlJc w:val="left"/>
+      <w:pPr>
+        <w:tabs>
+          <w:tab w:val="num" w:pos="720"/>
+        </w:tabs>
+        <w:ind w:left="720" w:hanging="360"/>
+      </w:pPr>
+      <w:rPr>
+        <w:rFonts w:ascii="Symbol" w:hAnsi="Symbol" w:hint="default"/>
+        <w:sz w:val="20"/>
+      </w:rPr>
+    </w:lvl>
+    <w:lvl w:ilvl="1" w:tentative="1">
+      <w:start w:val="1"/>
+      <w:numFmt w:val="bullet"/>
+      <w:lvlText w:val="o"/>
+      <w:lvlJc w:val="left"/>
+      <w:pPr>
+        <w:tabs>
+          <w:tab w:val="num" w:pos="1440"/>
+        </w:tabs>
+        <w:ind w:left="1440" w:hanging="360"/>
+      </w:pPr>
+      <w:rPr>
+        <w:rFonts w:ascii="Courier New" w:hAnsi="Courier New" w:hint="default"/>
+        <w:sz w:val="20"/>
+      </w:rPr>
+    </w:lvl>
+    <w:lvl w:ilvl="2" w:tentative="1">
+      <w:start w:val="1"/>
+      <w:numFmt w:val="bullet"/>
+      <w:lvlText w:val=""/>
+      <w:lvlJc w:val="left"/>
+      <w:pPr>
+        <w:tabs>
+          <w:tab w:val="num" w:pos="2160"/>
+        </w:tabs>
+        <w:ind w:left="2160" w:hanging="360"/>
+      </w:pPr>
+      <w:rPr>
+        <w:rFonts w:ascii="Wingdings" w:hAnsi="Wingdings" w:hint="default"/>
+        <w:sz w:val="20"/>
+      </w:rPr>
+    </w:lvl>
+    <w:lvl w:ilvl="3" w:tentative="1">
+      <w:start w:val="1"/>
+      <w:numFmt w:val="bullet"/>
+      <w:lvlText w:val=""/>
+      <w:lvlJc w:val="left"/>
+      <w:pPr>
+        <w:tabs>
+          <w:tab w:val="num" w:pos="2880"/>
+        </w:tabs>
+        <w:ind w:left="2880" w:hanging="360"/>
+      </w:pPr>
+      <w:rPr>
+        <w:rFonts w:ascii="Wingdings" w:hAnsi="Wingdings" w:hint="default"/>
+        <w:sz w:val="20"/>
+      </w:rPr>
+    </w:lvl>
+    <w:lvl w:ilvl="4" w:tentative="1">
+      <w:start w:val="1"/>
+      <w:numFmt w:val="bullet"/>
+      <w:lvlText w:val=""/>
+      <w:lvlJc w:val="left"/>
+      <w:pPr>
+        <w:tabs>
+          <w:tab w:val="num" w:pos="3600"/>
+        </w:tabs>
+        <w:ind w:left="3600" w:hanging="360"/>
+      </w:pPr>
+      <w:rPr>
+        <w:rFonts w:ascii="Wingdings" w:hAnsi="Wingdings" w:hint="default"/>
+        <w:sz w:val="20"/>
+      </w:rPr>
+    </w:lvl>
+    <w:lvl w:ilvl="5" w:tentative="1">
+      <w:start w:val="1"/>
+      <w:numFmt w:val="bullet"/>
+      <w:lvlText w:val=""/>
+      <w:lvlJc w:val="left"/>
+      <w:pPr>
+        <w:tabs>
+          <w:tab w:val="num" w:pos="4320"/>
+        </w:tabs>
+        <w:ind w:left="4320" w:hanging="360"/>
+      </w:pPr>
+      <w:rPr>
+        <w:rFonts w:ascii="Wingdings" w:hAnsi="Wingdings" w:hint="default"/>
+        <w:sz w:val="20"/>
+      </w:rPr>
+    </w:lvl>
+    <w:lvl w:ilvl="6" w:tentative="1">
+      <w:start w:val="1"/>
+      <w:numFmt w:val="bullet"/>
+      <w:lvlText w:val=""/>
+      <w:lvlJc w:val="left"/>
+      <w:pPr>
+        <w:tabs>
+          <w:tab w:val="num" w:pos="5040"/>
+        </w:tabs>
+        <w:ind w:left="5040" w:hanging="360"/>
+      </w:pPr>
+      <w:rPr>
+        <w:rFonts w:ascii="Wingdings" w:hAnsi="Wingdings" w:hint="default"/>
+        <w:sz w:val="20"/>
+      </w:rPr>
+    </w:lvl>
+    <w:lvl w:ilvl="7" w:tentative="1">
+      <w:start w:val="1"/>
+      <w:numFmt w:val="bullet"/>
+      <w:lvlText w:val=""/>
+      <w:lvlJc w:val="left"/>
+      <w:pPr>
+        <w:tabs>
+          <w:tab w:val="num" w:pos="5760"/>
+        </w:tabs>
+        <w:ind w:left="5760" w:hanging="360"/>
+      </w:pPr>
+      <w:rPr>
+        <w:rFonts w:ascii="Wingdings" w:hAnsi="Wingdings" w:hint="default"/>
+        <w:sz w:val="20"/>
+      </w:rPr>
+    </w:lvl>
+    <w:lvl w:ilvl="8" w:tentative="1">
+      <w:start w:val="1"/>
+      <w:numFmt w:val="bullet"/>
+      <w:lvlText w:val=""/>
+      <w:lvlJc w:val="left"/>
+      <w:pPr>
+        <w:tabs>
+          <w:tab w:val="num" w:pos="6480"/>
+        </w:tabs>
+        <w:ind w:left="6480" w:hanging="360"/>
+      </w:pPr>
+      <w:rPr>
+        <w:rFonts w:ascii="Wingdings" w:hAnsi="Wingdings" w:hint="default"/>
+        <w:sz w:val="20"/>
+      </w:rPr>
+    </w:lvl>
+  </w:abstractNum>
+  <w:abstractNum w:abstractNumId="1" w15:restartNumberingAfterBreak="0">
+    <w:nsid w:val="0131713A"/>
+    <w:multiLevelType w:val="multilevel"/>
+    <w:tmpl w:val="0D7CC9AC"/>
+    <w:lvl w:ilvl="0">
+      <w:start w:val="1"/>
+      <w:numFmt w:val="bullet"/>
+      <w:lvlText w:val=""/>
+      <w:lvlJc w:val="left"/>
+      <w:pPr>
+        <w:tabs>
+          <w:tab w:val="num" w:pos="720"/>
+        </w:tabs>
+        <w:ind w:left="720" w:hanging="360"/>
+      </w:pPr>
+      <w:rPr>
+        <w:rFonts w:ascii="Symbol" w:hAnsi="Symbol" w:hint="default"/>
+        <w:sz w:val="20"/>
+      </w:rPr>
+    </w:lvl>
+    <w:lvl w:ilvl="1" w:tentative="1">
+      <w:start w:val="1"/>
+      <w:numFmt w:val="bullet"/>
+      <w:lvlText w:val="o"/>
+      <w:lvlJc w:val="left"/>
+      <w:pPr>
+        <w:tabs>
+          <w:tab w:val="num" w:pos="1440"/>
+        </w:tabs>
+        <w:ind w:left="1440" w:hanging="360"/>
+      </w:pPr>
+      <w:rPr>
+        <w:rFonts w:ascii="Courier New" w:hAnsi="Courier New" w:hint="default"/>
+        <w:sz w:val="20"/>
+      </w:rPr>
+    </w:lvl>
+    <w:lvl w:ilvl="2" w:tentative="1">
+      <w:start w:val="1"/>
+      <w:numFmt w:val="bullet"/>
+      <w:lvlText w:val=""/>
+      <w:lvlJc w:val="left"/>
+      <w:pPr>
+        <w:tabs>
+          <w:tab w:val="num" w:pos="2160"/>
+        </w:tabs>
+        <w:ind w:left="2160" w:hanging="360"/>
+      </w:pPr>
+      <w:rPr>
+        <w:rFonts w:ascii="Wingdings" w:hAnsi="Wingdings" w:hint="default"/>
+        <w:sz w:val="20"/>
+      </w:rPr>
+    </w:lvl>
+    <w:lvl w:ilvl="3" w:tentative="1">
+      <w:start w:val="1"/>
+      <w:numFmt w:val="bullet"/>
+      <w:lvlText w:val=""/>
+      <w:lvlJc w:val="left"/>
+      <w:pPr>
+        <w:tabs>
+          <w:tab w:val="num" w:pos="2880"/>
+        </w:tabs>
+        <w:ind w:left="2880" w:hanging="360"/>
+      </w:pPr>
+      <w:rPr>
+        <w:rFonts w:ascii="Wingdings" w:hAnsi="Wingdings" w:hint="default"/>
+        <w:sz w:val="20"/>
+      </w:rPr>
+    </w:lvl>
+    <w:lvl w:ilvl="4" w:tentative="1">
+      <w:start w:val="1"/>
+      <w:numFmt w:val="bullet"/>
+      <w:lvlText w:val=""/>
+      <w:lvlJc w:val="left"/>
+      <w:pPr>
+        <w:tabs>
+          <w:tab w:val="num" w:pos="3600"/>
+        </w:tabs>
+        <w:ind w:left="3600" w:hanging="360"/>
+      </w:pPr>
+      <w:rPr>
+        <w:rFonts w:ascii="Wingdings" w:hAnsi="Wingdings" w:hint="default"/>
+        <w:sz w:val="20"/>
+      </w:rPr>
+    </w:lvl>
+    <w:lvl w:ilvl="5" w:tentative="1">
+      <w:start w:val="1"/>
+      <w:numFmt w:val="bullet"/>
+      <w:lvlText w:val=""/>
+      <w:lvlJc w:val="left"/>
+      <w:pPr>
+        <w:tabs>
+          <w:tab w:val="num" w:pos="4320"/>
+        </w:tabs>
+        <w:ind w:left="4320" w:hanging="360"/>
+      </w:pPr>
+      <w:rPr>
+        <w:rFonts w:ascii="Wingdings" w:hAnsi="Wingdings" w:hint="default"/>
+        <w:sz w:val="20"/>
+      </w:rPr>
+    </w:lvl>
+    <w:lvl w:ilvl="6" w:tentative="1">
+      <w:start w:val="1"/>
+      <w:numFmt w:val="bullet"/>
+      <w:lvlText w:val=""/>
+      <w:lvlJc w:val="left"/>
+      <w:pPr>
+        <w:tabs>
+          <w:tab w:val="num" w:pos="5040"/>
+        </w:tabs>
+        <w:ind w:left="5040" w:hanging="360"/>
+      </w:pPr>
+      <w:rPr>
+        <w:rFonts w:ascii="Wingdings" w:hAnsi="Wingdings" w:hint="default"/>
+        <w:sz w:val="20"/>
+      </w:rPr>
+    </w:lvl>
+    <w:lvl w:ilvl="7" w:tentative="1">
+      <w:start w:val="1"/>
+      <w:numFmt w:val="bullet"/>
+      <w:lvlText w:val=""/>
+      <w:lvlJc w:val="left"/>
+      <w:pPr>
+        <w:tabs>
+          <w:tab w:val="num" w:pos="5760"/>
+        </w:tabs>
+        <w:ind w:left="5760" w:hanging="360"/>
+      </w:pPr>
+      <w:rPr>
+        <w:rFonts w:ascii="Wingdings" w:hAnsi="Wingdings" w:hint="default"/>
+        <w:sz w:val="20"/>
+      </w:rPr>
+    </w:lvl>
+    <w:lvl w:ilvl="8" w:tentative="1">
+      <w:start w:val="1"/>
+      <w:numFmt w:val="bullet"/>
+      <w:lvlText w:val=""/>
+      <w:lvlJc w:val="left"/>
+      <w:pPr>
+        <w:tabs>
+          <w:tab w:val="num" w:pos="6480"/>
+        </w:tabs>
+        <w:ind w:left="6480" w:hanging="360"/>
+      </w:pPr>
+      <w:rPr>
+        <w:rFonts w:ascii="Wingdings" w:hAnsi="Wingdings" w:hint="default"/>
+        <w:sz w:val="20"/>
+      </w:rPr>
+    </w:lvl>
+  </w:abstractNum>
+  <w:abstractNum w:abstractNumId="2" w15:restartNumberingAfterBreak="0">
+    <w:nsid w:val="01955C4B"/>
+    <w:multiLevelType w:val="multilevel"/>
+    <w:tmpl w:val="D78CB3FC"/>
+    <w:lvl w:ilvl="0">
+      <w:start w:val="1"/>
+      <w:numFmt w:val="bullet"/>
+      <w:lvlText w:val=""/>
+      <w:lvlJc w:val="left"/>
+      <w:pPr>
+        <w:tabs>
+          <w:tab w:val="num" w:pos="720"/>
+        </w:tabs>
+        <w:ind w:left="720" w:hanging="360"/>
+      </w:pPr>
+      <w:rPr>
+        <w:rFonts w:ascii="Symbol" w:hAnsi="Symbol" w:hint="default"/>
+        <w:sz w:val="20"/>
+      </w:rPr>
+    </w:lvl>
+    <w:lvl w:ilvl="1" w:tentative="1">
+      <w:start w:val="1"/>
+      <w:numFmt w:val="bullet"/>
+      <w:lvlText w:val="o"/>
+      <w:lvlJc w:val="left"/>
+      <w:pPr>
+        <w:tabs>
+          <w:tab w:val="num" w:pos="1440"/>
+        </w:tabs>
+        <w:ind w:left="1440" w:hanging="360"/>
+      </w:pPr>
+      <w:rPr>
+        <w:rFonts w:ascii="Courier New" w:hAnsi="Courier New" w:hint="default"/>
+        <w:sz w:val="20"/>
+      </w:rPr>
+    </w:lvl>
+    <w:lvl w:ilvl="2" w:tentative="1">
+      <w:start w:val="1"/>
+      <w:numFmt w:val="bullet"/>
+      <w:lvlText w:val=""/>
+      <w:lvlJc w:val="left"/>
+      <w:pPr>
+        <w:tabs>
+          <w:tab w:val="num" w:pos="2160"/>
+        </w:tabs>
+        <w:ind w:left="2160" w:hanging="360"/>
+      </w:pPr>
+      <w:rPr>
+        <w:rFonts w:ascii="Wingdings" w:hAnsi="Wingdings" w:hint="default"/>
+        <w:sz w:val="20"/>
+      </w:rPr>
+    </w:lvl>
+    <w:lvl w:ilvl="3" w:tentative="1">
+      <w:start w:val="1"/>
+      <w:numFmt w:val="bullet"/>
+      <w:lvlText w:val=""/>
+      <w:lvlJc w:val="left"/>
+      <w:pPr>
+        <w:tabs>
+          <w:tab w:val="num" w:pos="2880"/>
+        </w:tabs>
+        <w:ind w:left="2880" w:hanging="360"/>
+      </w:pPr>
+      <w:rPr>
+        <w:rFonts w:ascii="Wingdings" w:hAnsi="Wingdings" w:hint="default"/>
+        <w:sz w:val="20"/>
+      </w:rPr>
+    </w:lvl>
+    <w:lvl w:ilvl="4" w:tentative="1">
+      <w:start w:val="1"/>
+      <w:numFmt w:val="bullet"/>
+      <w:lvlText w:val=""/>
+      <w:lvlJc w:val="left"/>
+      <w:pPr>
+        <w:tabs>
+          <w:tab w:val="num" w:pos="3600"/>
+        </w:tabs>
+        <w:ind w:left="3600" w:hanging="360"/>
+      </w:pPr>
+      <w:rPr>
+        <w:rFonts w:ascii="Wingdings" w:hAnsi="Wingdings" w:hint="default"/>
+        <w:sz w:val="20"/>
+      </w:rPr>
+    </w:lvl>
+    <w:lvl w:ilvl="5" w:tentative="1">
+      <w:start w:val="1"/>
+      <w:numFmt w:val="bullet"/>
+      <w:lvlText w:val=""/>
+      <w:lvlJc w:val="left"/>
+      <w:pPr>
+        <w:tabs>
+          <w:tab w:val="num" w:pos="4320"/>
+        </w:tabs>
+        <w:ind w:left="4320" w:hanging="360"/>
+      </w:pPr>
+      <w:rPr>
+        <w:rFonts w:ascii="Wingdings" w:hAnsi="Wingdings" w:hint="default"/>
+        <w:sz w:val="20"/>
+      </w:rPr>
+    </w:lvl>
+    <w:lvl w:ilvl="6" w:tentative="1">
+      <w:start w:val="1"/>
+      <w:numFmt w:val="bullet"/>
+      <w:lvlText w:val=""/>
+      <w:lvlJc w:val="left"/>
+      <w:pPr>
+        <w:tabs>
+          <w:tab w:val="num" w:pos="5040"/>
+        </w:tabs>
+        <w:ind w:left="5040" w:hanging="360"/>
+      </w:pPr>
+      <w:rPr>
+        <w:rFonts w:ascii="Wingdings" w:hAnsi="Wingdings" w:hint="default"/>
+        <w:sz w:val="20"/>
+      </w:rPr>
+    </w:lvl>
+    <w:lvl w:ilvl="7" w:tentative="1">
+      <w:start w:val="1"/>
+      <w:numFmt w:val="bullet"/>
+      <w:lvlText w:val=""/>
+      <w:lvlJc w:val="left"/>
+      <w:pPr>
+        <w:tabs>
+          <w:tab w:val="num" w:pos="5760"/>
+        </w:tabs>
+        <w:ind w:left="5760" w:hanging="360"/>
+      </w:pPr>
+      <w:rPr>
+        <w:rFonts w:ascii="Wingdings" w:hAnsi="Wingdings" w:hint="default"/>
+        <w:sz w:val="20"/>
+      </w:rPr>
+    </w:lvl>
+    <w:lvl w:ilvl="8" w:tentative="1">
+      <w:start w:val="1"/>
+      <w:numFmt w:val="bullet"/>
+      <w:lvlText w:val=""/>
+      <w:lvlJc w:val="left"/>
+      <w:pPr>
+        <w:tabs>
+          <w:tab w:val="num" w:pos="6480"/>
+        </w:tabs>
+        <w:ind w:left="6480" w:hanging="360"/>
+      </w:pPr>
+      <w:rPr>
+        <w:rFonts w:ascii="Wingdings" w:hAnsi="Wingdings" w:hint="default"/>
+        <w:sz w:val="20"/>
+      </w:rPr>
+    </w:lvl>
+  </w:abstractNum>
+  <w:abstractNum w:abstractNumId="3" w15:restartNumberingAfterBreak="0">
+    <w:nsid w:val="0ACA2B3B"/>
+    <w:multiLevelType w:val="multilevel"/>
+    <w:tmpl w:val="417A38B0"/>
+    <w:lvl w:ilvl="0">
+      <w:start w:val="1"/>
+      <w:numFmt w:val="bullet"/>
+      <w:lvlText w:val=""/>
+      <w:lvlJc w:val="left"/>
+      <w:pPr>
+        <w:tabs>
+          <w:tab w:val="num" w:pos="720"/>
+        </w:tabs>
+        <w:ind w:left="720" w:hanging="360"/>
+      </w:pPr>
+      <w:rPr>
+        <w:rFonts w:ascii="Symbol" w:hAnsi="Symbol" w:hint="default"/>
+        <w:sz w:val="20"/>
+      </w:rPr>
+    </w:lvl>
+    <w:lvl w:ilvl="1" w:tentative="1">
+      <w:start w:val="1"/>
+      <w:numFmt w:val="bullet"/>
+      <w:lvlText w:val="o"/>
+      <w:lvlJc w:val="left"/>
+      <w:pPr>
+        <w:tabs>
+          <w:tab w:val="num" w:pos="1440"/>
+        </w:tabs>
+        <w:ind w:left="1440" w:hanging="360"/>
+      </w:pPr>
+      <w:rPr>
+        <w:rFonts w:ascii="Courier New" w:hAnsi="Courier New" w:hint="default"/>
+        <w:sz w:val="20"/>
+      </w:rPr>
+    </w:lvl>
+    <w:lvl w:ilvl="2" w:tentative="1">
+      <w:start w:val="1"/>
+      <w:numFmt w:val="bullet"/>
+      <w:lvlText w:val=""/>
+      <w:lvlJc w:val="left"/>
+      <w:pPr>
+        <w:tabs>
+          <w:tab w:val="num" w:pos="2160"/>
+        </w:tabs>
+        <w:ind w:left="2160" w:hanging="360"/>
+      </w:pPr>
+      <w:rPr>
+        <w:rFonts w:ascii="Wingdings" w:hAnsi="Wingdings" w:hint="default"/>
+        <w:sz w:val="20"/>
+      </w:rPr>
+    </w:lvl>
+    <w:lvl w:ilvl="3" w:tentative="1">
+      <w:start w:val="1"/>
+      <w:numFmt w:val="bullet"/>
+      <w:lvlText w:val=""/>
+      <w:lvlJc w:val="left"/>
+      <w:pPr>
+        <w:tabs>
+          <w:tab w:val="num" w:pos="2880"/>
+        </w:tabs>
+        <w:ind w:left="2880" w:hanging="360"/>
+      </w:pPr>
+      <w:rPr>
+        <w:rFonts w:ascii="Wingdings" w:hAnsi="Wingdings" w:hint="default"/>
+        <w:sz w:val="20"/>
+      </w:rPr>
+    </w:lvl>
+    <w:lvl w:ilvl="4" w:tentative="1">
+      <w:start w:val="1"/>
+      <w:numFmt w:val="bullet"/>
+      <w:lvlText w:val=""/>
+      <w:lvlJc w:val="left"/>
+      <w:pPr>
+        <w:tabs>
+          <w:tab w:val="num" w:pos="3600"/>
+        </w:tabs>
+        <w:ind w:left="3600" w:hanging="360"/>
+      </w:pPr>
+      <w:rPr>
+        <w:rFonts w:ascii="Wingdings" w:hAnsi="Wingdings" w:hint="default"/>
+        <w:sz w:val="20"/>
+      </w:rPr>
+    </w:lvl>
+    <w:lvl w:ilvl="5" w:tentative="1">
+      <w:start w:val="1"/>
+      <w:numFmt w:val="bullet"/>
+      <w:lvlText w:val=""/>
+      <w:lvlJc w:val="left"/>
+      <w:pPr>
+        <w:tabs>
+          <w:tab w:val="num" w:pos="4320"/>
+        </w:tabs>
+        <w:ind w:left="4320" w:hanging="360"/>
+      </w:pPr>
+      <w:rPr>
+        <w:rFonts w:ascii="Wingdings" w:hAnsi="Wingdings" w:hint="default"/>
+        <w:sz w:val="20"/>
+      </w:rPr>
+    </w:lvl>
+    <w:lvl w:ilvl="6" w:tentative="1">
+      <w:start w:val="1"/>
+      <w:numFmt w:val="bullet"/>
+      <w:lvlText w:val=""/>
+      <w:lvlJc w:val="left"/>
+      <w:pPr>
+        <w:tabs>
+          <w:tab w:val="num" w:pos="5040"/>
+        </w:tabs>
+        <w:ind w:left="5040" w:hanging="360"/>
+      </w:pPr>
+      <w:rPr>
+        <w:rFonts w:ascii="Wingdings" w:hAnsi="Wingdings" w:hint="default"/>
+        <w:sz w:val="20"/>
+      </w:rPr>
+    </w:lvl>
+    <w:lvl w:ilvl="7" w:tentative="1">
+      <w:start w:val="1"/>
+      <w:numFmt w:val="bullet"/>
+      <w:lvlText w:val=""/>
+      <w:lvlJc w:val="left"/>
+      <w:pPr>
+        <w:tabs>
+          <w:tab w:val="num" w:pos="5760"/>
+        </w:tabs>
+        <w:ind w:left="5760" w:hanging="360"/>
+      </w:pPr>
+      <w:rPr>
+        <w:rFonts w:ascii="Wingdings" w:hAnsi="Wingdings" w:hint="default"/>
+        <w:sz w:val="20"/>
+      </w:rPr>
+    </w:lvl>
+    <w:lvl w:ilvl="8" w:tentative="1">
+      <w:start w:val="1"/>
+      <w:numFmt w:val="bullet"/>
+      <w:lvlText w:val=""/>
+      <w:lvlJc w:val="left"/>
+      <w:pPr>
+        <w:tabs>
+          <w:tab w:val="num" w:pos="6480"/>
+        </w:tabs>
+        <w:ind w:left="6480" w:hanging="360"/>
+      </w:pPr>
+      <w:rPr>
+        <w:rFonts w:ascii="Wingdings" w:hAnsi="Wingdings" w:hint="default"/>
+        <w:sz w:val="20"/>
+      </w:rPr>
+    </w:lvl>
+  </w:abstractNum>
+  <w:abstractNum w:abstractNumId="4" w15:restartNumberingAfterBreak="0">
+    <w:nsid w:val="0BA560D3"/>
+    <w:multiLevelType w:val="multilevel"/>
+    <w:tmpl w:val="8F6A6D4C"/>
+    <w:lvl w:ilvl="0">
+      <w:start w:val="1"/>
+      <w:numFmt w:val="bullet"/>
+      <w:lvlText w:val=""/>
+      <w:lvlJc w:val="left"/>
+      <w:pPr>
+        <w:tabs>
+          <w:tab w:val="num" w:pos="720"/>
+        </w:tabs>
+        <w:ind w:left="720" w:hanging="360"/>
+      </w:pPr>
+      <w:rPr>
+        <w:rFonts w:ascii="Symbol" w:hAnsi="Symbol" w:hint="default"/>
+        <w:sz w:val="20"/>
+      </w:rPr>
+    </w:lvl>
+    <w:lvl w:ilvl="1" w:tentative="1">
+      <w:start w:val="1"/>
+      <w:numFmt w:val="bullet"/>
+      <w:lvlText w:val="o"/>
+      <w:lvlJc w:val="left"/>
+      <w:pPr>
+        <w:tabs>
+          <w:tab w:val="num" w:pos="1440"/>
+        </w:tabs>
+        <w:ind w:left="1440" w:hanging="360"/>
+      </w:pPr>
+      <w:rPr>
+        <w:rFonts w:ascii="Courier New" w:hAnsi="Courier New" w:hint="default"/>
+        <w:sz w:val="20"/>
+      </w:rPr>
+    </w:lvl>
+    <w:lvl w:ilvl="2" w:tentative="1">
+      <w:start w:val="1"/>
+      <w:numFmt w:val="bullet"/>
+      <w:lvlText w:val=""/>
+      <w:lvlJc w:val="left"/>
+      <w:pPr>
+        <w:tabs>
+          <w:tab w:val="num" w:pos="2160"/>
+        </w:tabs>
+        <w:ind w:left="2160" w:hanging="360"/>
+      </w:pPr>
+      <w:rPr>
+        <w:rFonts w:ascii="Wingdings" w:hAnsi="Wingdings" w:hint="default"/>
+        <w:sz w:val="20"/>
+      </w:rPr>
+    </w:lvl>
+    <w:lvl w:ilvl="3" w:tentative="1">
+      <w:start w:val="1"/>
+      <w:numFmt w:val="bullet"/>
+      <w:lvlText w:val=""/>
+      <w:lvlJc w:val="left"/>
+      <w:pPr>
+        <w:tabs>
+          <w:tab w:val="num" w:pos="2880"/>
+        </w:tabs>
+        <w:ind w:left="2880" w:hanging="360"/>
+      </w:pPr>
+      <w:rPr>
+        <w:rFonts w:ascii="Wingdings" w:hAnsi="Wingdings" w:hint="default"/>
+        <w:sz w:val="20"/>
+      </w:rPr>
+    </w:lvl>
+    <w:lvl w:ilvl="4" w:tentative="1">
+      <w:start w:val="1"/>
+      <w:numFmt w:val="bullet"/>
+      <w:lvlText w:val=""/>
+      <w:lvlJc w:val="left"/>
+      <w:pPr>
+        <w:tabs>
+          <w:tab w:val="num" w:pos="3600"/>
+        </w:tabs>
+        <w:ind w:left="3600" w:hanging="360"/>
+      </w:pPr>
+      <w:rPr>
+        <w:rFonts w:ascii="Wingdings" w:hAnsi="Wingdings" w:hint="default"/>
+        <w:sz w:val="20"/>
+      </w:rPr>
+    </w:lvl>
+    <w:lvl w:ilvl="5" w:tentative="1">
+      <w:start w:val="1"/>
+      <w:numFmt w:val="bullet"/>
+      <w:lvlText w:val=""/>
+      <w:lvlJc w:val="left"/>
+      <w:pPr>
+        <w:tabs>
+          <w:tab w:val="num" w:pos="4320"/>
+        </w:tabs>
+        <w:ind w:left="4320" w:hanging="360"/>
+      </w:pPr>
+      <w:rPr>
+        <w:rFonts w:ascii="Wingdings" w:hAnsi="Wingdings" w:hint="default"/>
+        <w:sz w:val="20"/>
+      </w:rPr>
+    </w:lvl>
+    <w:lvl w:ilvl="6" w:tentative="1">
+      <w:start w:val="1"/>
+      <w:numFmt w:val="bullet"/>
+      <w:lvlText w:val=""/>
+      <w:lvlJc w:val="left"/>
+      <w:pPr>
+        <w:tabs>
+          <w:tab w:val="num" w:pos="5040"/>
+        </w:tabs>
+        <w:ind w:left="5040" w:hanging="360"/>
+      </w:pPr>
+      <w:rPr>
+        <w:rFonts w:ascii="Wingdings" w:hAnsi="Wingdings" w:hint="default"/>
+        <w:sz w:val="20"/>
+      </w:rPr>
+    </w:lvl>
+    <w:lvl w:ilvl="7" w:tentative="1">
+      <w:start w:val="1"/>
+      <w:numFmt w:val="bullet"/>
+      <w:lvlText w:val=""/>
+      <w:lvlJc w:val="left"/>
+      <w:pPr>
+        <w:tabs>
+          <w:tab w:val="num" w:pos="5760"/>
+        </w:tabs>
+        <w:ind w:left="5760" w:hanging="360"/>
+      </w:pPr>
+      <w:rPr>
+        <w:rFonts w:ascii="Wingdings" w:hAnsi="Wingdings" w:hint="default"/>
+        <w:sz w:val="20"/>
+      </w:rPr>
+    </w:lvl>
+    <w:lvl w:ilvl="8" w:tentative="1">
+      <w:start w:val="1"/>
+      <w:numFmt w:val="bullet"/>
+      <w:lvlText w:val=""/>
+      <w:lvlJc w:val="left"/>
+      <w:pPr>
+        <w:tabs>
+          <w:tab w:val="num" w:pos="6480"/>
+        </w:tabs>
+        <w:ind w:left="6480" w:hanging="360"/>
+      </w:pPr>
+      <w:rPr>
+        <w:rFonts w:ascii="Wingdings" w:hAnsi="Wingdings" w:hint="default"/>
+        <w:sz w:val="20"/>
+      </w:rPr>
+    </w:lvl>
+  </w:abstractNum>
+  <w:abstractNum w:abstractNumId="5" w15:restartNumberingAfterBreak="0">
+    <w:nsid w:val="0D7618AB"/>
+    <w:multiLevelType w:val="multilevel"/>
+    <w:tmpl w:val="3558B9C4"/>
+    <w:lvl w:ilvl="0">
+      <w:start w:val="1"/>
+      <w:numFmt w:val="bullet"/>
+      <w:lvlText w:val=""/>
+      <w:lvlJc w:val="left"/>
+      <w:pPr>
+        <w:tabs>
+          <w:tab w:val="num" w:pos="720"/>
+        </w:tabs>
+        <w:ind w:left="720" w:hanging="360"/>
+      </w:pPr>
+      <w:rPr>
+        <w:rFonts w:ascii="Symbol" w:hAnsi="Symbol" w:hint="default"/>
+        <w:sz w:val="20"/>
+      </w:rPr>
+    </w:lvl>
+    <w:lvl w:ilvl="1" w:tentative="1">
+      <w:start w:val="1"/>
+      <w:numFmt w:val="bullet"/>
+      <w:lvlText w:val="o"/>
+      <w:lvlJc w:val="left"/>
+      <w:pPr>
+        <w:tabs>
+          <w:tab w:val="num" w:pos="1440"/>
+        </w:tabs>
+        <w:ind w:left="1440" w:hanging="360"/>
+      </w:pPr>
+      <w:rPr>
+        <w:rFonts w:ascii="Courier New" w:hAnsi="Courier New" w:hint="default"/>
+        <w:sz w:val="20"/>
+      </w:rPr>
+    </w:lvl>
+    <w:lvl w:ilvl="2" w:tentative="1">
+      <w:start w:val="1"/>
+      <w:numFmt w:val="bullet"/>
+      <w:lvlText w:val=""/>
+      <w:lvlJc w:val="left"/>
+      <w:pPr>
+        <w:tabs>
+          <w:tab w:val="num" w:pos="2160"/>
+        </w:tabs>
+        <w:ind w:left="2160" w:hanging="360"/>
+      </w:pPr>
+      <w:rPr>
+        <w:rFonts w:ascii="Wingdings" w:hAnsi="Wingdings" w:hint="default"/>
+        <w:sz w:val="20"/>
+      </w:rPr>
+    </w:lvl>
+    <w:lvl w:ilvl="3" w:tentative="1">
+      <w:start w:val="1"/>
+      <w:numFmt w:val="bullet"/>
+      <w:lvlText w:val=""/>
+      <w:lvlJc w:val="left"/>
+      <w:pPr>
+        <w:tabs>
+          <w:tab w:val="num" w:pos="2880"/>
+        </w:tabs>
+        <w:ind w:left="2880" w:hanging="360"/>
+      </w:pPr>
+      <w:rPr>
+        <w:rFonts w:ascii="Wingdings" w:hAnsi="Wingdings" w:hint="default"/>
+        <w:sz w:val="20"/>
+      </w:rPr>
+    </w:lvl>
+    <w:lvl w:ilvl="4" w:tentative="1">
+      <w:start w:val="1"/>
+      <w:numFmt w:val="bullet"/>
+      <w:lvlText w:val=""/>
+      <w:lvlJc w:val="left"/>
+      <w:pPr>
+        <w:tabs>
+          <w:tab w:val="num" w:pos="3600"/>
+        </w:tabs>
+        <w:ind w:left="3600" w:hanging="360"/>
+      </w:pPr>
+      <w:rPr>
+        <w:rFonts w:ascii="Wingdings" w:hAnsi="Wingdings" w:hint="default"/>
+        <w:sz w:val="20"/>
+      </w:rPr>
+    </w:lvl>
+    <w:lvl w:ilvl="5" w:tentative="1">
+      <w:start w:val="1"/>
+      <w:numFmt w:val="bullet"/>
+      <w:lvlText w:val=""/>
+      <w:lvlJc w:val="left"/>
+      <w:pPr>
+        <w:tabs>
+          <w:tab w:val="num" w:pos="4320"/>
+        </w:tabs>
+        <w:ind w:left="4320" w:hanging="360"/>
+      </w:pPr>
+      <w:rPr>
+        <w:rFonts w:ascii="Wingdings" w:hAnsi="Wingdings" w:hint="default"/>
+        <w:sz w:val="20"/>
+      </w:rPr>
+    </w:lvl>
+    <w:lvl w:ilvl="6" w:tentative="1">
+      <w:start w:val="1"/>
+      <w:numFmt w:val="bullet"/>
+      <w:lvlText w:val=""/>
+      <w:lvlJc w:val="left"/>
+      <w:pPr>
+        <w:tabs>
+          <w:tab w:val="num" w:pos="5040"/>
+        </w:tabs>
+        <w:ind w:left="5040" w:hanging="360"/>
+      </w:pPr>
+      <w:rPr>
+        <w:rFonts w:ascii="Wingdings" w:hAnsi="Wingdings" w:hint="default"/>
+        <w:sz w:val="20"/>
+      </w:rPr>
+    </w:lvl>
+    <w:lvl w:ilvl="7" w:tentative="1">
+      <w:start w:val="1"/>
+      <w:numFmt w:val="bullet"/>
+      <w:lvlText w:val=""/>
+      <w:lvlJc w:val="left"/>
+      <w:pPr>
+        <w:tabs>
+          <w:tab w:val="num" w:pos="5760"/>
+        </w:tabs>
+        <w:ind w:left="5760" w:hanging="360"/>
+      </w:pPr>
+      <w:rPr>
+        <w:rFonts w:ascii="Wingdings" w:hAnsi="Wingdings" w:hint="default"/>
+        <w:sz w:val="20"/>
+      </w:rPr>
+    </w:lvl>
+    <w:lvl w:ilvl="8" w:tentative="1">
+      <w:start w:val="1"/>
+      <w:numFmt w:val="bullet"/>
+      <w:lvlText w:val=""/>
+      <w:lvlJc w:val="left"/>
+      <w:pPr>
+        <w:tabs>
+          <w:tab w:val="num" w:pos="6480"/>
+        </w:tabs>
+        <w:ind w:left="6480" w:hanging="360"/>
+      </w:pPr>
+      <w:rPr>
+        <w:rFonts w:ascii="Wingdings" w:hAnsi="Wingdings" w:hint="default"/>
+        <w:sz w:val="20"/>
+      </w:rPr>
+    </w:lvl>
+  </w:abstractNum>
+  <w:abstractNum w:abstractNumId="6" w15:restartNumberingAfterBreak="0">
+    <w:nsid w:val="0F624429"/>
+    <w:multiLevelType w:val="multilevel"/>
+    <w:tmpl w:val="31AACEF2"/>
+    <w:lvl w:ilvl="0">
+      <w:start w:val="1"/>
+      <w:numFmt w:val="bullet"/>
+      <w:lvlText w:val=""/>
+      <w:lvlJc w:val="left"/>
+      <w:pPr>
+        <w:tabs>
+          <w:tab w:val="num" w:pos="720"/>
+        </w:tabs>
+        <w:ind w:left="720" w:hanging="360"/>
+      </w:pPr>
+      <w:rPr>
+        <w:rFonts w:ascii="Symbol" w:hAnsi="Symbol" w:hint="default"/>
+        <w:sz w:val="20"/>
+      </w:rPr>
+    </w:lvl>
+    <w:lvl w:ilvl="1" w:tentative="1">
+      <w:start w:val="1"/>
+      <w:numFmt w:val="bullet"/>
+      <w:lvlText w:val="o"/>
+      <w:lvlJc w:val="left"/>
+      <w:pPr>
+        <w:tabs>
+          <w:tab w:val="num" w:pos="1440"/>
+        </w:tabs>
+        <w:ind w:left="1440" w:hanging="360"/>
+      </w:pPr>
+      <w:rPr>
+        <w:rFonts w:ascii="Courier New" w:hAnsi="Courier New" w:hint="default"/>
+        <w:sz w:val="20"/>
+      </w:rPr>
+    </w:lvl>
+    <w:lvl w:ilvl="2" w:tentative="1">
+      <w:start w:val="1"/>
+      <w:numFmt w:val="bullet"/>
+      <w:lvlText w:val=""/>
+      <w:lvlJc w:val="left"/>
+      <w:pPr>
+        <w:tabs>
+          <w:tab w:val="num" w:pos="2160"/>
+        </w:tabs>
+        <w:ind w:left="2160" w:hanging="360"/>
+      </w:pPr>
+      <w:rPr>
+        <w:rFonts w:ascii="Wingdings" w:hAnsi="Wingdings" w:hint="default"/>
+        <w:sz w:val="20"/>
+      </w:rPr>
+    </w:lvl>
+    <w:lvl w:ilvl="3" w:tentative="1">
+      <w:start w:val="1"/>
+      <w:numFmt w:val="bullet"/>
+      <w:lvlText w:val=""/>
+      <w:lvlJc w:val="left"/>
+      <w:pPr>
+        <w:tabs>
+          <w:tab w:val="num" w:pos="2880"/>
+        </w:tabs>
+        <w:ind w:left="2880" w:hanging="360"/>
+      </w:pPr>
+      <w:rPr>
+        <w:rFonts w:ascii="Wingdings" w:hAnsi="Wingdings" w:hint="default"/>
+        <w:sz w:val="20"/>
+      </w:rPr>
+    </w:lvl>
+    <w:lvl w:ilvl="4" w:tentative="1">
+      <w:start w:val="1"/>
+      <w:numFmt w:val="bullet"/>
+      <w:lvlText w:val=""/>
+      <w:lvlJc w:val="left"/>
+      <w:pPr>
+        <w:tabs>
+          <w:tab w:val="num" w:pos="3600"/>
+        </w:tabs>
+        <w:ind w:left="3600" w:hanging="360"/>
+      </w:pPr>
+      <w:rPr>
+        <w:rFonts w:ascii="Wingdings" w:hAnsi="Wingdings" w:hint="default"/>
+        <w:sz w:val="20"/>
+      </w:rPr>
+    </w:lvl>
+    <w:lvl w:ilvl="5" w:tentative="1">
+      <w:start w:val="1"/>
+      <w:numFmt w:val="bullet"/>
+      <w:lvlText w:val=""/>
+      <w:lvlJc w:val="left"/>
+      <w:pPr>
+        <w:tabs>
+          <w:tab w:val="num" w:pos="4320"/>
+        </w:tabs>
+        <w:ind w:left="4320" w:hanging="360"/>
+      </w:pPr>
+      <w:rPr>
+        <w:rFonts w:ascii="Wingdings" w:hAnsi="Wingdings" w:hint="default"/>
+        <w:sz w:val="20"/>
+      </w:rPr>
+    </w:lvl>
+    <w:lvl w:ilvl="6" w:tentative="1">
+      <w:start w:val="1"/>
+      <w:numFmt w:val="bullet"/>
+      <w:lvlText w:val=""/>
+      <w:lvlJc w:val="left"/>
+      <w:pPr>
+        <w:tabs>
+          <w:tab w:val="num" w:pos="5040"/>
+        </w:tabs>
+        <w:ind w:left="5040" w:hanging="360"/>
+      </w:pPr>
+      <w:rPr>
+        <w:rFonts w:ascii="Wingdings" w:hAnsi="Wingdings" w:hint="default"/>
+        <w:sz w:val="20"/>
+      </w:rPr>
+    </w:lvl>
+    <w:lvl w:ilvl="7" w:tentative="1">
+      <w:start w:val="1"/>
+      <w:numFmt w:val="bullet"/>
+      <w:lvlText w:val=""/>
+      <w:lvlJc w:val="left"/>
+      <w:pPr>
+        <w:tabs>
+          <w:tab w:val="num" w:pos="5760"/>
+        </w:tabs>
+        <w:ind w:left="5760" w:hanging="360"/>
+      </w:pPr>
+      <w:rPr>
+        <w:rFonts w:ascii="Wingdings" w:hAnsi="Wingdings" w:hint="default"/>
+        <w:sz w:val="20"/>
+      </w:rPr>
+    </w:lvl>
+    <w:lvl w:ilvl="8" w:tentative="1">
+      <w:start w:val="1"/>
+      <w:numFmt w:val="bullet"/>
+      <w:lvlText w:val=""/>
+      <w:lvlJc w:val="left"/>
+      <w:pPr>
+        <w:tabs>
+          <w:tab w:val="num" w:pos="6480"/>
+        </w:tabs>
+        <w:ind w:left="6480" w:hanging="360"/>
+      </w:pPr>
+      <w:rPr>
+        <w:rFonts w:ascii="Wingdings" w:hAnsi="Wingdings" w:hint="default"/>
+        <w:sz w:val="20"/>
+      </w:rPr>
+    </w:lvl>
+  </w:abstractNum>
+  <w:abstractNum w:abstractNumId="7" w15:restartNumberingAfterBreak="0">
+    <w:nsid w:val="157A0DC7"/>
+    <w:multiLevelType w:val="multilevel"/>
+    <w:tmpl w:val="65FE252A"/>
+    <w:lvl w:ilvl="0">
+      <w:start w:val="1"/>
+      <w:numFmt w:val="bullet"/>
+      <w:lvlText w:val=""/>
+      <w:lvlJc w:val="left"/>
+      <w:pPr>
+        <w:tabs>
+          <w:tab w:val="num" w:pos="720"/>
+        </w:tabs>
+        <w:ind w:left="720" w:hanging="360"/>
+      </w:pPr>
+      <w:rPr>
+        <w:rFonts w:ascii="Symbol" w:hAnsi="Symbol" w:hint="default"/>
+        <w:sz w:val="20"/>
+      </w:rPr>
+    </w:lvl>
+    <w:lvl w:ilvl="1" w:tentative="1">
+      <w:start w:val="1"/>
+      <w:numFmt w:val="bullet"/>
+      <w:lvlText w:val="o"/>
+      <w:lvlJc w:val="left"/>
+      <w:pPr>
+        <w:tabs>
+          <w:tab w:val="num" w:pos="1440"/>
+        </w:tabs>
+        <w:ind w:left="1440" w:hanging="360"/>
+      </w:pPr>
+      <w:rPr>
+        <w:rFonts w:ascii="Courier New" w:hAnsi="Courier New" w:hint="default"/>
+        <w:sz w:val="20"/>
+      </w:rPr>
+    </w:lvl>
+    <w:lvl w:ilvl="2" w:tentative="1">
+      <w:start w:val="1"/>
+      <w:numFmt w:val="bullet"/>
+      <w:lvlText w:val=""/>
+      <w:lvlJc w:val="left"/>
+      <w:pPr>
+        <w:tabs>
+          <w:tab w:val="num" w:pos="2160"/>
+        </w:tabs>
+        <w:ind w:left="2160" w:hanging="360"/>
+      </w:pPr>
+      <w:rPr>
+        <w:rFonts w:ascii="Wingdings" w:hAnsi="Wingdings" w:hint="default"/>
+        <w:sz w:val="20"/>
+      </w:rPr>
+    </w:lvl>
+    <w:lvl w:ilvl="3" w:tentative="1">
+      <w:start w:val="1"/>
+      <w:numFmt w:val="bullet"/>
+      <w:lvlText w:val=""/>
+      <w:lvlJc w:val="left"/>
+      <w:pPr>
+        <w:tabs>
+          <w:tab w:val="num" w:pos="2880"/>
+        </w:tabs>
+        <w:ind w:left="2880" w:hanging="360"/>
+      </w:pPr>
+      <w:rPr>
+        <w:rFonts w:ascii="Wingdings" w:hAnsi="Wingdings" w:hint="default"/>
+        <w:sz w:val="20"/>
+      </w:rPr>
+    </w:lvl>
+    <w:lvl w:ilvl="4" w:tentative="1">
+      <w:start w:val="1"/>
+      <w:numFmt w:val="bullet"/>
+      <w:lvlText w:val=""/>
+      <w:lvlJc w:val="left"/>
+      <w:pPr>
+        <w:tabs>
+          <w:tab w:val="num" w:pos="3600"/>
+        </w:tabs>
+        <w:ind w:left="3600" w:hanging="360"/>
+      </w:pPr>
+      <w:rPr>
+        <w:rFonts w:ascii="Wingdings" w:hAnsi="Wingdings" w:hint="default"/>
+        <w:sz w:val="20"/>
+      </w:rPr>
+    </w:lvl>
+    <w:lvl w:ilvl="5" w:tentative="1">
+      <w:start w:val="1"/>
+      <w:numFmt w:val="bullet"/>
+      <w:lvlText w:val=""/>
+      <w:lvlJc w:val="left"/>
+      <w:pPr>
+        <w:tabs>
+          <w:tab w:val="num" w:pos="4320"/>
+        </w:tabs>
+        <w:ind w:left="4320" w:hanging="360"/>
+      </w:pPr>
+      <w:rPr>
+        <w:rFonts w:ascii="Wingdings" w:hAnsi="Wingdings" w:hint="default"/>
+        <w:sz w:val="20"/>
+      </w:rPr>
+    </w:lvl>
+    <w:lvl w:ilvl="6" w:tentative="1">
+      <w:start w:val="1"/>
+      <w:numFmt w:val="bullet"/>
+      <w:lvlText w:val=""/>
+      <w:lvlJc w:val="left"/>
+      <w:pPr>
+        <w:tabs>
+          <w:tab w:val="num" w:pos="5040"/>
+        </w:tabs>
+        <w:ind w:left="5040" w:hanging="360"/>
+      </w:pPr>
+      <w:rPr>
+        <w:rFonts w:ascii="Wingdings" w:hAnsi="Wingdings" w:hint="default"/>
+        <w:sz w:val="20"/>
+      </w:rPr>
+    </w:lvl>
+    <w:lvl w:ilvl="7" w:tentative="1">
+      <w:start w:val="1"/>
+      <w:numFmt w:val="bullet"/>
+      <w:lvlText w:val=""/>
+      <w:lvlJc w:val="left"/>
+      <w:pPr>
+        <w:tabs>
+          <w:tab w:val="num" w:pos="5760"/>
+        </w:tabs>
+        <w:ind w:left="5760" w:hanging="360"/>
+      </w:pPr>
+      <w:rPr>
+        <w:rFonts w:ascii="Wingdings" w:hAnsi="Wingdings" w:hint="default"/>
+        <w:sz w:val="20"/>
+      </w:rPr>
+    </w:lvl>
+    <w:lvl w:ilvl="8" w:tentative="1">
+      <w:start w:val="1"/>
+      <w:numFmt w:val="bullet"/>
+      <w:lvlText w:val=""/>
+      <w:lvlJc w:val="left"/>
+      <w:pPr>
+        <w:tabs>
+          <w:tab w:val="num" w:pos="6480"/>
+        </w:tabs>
+        <w:ind w:left="6480" w:hanging="360"/>
+      </w:pPr>
+      <w:rPr>
+        <w:rFonts w:ascii="Wingdings" w:hAnsi="Wingdings" w:hint="default"/>
+        <w:sz w:val="20"/>
+      </w:rPr>
+    </w:lvl>
+  </w:abstractNum>
+  <w:abstractNum w:abstractNumId="8" w15:restartNumberingAfterBreak="0">
     <w:nsid w:val="162820C6"/>
     <w:multiLevelType w:val="hybridMultilevel"/>
     <w:tmpl w:val="D8609826"/>
@@ -1543,7 +3094,156 @@
       </w:rPr>
     </w:lvl>
   </w:abstractNum>
-  <w:abstractNum w:abstractNumId="1" w15:restartNumberingAfterBreak="0">
+  <w:abstractNum w:abstractNumId="9" w15:restartNumberingAfterBreak="0">
+    <w:nsid w:val="173A467F"/>
+    <w:multiLevelType w:val="multilevel"/>
+    <w:tmpl w:val="8E0AAB5A"/>
+    <w:lvl w:ilvl="0">
+      <w:start w:val="1"/>
+      <w:numFmt w:val="bullet"/>
+      <w:lvlText w:val=""/>
+      <w:lvlJc w:val="left"/>
+      <w:pPr>
+        <w:tabs>
+          <w:tab w:val="num" w:pos="720"/>
+        </w:tabs>
+        <w:ind w:left="720" w:hanging="360"/>
+      </w:pPr>
+      <w:rPr>
+        <w:rFonts w:ascii="Symbol" w:hAnsi="Symbol" w:hint="default"/>
+        <w:sz w:val="20"/>
+      </w:rPr>
+    </w:lvl>
+    <w:lvl w:ilvl="1" w:tentative="1">
+      <w:start w:val="1"/>
+      <w:numFmt w:val="bullet"/>
+      <w:lvlText w:val="o"/>
+      <w:lvlJc w:val="left"/>
+      <w:pPr>
+        <w:tabs>
+          <w:tab w:val="num" w:pos="1440"/>
+        </w:tabs>
+        <w:ind w:left="1440" w:hanging="360"/>
+      </w:pPr>
+      <w:rPr>
+        <w:rFonts w:ascii="Courier New" w:hAnsi="Courier New" w:hint="default"/>
+        <w:sz w:val="20"/>
+      </w:rPr>
+    </w:lvl>
+    <w:lvl w:ilvl="2" w:tentative="1">
+      <w:start w:val="1"/>
+      <w:numFmt w:val="bullet"/>
+      <w:lvlText w:val=""/>
+      <w:lvlJc w:val="left"/>
+      <w:pPr>
+        <w:tabs>
+          <w:tab w:val="num" w:pos="2160"/>
+        </w:tabs>
+        <w:ind w:left="2160" w:hanging="360"/>
+      </w:pPr>
+      <w:rPr>
+        <w:rFonts w:ascii="Wingdings" w:hAnsi="Wingdings" w:hint="default"/>
+        <w:sz w:val="20"/>
+      </w:rPr>
+    </w:lvl>
+    <w:lvl w:ilvl="3" w:tentative="1">
+      <w:start w:val="1"/>
+      <w:numFmt w:val="bullet"/>
+      <w:lvlText w:val=""/>
+      <w:lvlJc w:val="left"/>
+      <w:pPr>
+        <w:tabs>
+          <w:tab w:val="num" w:pos="2880"/>
+        </w:tabs>
+        <w:ind w:left="2880" w:hanging="360"/>
+      </w:pPr>
+      <w:rPr>
+        <w:rFonts w:ascii="Wingdings" w:hAnsi="Wingdings" w:hint="default"/>
+        <w:sz w:val="20"/>
+      </w:rPr>
+    </w:lvl>
+    <w:lvl w:ilvl="4" w:tentative="1">
+      <w:start w:val="1"/>
+      <w:numFmt w:val="bullet"/>
+      <w:lvlText w:val=""/>
+      <w:lvlJc w:val="left"/>
+      <w:pPr>
+        <w:tabs>
+          <w:tab w:val="num" w:pos="3600"/>
+        </w:tabs>
+        <w:ind w:left="3600" w:hanging="360"/>
+      </w:pPr>
+      <w:rPr>
+        <w:rFonts w:ascii="Wingdings" w:hAnsi="Wingdings" w:hint="default"/>
+        <w:sz w:val="20"/>
+      </w:rPr>
+    </w:lvl>
+    <w:lvl w:ilvl="5" w:tentative="1">
+      <w:start w:val="1"/>
+      <w:numFmt w:val="bullet"/>
+      <w:lvlText w:val=""/>
+      <w:lvlJc w:val="left"/>
+      <w:pPr>
+        <w:tabs>
+          <w:tab w:val="num" w:pos="4320"/>
+        </w:tabs>
+        <w:ind w:left="4320" w:hanging="360"/>
+      </w:pPr>
+      <w:rPr>
+        <w:rFonts w:ascii="Wingdings" w:hAnsi="Wingdings" w:hint="default"/>
+        <w:sz w:val="20"/>
+      </w:rPr>
+    </w:lvl>
+    <w:lvl w:ilvl="6" w:tentative="1">
+      <w:start w:val="1"/>
+      <w:numFmt w:val="bullet"/>
+      <w:lvlText w:val=""/>
+      <w:lvlJc w:val="left"/>
+      <w:pPr>
+        <w:tabs>
+          <w:tab w:val="num" w:pos="5040"/>
+        </w:tabs>
+        <w:ind w:left="5040" w:hanging="360"/>
+      </w:pPr>
+      <w:rPr>
+        <w:rFonts w:ascii="Wingdings" w:hAnsi="Wingdings" w:hint="default"/>
+        <w:sz w:val="20"/>
+      </w:rPr>
+    </w:lvl>
+    <w:lvl w:ilvl="7" w:tentative="1">
+      <w:start w:val="1"/>
+      <w:numFmt w:val="bullet"/>
+      <w:lvlText w:val=""/>
+      <w:lvlJc w:val="left"/>
+      <w:pPr>
+        <w:tabs>
+          <w:tab w:val="num" w:pos="5760"/>
+        </w:tabs>
+        <w:ind w:left="5760" w:hanging="360"/>
+      </w:pPr>
+      <w:rPr>
+        <w:rFonts w:ascii="Wingdings" w:hAnsi="Wingdings" w:hint="default"/>
+        <w:sz w:val="20"/>
+      </w:rPr>
+    </w:lvl>
+    <w:lvl w:ilvl="8" w:tentative="1">
+      <w:start w:val="1"/>
+      <w:numFmt w:val="bullet"/>
+      <w:lvlText w:val=""/>
+      <w:lvlJc w:val="left"/>
+      <w:pPr>
+        <w:tabs>
+          <w:tab w:val="num" w:pos="6480"/>
+        </w:tabs>
+        <w:ind w:left="6480" w:hanging="360"/>
+      </w:pPr>
+      <w:rPr>
+        <w:rFonts w:ascii="Wingdings" w:hAnsi="Wingdings" w:hint="default"/>
+        <w:sz w:val="20"/>
+      </w:rPr>
+    </w:lvl>
+  </w:abstractNum>
+  <w:abstractNum w:abstractNumId="10" w15:restartNumberingAfterBreak="0">
     <w:nsid w:val="18022E8F"/>
     <w:multiLevelType w:val="hybridMultilevel"/>
     <w:tmpl w:val="DE32B310"/>
@@ -1656,7 +3356,156 @@
       </w:rPr>
     </w:lvl>
   </w:abstractNum>
-  <w:abstractNum w:abstractNumId="2" w15:restartNumberingAfterBreak="0">
+  <w:abstractNum w:abstractNumId="11" w15:restartNumberingAfterBreak="0">
+    <w:nsid w:val="1AA56B1F"/>
+    <w:multiLevelType w:val="multilevel"/>
+    <w:tmpl w:val="B074D0DA"/>
+    <w:lvl w:ilvl="0">
+      <w:start w:val="1"/>
+      <w:numFmt w:val="bullet"/>
+      <w:lvlText w:val=""/>
+      <w:lvlJc w:val="left"/>
+      <w:pPr>
+        <w:tabs>
+          <w:tab w:val="num" w:pos="720"/>
+        </w:tabs>
+        <w:ind w:left="720" w:hanging="360"/>
+      </w:pPr>
+      <w:rPr>
+        <w:rFonts w:ascii="Symbol" w:hAnsi="Symbol" w:hint="default"/>
+        <w:sz w:val="20"/>
+      </w:rPr>
+    </w:lvl>
+    <w:lvl w:ilvl="1" w:tentative="1">
+      <w:start w:val="1"/>
+      <w:numFmt w:val="bullet"/>
+      <w:lvlText w:val="o"/>
+      <w:lvlJc w:val="left"/>
+      <w:pPr>
+        <w:tabs>
+          <w:tab w:val="num" w:pos="1440"/>
+        </w:tabs>
+        <w:ind w:left="1440" w:hanging="360"/>
+      </w:pPr>
+      <w:rPr>
+        <w:rFonts w:ascii="Courier New" w:hAnsi="Courier New" w:hint="default"/>
+        <w:sz w:val="20"/>
+      </w:rPr>
+    </w:lvl>
+    <w:lvl w:ilvl="2" w:tentative="1">
+      <w:start w:val="1"/>
+      <w:numFmt w:val="bullet"/>
+      <w:lvlText w:val=""/>
+      <w:lvlJc w:val="left"/>
+      <w:pPr>
+        <w:tabs>
+          <w:tab w:val="num" w:pos="2160"/>
+        </w:tabs>
+        <w:ind w:left="2160" w:hanging="360"/>
+      </w:pPr>
+      <w:rPr>
+        <w:rFonts w:ascii="Wingdings" w:hAnsi="Wingdings" w:hint="default"/>
+        <w:sz w:val="20"/>
+      </w:rPr>
+    </w:lvl>
+    <w:lvl w:ilvl="3" w:tentative="1">
+      <w:start w:val="1"/>
+      <w:numFmt w:val="bullet"/>
+      <w:lvlText w:val=""/>
+      <w:lvlJc w:val="left"/>
+      <w:pPr>
+        <w:tabs>
+          <w:tab w:val="num" w:pos="2880"/>
+        </w:tabs>
+        <w:ind w:left="2880" w:hanging="360"/>
+      </w:pPr>
+      <w:rPr>
+        <w:rFonts w:ascii="Wingdings" w:hAnsi="Wingdings" w:hint="default"/>
+        <w:sz w:val="20"/>
+      </w:rPr>
+    </w:lvl>
+    <w:lvl w:ilvl="4" w:tentative="1">
+      <w:start w:val="1"/>
+      <w:numFmt w:val="bullet"/>
+      <w:lvlText w:val=""/>
+      <w:lvlJc w:val="left"/>
+      <w:pPr>
+        <w:tabs>
+          <w:tab w:val="num" w:pos="3600"/>
+        </w:tabs>
+        <w:ind w:left="3600" w:hanging="360"/>
+      </w:pPr>
+      <w:rPr>
+        <w:rFonts w:ascii="Wingdings" w:hAnsi="Wingdings" w:hint="default"/>
+        <w:sz w:val="20"/>
+      </w:rPr>
+    </w:lvl>
+    <w:lvl w:ilvl="5" w:tentative="1">
+      <w:start w:val="1"/>
+      <w:numFmt w:val="bullet"/>
+      <w:lvlText w:val=""/>
+      <w:lvlJc w:val="left"/>
+      <w:pPr>
+        <w:tabs>
+          <w:tab w:val="num" w:pos="4320"/>
+        </w:tabs>
+        <w:ind w:left="4320" w:hanging="360"/>
+      </w:pPr>
+      <w:rPr>
+        <w:rFonts w:ascii="Wingdings" w:hAnsi="Wingdings" w:hint="default"/>
+        <w:sz w:val="20"/>
+      </w:rPr>
+    </w:lvl>
+    <w:lvl w:ilvl="6" w:tentative="1">
+      <w:start w:val="1"/>
+      <w:numFmt w:val="bullet"/>
+      <w:lvlText w:val=""/>
+      <w:lvlJc w:val="left"/>
+      <w:pPr>
+        <w:tabs>
+          <w:tab w:val="num" w:pos="5040"/>
+        </w:tabs>
+        <w:ind w:left="5040" w:hanging="360"/>
+      </w:pPr>
+      <w:rPr>
+        <w:rFonts w:ascii="Wingdings" w:hAnsi="Wingdings" w:hint="default"/>
+        <w:sz w:val="20"/>
+      </w:rPr>
+    </w:lvl>
+    <w:lvl w:ilvl="7" w:tentative="1">
+      <w:start w:val="1"/>
+      <w:numFmt w:val="bullet"/>
+      <w:lvlText w:val=""/>
+      <w:lvlJc w:val="left"/>
+      <w:pPr>
+        <w:tabs>
+          <w:tab w:val="num" w:pos="5760"/>
+        </w:tabs>
+        <w:ind w:left="5760" w:hanging="360"/>
+      </w:pPr>
+      <w:rPr>
+        <w:rFonts w:ascii="Wingdings" w:hAnsi="Wingdings" w:hint="default"/>
+        <w:sz w:val="20"/>
+      </w:rPr>
+    </w:lvl>
+    <w:lvl w:ilvl="8" w:tentative="1">
+      <w:start w:val="1"/>
+      <w:numFmt w:val="bullet"/>
+      <w:lvlText w:val=""/>
+      <w:lvlJc w:val="left"/>
+      <w:pPr>
+        <w:tabs>
+          <w:tab w:val="num" w:pos="6480"/>
+        </w:tabs>
+        <w:ind w:left="6480" w:hanging="360"/>
+      </w:pPr>
+      <w:rPr>
+        <w:rFonts w:ascii="Wingdings" w:hAnsi="Wingdings" w:hint="default"/>
+        <w:sz w:val="20"/>
+      </w:rPr>
+    </w:lvl>
+  </w:abstractNum>
+  <w:abstractNum w:abstractNumId="12" w15:restartNumberingAfterBreak="0">
     <w:nsid w:val="226C45CF"/>
     <w:multiLevelType w:val="hybridMultilevel"/>
     <w:tmpl w:val="9DFE9502"/>
@@ -1769,7 +3618,603 @@
       </w:rPr>
     </w:lvl>
   </w:abstractNum>
-  <w:abstractNum w:abstractNumId="3" w15:restartNumberingAfterBreak="0">
+  <w:abstractNum w:abstractNumId="13" w15:restartNumberingAfterBreak="0">
+    <w:nsid w:val="23A533CB"/>
+    <w:multiLevelType w:val="multilevel"/>
+    <w:tmpl w:val="81949944"/>
+    <w:lvl w:ilvl="0">
+      <w:start w:val="1"/>
+      <w:numFmt w:val="bullet"/>
+      <w:lvlText w:val=""/>
+      <w:lvlJc w:val="left"/>
+      <w:pPr>
+        <w:tabs>
+          <w:tab w:val="num" w:pos="720"/>
+        </w:tabs>
+        <w:ind w:left="720" w:hanging="360"/>
+      </w:pPr>
+      <w:rPr>
+        <w:rFonts w:ascii="Symbol" w:hAnsi="Symbol" w:hint="default"/>
+        <w:sz w:val="20"/>
+      </w:rPr>
+    </w:lvl>
+    <w:lvl w:ilvl="1" w:tentative="1">
+      <w:start w:val="1"/>
+      <w:numFmt w:val="bullet"/>
+      <w:lvlText w:val="o"/>
+      <w:lvlJc w:val="left"/>
+      <w:pPr>
+        <w:tabs>
+          <w:tab w:val="num" w:pos="1440"/>
+        </w:tabs>
+        <w:ind w:left="1440" w:hanging="360"/>
+      </w:pPr>
+      <w:rPr>
+        <w:rFonts w:ascii="Courier New" w:hAnsi="Courier New" w:hint="default"/>
+        <w:sz w:val="20"/>
+      </w:rPr>
+    </w:lvl>
+    <w:lvl w:ilvl="2" w:tentative="1">
+      <w:start w:val="1"/>
+      <w:numFmt w:val="bullet"/>
+      <w:lvlText w:val=""/>
+      <w:lvlJc w:val="left"/>
+      <w:pPr>
+        <w:tabs>
+          <w:tab w:val="num" w:pos="2160"/>
+        </w:tabs>
+        <w:ind w:left="2160" w:hanging="360"/>
+      </w:pPr>
+      <w:rPr>
+        <w:rFonts w:ascii="Wingdings" w:hAnsi="Wingdings" w:hint="default"/>
+        <w:sz w:val="20"/>
+      </w:rPr>
+    </w:lvl>
+    <w:lvl w:ilvl="3" w:tentative="1">
+      <w:start w:val="1"/>
+      <w:numFmt w:val="bullet"/>
+      <w:lvlText w:val=""/>
+      <w:lvlJc w:val="left"/>
+      <w:pPr>
+        <w:tabs>
+          <w:tab w:val="num" w:pos="2880"/>
+        </w:tabs>
+        <w:ind w:left="2880" w:hanging="360"/>
+      </w:pPr>
+      <w:rPr>
+        <w:rFonts w:ascii="Wingdings" w:hAnsi="Wingdings" w:hint="default"/>
+        <w:sz w:val="20"/>
+      </w:rPr>
+    </w:lvl>
+    <w:lvl w:ilvl="4" w:tentative="1">
+      <w:start w:val="1"/>
+      <w:numFmt w:val="bullet"/>
+      <w:lvlText w:val=""/>
+      <w:lvlJc w:val="left"/>
+      <w:pPr>
+        <w:tabs>
+          <w:tab w:val="num" w:pos="3600"/>
+        </w:tabs>
+        <w:ind w:left="3600" w:hanging="360"/>
+      </w:pPr>
+      <w:rPr>
+        <w:rFonts w:ascii="Wingdings" w:hAnsi="Wingdings" w:hint="default"/>
+        <w:sz w:val="20"/>
+      </w:rPr>
+    </w:lvl>
+    <w:lvl w:ilvl="5" w:tentative="1">
+      <w:start w:val="1"/>
+      <w:numFmt w:val="bullet"/>
+      <w:lvlText w:val=""/>
+      <w:lvlJc w:val="left"/>
+      <w:pPr>
+        <w:tabs>
+          <w:tab w:val="num" w:pos="4320"/>
+        </w:tabs>
+        <w:ind w:left="4320" w:hanging="360"/>
+      </w:pPr>
+      <w:rPr>
+        <w:rFonts w:ascii="Wingdings" w:hAnsi="Wingdings" w:hint="default"/>
+        <w:sz w:val="20"/>
+      </w:rPr>
+    </w:lvl>
+    <w:lvl w:ilvl="6" w:tentative="1">
+      <w:start w:val="1"/>
+      <w:numFmt w:val="bullet"/>
+      <w:lvlText w:val=""/>
+      <w:lvlJc w:val="left"/>
+      <w:pPr>
+        <w:tabs>
+          <w:tab w:val="num" w:pos="5040"/>
+        </w:tabs>
+        <w:ind w:left="5040" w:hanging="360"/>
+      </w:pPr>
+      <w:rPr>
+        <w:rFonts w:ascii="Wingdings" w:hAnsi="Wingdings" w:hint="default"/>
+        <w:sz w:val="20"/>
+      </w:rPr>
+    </w:lvl>
+    <w:lvl w:ilvl="7" w:tentative="1">
+      <w:start w:val="1"/>
+      <w:numFmt w:val="bullet"/>
+      <w:lvlText w:val=""/>
+      <w:lvlJc w:val="left"/>
+      <w:pPr>
+        <w:tabs>
+          <w:tab w:val="num" w:pos="5760"/>
+        </w:tabs>
+        <w:ind w:left="5760" w:hanging="360"/>
+      </w:pPr>
+      <w:rPr>
+        <w:rFonts w:ascii="Wingdings" w:hAnsi="Wingdings" w:hint="default"/>
+        <w:sz w:val="20"/>
+      </w:rPr>
+    </w:lvl>
+    <w:lvl w:ilvl="8" w:tentative="1">
+      <w:start w:val="1"/>
+      <w:numFmt w:val="bullet"/>
+      <w:lvlText w:val=""/>
+      <w:lvlJc w:val="left"/>
+      <w:pPr>
+        <w:tabs>
+          <w:tab w:val="num" w:pos="6480"/>
+        </w:tabs>
+        <w:ind w:left="6480" w:hanging="360"/>
+      </w:pPr>
+      <w:rPr>
+        <w:rFonts w:ascii="Wingdings" w:hAnsi="Wingdings" w:hint="default"/>
+        <w:sz w:val="20"/>
+      </w:rPr>
+    </w:lvl>
+  </w:abstractNum>
+  <w:abstractNum w:abstractNumId="14" w15:restartNumberingAfterBreak="0">
+    <w:nsid w:val="25462BF7"/>
+    <w:multiLevelType w:val="multilevel"/>
+    <w:tmpl w:val="C158E934"/>
+    <w:lvl w:ilvl="0">
+      <w:start w:val="1"/>
+      <w:numFmt w:val="bullet"/>
+      <w:lvlText w:val=""/>
+      <w:lvlJc w:val="left"/>
+      <w:pPr>
+        <w:tabs>
+          <w:tab w:val="num" w:pos="720"/>
+        </w:tabs>
+        <w:ind w:left="720" w:hanging="360"/>
+      </w:pPr>
+      <w:rPr>
+        <w:rFonts w:ascii="Symbol" w:hAnsi="Symbol" w:hint="default"/>
+        <w:sz w:val="20"/>
+      </w:rPr>
+    </w:lvl>
+    <w:lvl w:ilvl="1" w:tentative="1">
+      <w:start w:val="1"/>
+      <w:numFmt w:val="bullet"/>
+      <w:lvlText w:val="o"/>
+      <w:lvlJc w:val="left"/>
+      <w:pPr>
+        <w:tabs>
+          <w:tab w:val="num" w:pos="1440"/>
+        </w:tabs>
+        <w:ind w:left="1440" w:hanging="360"/>
+      </w:pPr>
+      <w:rPr>
+        <w:rFonts w:ascii="Courier New" w:hAnsi="Courier New" w:hint="default"/>
+        <w:sz w:val="20"/>
+      </w:rPr>
+    </w:lvl>
+    <w:lvl w:ilvl="2" w:tentative="1">
+      <w:start w:val="1"/>
+      <w:numFmt w:val="bullet"/>
+      <w:lvlText w:val=""/>
+      <w:lvlJc w:val="left"/>
+      <w:pPr>
+        <w:tabs>
+          <w:tab w:val="num" w:pos="2160"/>
+        </w:tabs>
+        <w:ind w:left="2160" w:hanging="360"/>
+      </w:pPr>
+      <w:rPr>
+        <w:rFonts w:ascii="Wingdings" w:hAnsi="Wingdings" w:hint="default"/>
+        <w:sz w:val="20"/>
+      </w:rPr>
+    </w:lvl>
+    <w:lvl w:ilvl="3" w:tentative="1">
+      <w:start w:val="1"/>
+      <w:numFmt w:val="bullet"/>
+      <w:lvlText w:val=""/>
+      <w:lvlJc w:val="left"/>
+      <w:pPr>
+        <w:tabs>
+          <w:tab w:val="num" w:pos="2880"/>
+        </w:tabs>
+        <w:ind w:left="2880" w:hanging="360"/>
+      </w:pPr>
+      <w:rPr>
+        <w:rFonts w:ascii="Wingdings" w:hAnsi="Wingdings" w:hint="default"/>
+        <w:sz w:val="20"/>
+      </w:rPr>
+    </w:lvl>
+    <w:lvl w:ilvl="4" w:tentative="1">
+      <w:start w:val="1"/>
+      <w:numFmt w:val="bullet"/>
+      <w:lvlText w:val=""/>
+      <w:lvlJc w:val="left"/>
+      <w:pPr>
+        <w:tabs>
+          <w:tab w:val="num" w:pos="3600"/>
+        </w:tabs>
+        <w:ind w:left="3600" w:hanging="360"/>
+      </w:pPr>
+      <w:rPr>
+        <w:rFonts w:ascii="Wingdings" w:hAnsi="Wingdings" w:hint="default"/>
+        <w:sz w:val="20"/>
+      </w:rPr>
+    </w:lvl>
+    <w:lvl w:ilvl="5" w:tentative="1">
+      <w:start w:val="1"/>
+      <w:numFmt w:val="bullet"/>
+      <w:lvlText w:val=""/>
+      <w:lvlJc w:val="left"/>
+      <w:pPr>
+        <w:tabs>
+          <w:tab w:val="num" w:pos="4320"/>
+        </w:tabs>
+        <w:ind w:left="4320" w:hanging="360"/>
+      </w:pPr>
+      <w:rPr>
+        <w:rFonts w:ascii="Wingdings" w:hAnsi="Wingdings" w:hint="default"/>
+        <w:sz w:val="20"/>
+      </w:rPr>
+    </w:lvl>
+    <w:lvl w:ilvl="6" w:tentative="1">
+      <w:start w:val="1"/>
+      <w:numFmt w:val="bullet"/>
+      <w:lvlText w:val=""/>
+      <w:lvlJc w:val="left"/>
+      <w:pPr>
+        <w:tabs>
+          <w:tab w:val="num" w:pos="5040"/>
+        </w:tabs>
+        <w:ind w:left="5040" w:hanging="360"/>
+      </w:pPr>
+      <w:rPr>
+        <w:rFonts w:ascii="Wingdings" w:hAnsi="Wingdings" w:hint="default"/>
+        <w:sz w:val="20"/>
+      </w:rPr>
+    </w:lvl>
+    <w:lvl w:ilvl="7" w:tentative="1">
+      <w:start w:val="1"/>
+      <w:numFmt w:val="bullet"/>
+      <w:lvlText w:val=""/>
+      <w:lvlJc w:val="left"/>
+      <w:pPr>
+        <w:tabs>
+          <w:tab w:val="num" w:pos="5760"/>
+        </w:tabs>
+        <w:ind w:left="5760" w:hanging="360"/>
+      </w:pPr>
+      <w:rPr>
+        <w:rFonts w:ascii="Wingdings" w:hAnsi="Wingdings" w:hint="default"/>
+        <w:sz w:val="20"/>
+      </w:rPr>
+    </w:lvl>
+    <w:lvl w:ilvl="8" w:tentative="1">
+      <w:start w:val="1"/>
+      <w:numFmt w:val="bullet"/>
+      <w:lvlText w:val=""/>
+      <w:lvlJc w:val="left"/>
+      <w:pPr>
+        <w:tabs>
+          <w:tab w:val="num" w:pos="6480"/>
+        </w:tabs>
+        <w:ind w:left="6480" w:hanging="360"/>
+      </w:pPr>
+      <w:rPr>
+        <w:rFonts w:ascii="Wingdings" w:hAnsi="Wingdings" w:hint="default"/>
+        <w:sz w:val="20"/>
+      </w:rPr>
+    </w:lvl>
+  </w:abstractNum>
+  <w:abstractNum w:abstractNumId="15" w15:restartNumberingAfterBreak="0">
+    <w:nsid w:val="2657247E"/>
+    <w:multiLevelType w:val="multilevel"/>
+    <w:tmpl w:val="519EA986"/>
+    <w:lvl w:ilvl="0">
+      <w:start w:val="1"/>
+      <w:numFmt w:val="bullet"/>
+      <w:lvlText w:val=""/>
+      <w:lvlJc w:val="left"/>
+      <w:pPr>
+        <w:tabs>
+          <w:tab w:val="num" w:pos="720"/>
+        </w:tabs>
+        <w:ind w:left="720" w:hanging="360"/>
+      </w:pPr>
+      <w:rPr>
+        <w:rFonts w:ascii="Symbol" w:hAnsi="Symbol" w:hint="default"/>
+        <w:sz w:val="20"/>
+      </w:rPr>
+    </w:lvl>
+    <w:lvl w:ilvl="1" w:tentative="1">
+      <w:start w:val="1"/>
+      <w:numFmt w:val="bullet"/>
+      <w:lvlText w:val="o"/>
+      <w:lvlJc w:val="left"/>
+      <w:pPr>
+        <w:tabs>
+          <w:tab w:val="num" w:pos="1440"/>
+        </w:tabs>
+        <w:ind w:left="1440" w:hanging="360"/>
+      </w:pPr>
+      <w:rPr>
+        <w:rFonts w:ascii="Courier New" w:hAnsi="Courier New" w:hint="default"/>
+        <w:sz w:val="20"/>
+      </w:rPr>
+    </w:lvl>
+    <w:lvl w:ilvl="2" w:tentative="1">
+      <w:start w:val="1"/>
+      <w:numFmt w:val="bullet"/>
+      <w:lvlText w:val=""/>
+      <w:lvlJc w:val="left"/>
+      <w:pPr>
+        <w:tabs>
+          <w:tab w:val="num" w:pos="2160"/>
+        </w:tabs>
+        <w:ind w:left="2160" w:hanging="360"/>
+      </w:pPr>
+      <w:rPr>
+        <w:rFonts w:ascii="Wingdings" w:hAnsi="Wingdings" w:hint="default"/>
+        <w:sz w:val="20"/>
+      </w:rPr>
+    </w:lvl>
+    <w:lvl w:ilvl="3" w:tentative="1">
+      <w:start w:val="1"/>
+      <w:numFmt w:val="bullet"/>
+      <w:lvlText w:val=""/>
+      <w:lvlJc w:val="left"/>
+      <w:pPr>
+        <w:tabs>
+          <w:tab w:val="num" w:pos="2880"/>
+        </w:tabs>
+        <w:ind w:left="2880" w:hanging="360"/>
+      </w:pPr>
+      <w:rPr>
+        <w:rFonts w:ascii="Wingdings" w:hAnsi="Wingdings" w:hint="default"/>
+        <w:sz w:val="20"/>
+      </w:rPr>
+    </w:lvl>
+    <w:lvl w:ilvl="4" w:tentative="1">
+      <w:start w:val="1"/>
+      <w:numFmt w:val="bullet"/>
+      <w:lvlText w:val=""/>
+      <w:lvlJc w:val="left"/>
+      <w:pPr>
+        <w:tabs>
+          <w:tab w:val="num" w:pos="3600"/>
+        </w:tabs>
+        <w:ind w:left="3600" w:hanging="360"/>
+      </w:pPr>
+      <w:rPr>
+        <w:rFonts w:ascii="Wingdings" w:hAnsi="Wingdings" w:hint="default"/>
+        <w:sz w:val="20"/>
+      </w:rPr>
+    </w:lvl>
+    <w:lvl w:ilvl="5" w:tentative="1">
+      <w:start w:val="1"/>
+      <w:numFmt w:val="bullet"/>
+      <w:lvlText w:val=""/>
+      <w:lvlJc w:val="left"/>
+      <w:pPr>
+        <w:tabs>
+          <w:tab w:val="num" w:pos="4320"/>
+        </w:tabs>
+        <w:ind w:left="4320" w:hanging="360"/>
+      </w:pPr>
+      <w:rPr>
+        <w:rFonts w:ascii="Wingdings" w:hAnsi="Wingdings" w:hint="default"/>
+        <w:sz w:val="20"/>
+      </w:rPr>
+    </w:lvl>
+    <w:lvl w:ilvl="6" w:tentative="1">
+      <w:start w:val="1"/>
+      <w:numFmt w:val="bullet"/>
+      <w:lvlText w:val=""/>
+      <w:lvlJc w:val="left"/>
+      <w:pPr>
+        <w:tabs>
+          <w:tab w:val="num" w:pos="5040"/>
+        </w:tabs>
+        <w:ind w:left="5040" w:hanging="360"/>
+      </w:pPr>
+      <w:rPr>
+        <w:rFonts w:ascii="Wingdings" w:hAnsi="Wingdings" w:hint="default"/>
+        <w:sz w:val="20"/>
+      </w:rPr>
+    </w:lvl>
+    <w:lvl w:ilvl="7" w:tentative="1">
+      <w:start w:val="1"/>
+      <w:numFmt w:val="bullet"/>
+      <w:lvlText w:val=""/>
+      <w:lvlJc w:val="left"/>
+      <w:pPr>
+        <w:tabs>
+          <w:tab w:val="num" w:pos="5760"/>
+        </w:tabs>
+        <w:ind w:left="5760" w:hanging="360"/>
+      </w:pPr>
+      <w:rPr>
+        <w:rFonts w:ascii="Wingdings" w:hAnsi="Wingdings" w:hint="default"/>
+        <w:sz w:val="20"/>
+      </w:rPr>
+    </w:lvl>
+    <w:lvl w:ilvl="8" w:tentative="1">
+      <w:start w:val="1"/>
+      <w:numFmt w:val="bullet"/>
+      <w:lvlText w:val=""/>
+      <w:lvlJc w:val="left"/>
+      <w:pPr>
+        <w:tabs>
+          <w:tab w:val="num" w:pos="6480"/>
+        </w:tabs>
+        <w:ind w:left="6480" w:hanging="360"/>
+      </w:pPr>
+      <w:rPr>
+        <w:rFonts w:ascii="Wingdings" w:hAnsi="Wingdings" w:hint="default"/>
+        <w:sz w:val="20"/>
+      </w:rPr>
+    </w:lvl>
+  </w:abstractNum>
+  <w:abstractNum w:abstractNumId="16" w15:restartNumberingAfterBreak="0">
+    <w:nsid w:val="27C31207"/>
+    <w:multiLevelType w:val="multilevel"/>
+    <w:tmpl w:val="B8E84806"/>
+    <w:lvl w:ilvl="0">
+      <w:start w:val="1"/>
+      <w:numFmt w:val="bullet"/>
+      <w:lvlText w:val=""/>
+      <w:lvlJc w:val="left"/>
+      <w:pPr>
+        <w:tabs>
+          <w:tab w:val="num" w:pos="720"/>
+        </w:tabs>
+        <w:ind w:left="720" w:hanging="360"/>
+      </w:pPr>
+      <w:rPr>
+        <w:rFonts w:ascii="Symbol" w:hAnsi="Symbol" w:hint="default"/>
+        <w:sz w:val="20"/>
+      </w:rPr>
+    </w:lvl>
+    <w:lvl w:ilvl="1" w:tentative="1">
+      <w:start w:val="1"/>
+      <w:numFmt w:val="bullet"/>
+      <w:lvlText w:val="o"/>
+      <w:lvlJc w:val="left"/>
+      <w:pPr>
+        <w:tabs>
+          <w:tab w:val="num" w:pos="1440"/>
+        </w:tabs>
+        <w:ind w:left="1440" w:hanging="360"/>
+      </w:pPr>
+      <w:rPr>
+        <w:rFonts w:ascii="Courier New" w:hAnsi="Courier New" w:hint="default"/>
+        <w:sz w:val="20"/>
+      </w:rPr>
+    </w:lvl>
+    <w:lvl w:ilvl="2" w:tentative="1">
+      <w:start w:val="1"/>
+      <w:numFmt w:val="bullet"/>
+      <w:lvlText w:val=""/>
+      <w:lvlJc w:val="left"/>
+      <w:pPr>
+        <w:tabs>
+          <w:tab w:val="num" w:pos="2160"/>
+        </w:tabs>
+        <w:ind w:left="2160" w:hanging="360"/>
+      </w:pPr>
+      <w:rPr>
+        <w:rFonts w:ascii="Wingdings" w:hAnsi="Wingdings" w:hint="default"/>
+        <w:sz w:val="20"/>
+      </w:rPr>
+    </w:lvl>
+    <w:lvl w:ilvl="3" w:tentative="1">
+      <w:start w:val="1"/>
+      <w:numFmt w:val="bullet"/>
+      <w:lvlText w:val=""/>
+      <w:lvlJc w:val="left"/>
+      <w:pPr>
+        <w:tabs>
+          <w:tab w:val="num" w:pos="2880"/>
+        </w:tabs>
+        <w:ind w:left="2880" w:hanging="360"/>
+      </w:pPr>
+      <w:rPr>
+        <w:rFonts w:ascii="Wingdings" w:hAnsi="Wingdings" w:hint="default"/>
+        <w:sz w:val="20"/>
+      </w:rPr>
+    </w:lvl>
+    <w:lvl w:ilvl="4" w:tentative="1">
+      <w:start w:val="1"/>
+      <w:numFmt w:val="bullet"/>
+      <w:lvlText w:val=""/>
+      <w:lvlJc w:val="left"/>
+      <w:pPr>
+        <w:tabs>
+          <w:tab w:val="num" w:pos="3600"/>
+        </w:tabs>
+        <w:ind w:left="3600" w:hanging="360"/>
+      </w:pPr>
+      <w:rPr>
+        <w:rFonts w:ascii="Wingdings" w:hAnsi="Wingdings" w:hint="default"/>
+        <w:sz w:val="20"/>
+      </w:rPr>
+    </w:lvl>
+    <w:lvl w:ilvl="5" w:tentative="1">
+      <w:start w:val="1"/>
+      <w:numFmt w:val="bullet"/>
+      <w:lvlText w:val=""/>
+      <w:lvlJc w:val="left"/>
+      <w:pPr>
+        <w:tabs>
+          <w:tab w:val="num" w:pos="4320"/>
+        </w:tabs>
+        <w:ind w:left="4320" w:hanging="360"/>
+      </w:pPr>
+      <w:rPr>
+        <w:rFonts w:ascii="Wingdings" w:hAnsi="Wingdings" w:hint="default"/>
+        <w:sz w:val="20"/>
+      </w:rPr>
+    </w:lvl>
+    <w:lvl w:ilvl="6" w:tentative="1">
+      <w:start w:val="1"/>
+      <w:numFmt w:val="bullet"/>
+      <w:lvlText w:val=""/>
+      <w:lvlJc w:val="left"/>
+      <w:pPr>
+        <w:tabs>
+          <w:tab w:val="num" w:pos="5040"/>
+        </w:tabs>
+        <w:ind w:left="5040" w:hanging="360"/>
+      </w:pPr>
+      <w:rPr>
+        <w:rFonts w:ascii="Wingdings" w:hAnsi="Wingdings" w:hint="default"/>
+        <w:sz w:val="20"/>
+      </w:rPr>
+    </w:lvl>
+    <w:lvl w:ilvl="7" w:tentative="1">
+      <w:start w:val="1"/>
+      <w:numFmt w:val="bullet"/>
+      <w:lvlText w:val=""/>
+      <w:lvlJc w:val="left"/>
+      <w:pPr>
+        <w:tabs>
+          <w:tab w:val="num" w:pos="5760"/>
+        </w:tabs>
+        <w:ind w:left="5760" w:hanging="360"/>
+      </w:pPr>
+      <w:rPr>
+        <w:rFonts w:ascii="Wingdings" w:hAnsi="Wingdings" w:hint="default"/>
+        <w:sz w:val="20"/>
+      </w:rPr>
+    </w:lvl>
+    <w:lvl w:ilvl="8" w:tentative="1">
+      <w:start w:val="1"/>
+      <w:numFmt w:val="bullet"/>
+      <w:lvlText w:val=""/>
+      <w:lvlJc w:val="left"/>
+      <w:pPr>
+        <w:tabs>
+          <w:tab w:val="num" w:pos="6480"/>
+        </w:tabs>
+        <w:ind w:left="6480" w:hanging="360"/>
+      </w:pPr>
+      <w:rPr>
+        <w:rFonts w:ascii="Wingdings" w:hAnsi="Wingdings" w:hint="default"/>
+        <w:sz w:val="20"/>
+      </w:rPr>
+    </w:lvl>
+  </w:abstractNum>
+  <w:abstractNum w:abstractNumId="17" w15:restartNumberingAfterBreak="0">
     <w:nsid w:val="2DDA3AC0"/>
     <w:multiLevelType w:val="hybridMultilevel"/>
     <w:tmpl w:val="11FC60AC"/>
@@ -1882,7 +4327,7 @@
       </w:rPr>
     </w:lvl>
   </w:abstractNum>
-  <w:abstractNum w:abstractNumId="4" w15:restartNumberingAfterBreak="0">
+  <w:abstractNum w:abstractNumId="18" w15:restartNumberingAfterBreak="0">
     <w:nsid w:val="45B276A8"/>
     <w:multiLevelType w:val="hybridMultilevel"/>
     <w:tmpl w:val="D07258CA"/>
@@ -1995,7 +4440,7 @@
       </w:rPr>
     </w:lvl>
   </w:abstractNum>
-  <w:abstractNum w:abstractNumId="5" w15:restartNumberingAfterBreak="0">
+  <w:abstractNum w:abstractNumId="19" w15:restartNumberingAfterBreak="0">
     <w:nsid w:val="4E4E483B"/>
     <w:multiLevelType w:val="hybridMultilevel"/>
     <w:tmpl w:val="808043D4"/>
@@ -2108,7 +4553,156 @@
       </w:rPr>
     </w:lvl>
   </w:abstractNum>
-  <w:abstractNum w:abstractNumId="6" w15:restartNumberingAfterBreak="0">
+  <w:abstractNum w:abstractNumId="20" w15:restartNumberingAfterBreak="0">
+    <w:nsid w:val="565D061B"/>
+    <w:multiLevelType w:val="multilevel"/>
+    <w:tmpl w:val="CFBCED50"/>
+    <w:lvl w:ilvl="0">
+      <w:start w:val="1"/>
+      <w:numFmt w:val="bullet"/>
+      <w:lvlText w:val=""/>
+      <w:lvlJc w:val="left"/>
+      <w:pPr>
+        <w:tabs>
+          <w:tab w:val="num" w:pos="720"/>
+        </w:tabs>
+        <w:ind w:left="720" w:hanging="360"/>
+      </w:pPr>
+      <w:rPr>
+        <w:rFonts w:ascii="Symbol" w:hAnsi="Symbol" w:hint="default"/>
+        <w:sz w:val="20"/>
+      </w:rPr>
+    </w:lvl>
+    <w:lvl w:ilvl="1" w:tentative="1">
+      <w:start w:val="1"/>
+      <w:numFmt w:val="bullet"/>
+      <w:lvlText w:val="o"/>
+      <w:lvlJc w:val="left"/>
+      <w:pPr>
+        <w:tabs>
+          <w:tab w:val="num" w:pos="1440"/>
+        </w:tabs>
+        <w:ind w:left="1440" w:hanging="360"/>
+      </w:pPr>
+      <w:rPr>
+        <w:rFonts w:ascii="Courier New" w:hAnsi="Courier New" w:hint="default"/>
+        <w:sz w:val="20"/>
+      </w:rPr>
+    </w:lvl>
+    <w:lvl w:ilvl="2" w:tentative="1">
+      <w:start w:val="1"/>
+      <w:numFmt w:val="bullet"/>
+      <w:lvlText w:val=""/>
+      <w:lvlJc w:val="left"/>
+      <w:pPr>
+        <w:tabs>
+          <w:tab w:val="num" w:pos="2160"/>
+        </w:tabs>
+        <w:ind w:left="2160" w:hanging="360"/>
+      </w:pPr>
+      <w:rPr>
+        <w:rFonts w:ascii="Wingdings" w:hAnsi="Wingdings" w:hint="default"/>
+        <w:sz w:val="20"/>
+      </w:rPr>
+    </w:lvl>
+    <w:lvl w:ilvl="3" w:tentative="1">
+      <w:start w:val="1"/>
+      <w:numFmt w:val="bullet"/>
+      <w:lvlText w:val=""/>
+      <w:lvlJc w:val="left"/>
+      <w:pPr>
+        <w:tabs>
+          <w:tab w:val="num" w:pos="2880"/>
+        </w:tabs>
+        <w:ind w:left="2880" w:hanging="360"/>
+      </w:pPr>
+      <w:rPr>
+        <w:rFonts w:ascii="Wingdings" w:hAnsi="Wingdings" w:hint="default"/>
+        <w:sz w:val="20"/>
+      </w:rPr>
+    </w:lvl>
+    <w:lvl w:ilvl="4" w:tentative="1">
+      <w:start w:val="1"/>
+      <w:numFmt w:val="bullet"/>
+      <w:lvlText w:val=""/>
+      <w:lvlJc w:val="left"/>
+      <w:pPr>
+        <w:tabs>
+          <w:tab w:val="num" w:pos="3600"/>
+        </w:tabs>
+        <w:ind w:left="3600" w:hanging="360"/>
+      </w:pPr>
+      <w:rPr>
+        <w:rFonts w:ascii="Wingdings" w:hAnsi="Wingdings" w:hint="default"/>
+        <w:sz w:val="20"/>
+      </w:rPr>
+    </w:lvl>
+    <w:lvl w:ilvl="5" w:tentative="1">
+      <w:start w:val="1"/>
+      <w:numFmt w:val="bullet"/>
+      <w:lvlText w:val=""/>
+      <w:lvlJc w:val="left"/>
+      <w:pPr>
+        <w:tabs>
+          <w:tab w:val="num" w:pos="4320"/>
+        </w:tabs>
+        <w:ind w:left="4320" w:hanging="360"/>
+      </w:pPr>
+      <w:rPr>
+        <w:rFonts w:ascii="Wingdings" w:hAnsi="Wingdings" w:hint="default"/>
+        <w:sz w:val="20"/>
+      </w:rPr>
+    </w:lvl>
+    <w:lvl w:ilvl="6" w:tentative="1">
+      <w:start w:val="1"/>
+      <w:numFmt w:val="bullet"/>
+      <w:lvlText w:val=""/>
+      <w:lvlJc w:val="left"/>
+      <w:pPr>
+        <w:tabs>
+          <w:tab w:val="num" w:pos="5040"/>
+        </w:tabs>
+        <w:ind w:left="5040" w:hanging="360"/>
+      </w:pPr>
+      <w:rPr>
+        <w:rFonts w:ascii="Wingdings" w:hAnsi="Wingdings" w:hint="default"/>
+        <w:sz w:val="20"/>
+      </w:rPr>
+    </w:lvl>
+    <w:lvl w:ilvl="7" w:tentative="1">
+      <w:start w:val="1"/>
+      <w:numFmt w:val="bullet"/>
+      <w:lvlText w:val=""/>
+      <w:lvlJc w:val="left"/>
+      <w:pPr>
+        <w:tabs>
+          <w:tab w:val="num" w:pos="5760"/>
+        </w:tabs>
+        <w:ind w:left="5760" w:hanging="360"/>
+      </w:pPr>
+      <w:rPr>
+        <w:rFonts w:ascii="Wingdings" w:hAnsi="Wingdings" w:hint="default"/>
+        <w:sz w:val="20"/>
+      </w:rPr>
+    </w:lvl>
+    <w:lvl w:ilvl="8" w:tentative="1">
+      <w:start w:val="1"/>
+      <w:numFmt w:val="bullet"/>
+      <w:lvlText w:val=""/>
+      <w:lvlJc w:val="left"/>
+      <w:pPr>
+        <w:tabs>
+          <w:tab w:val="num" w:pos="6480"/>
+        </w:tabs>
+        <w:ind w:left="6480" w:hanging="360"/>
+      </w:pPr>
+      <w:rPr>
+        <w:rFonts w:ascii="Wingdings" w:hAnsi="Wingdings" w:hint="default"/>
+        <w:sz w:val="20"/>
+      </w:rPr>
+    </w:lvl>
+  </w:abstractNum>
+  <w:abstractNum w:abstractNumId="21" w15:restartNumberingAfterBreak="0">
     <w:nsid w:val="60BF4EBA"/>
     <w:multiLevelType w:val="hybridMultilevel"/>
     <w:tmpl w:val="0414E9E4"/>
@@ -2221,26 +4815,679 @@
       </w:rPr>
     </w:lvl>
   </w:abstractNum>
+  <w:abstractNum w:abstractNumId="22" w15:restartNumberingAfterBreak="0">
+    <w:nsid w:val="6A520BD6"/>
+    <w:multiLevelType w:val="multilevel"/>
+    <w:tmpl w:val="8AE4ADA8"/>
+    <w:lvl w:ilvl="0">
+      <w:start w:val="1"/>
+      <w:numFmt w:val="bullet"/>
+      <w:lvlText w:val=""/>
+      <w:lvlJc w:val="left"/>
+      <w:pPr>
+        <w:tabs>
+          <w:tab w:val="num" w:pos="720"/>
+        </w:tabs>
+        <w:ind w:left="720" w:hanging="360"/>
+      </w:pPr>
+      <w:rPr>
+        <w:rFonts w:ascii="Symbol" w:hAnsi="Symbol" w:hint="default"/>
+        <w:sz w:val="20"/>
+      </w:rPr>
+    </w:lvl>
+    <w:lvl w:ilvl="1" w:tentative="1">
+      <w:start w:val="1"/>
+      <w:numFmt w:val="bullet"/>
+      <w:lvlText w:val="o"/>
+      <w:lvlJc w:val="left"/>
+      <w:pPr>
+        <w:tabs>
+          <w:tab w:val="num" w:pos="1440"/>
+        </w:tabs>
+        <w:ind w:left="1440" w:hanging="360"/>
+      </w:pPr>
+      <w:rPr>
+        <w:rFonts w:ascii="Courier New" w:hAnsi="Courier New" w:hint="default"/>
+        <w:sz w:val="20"/>
+      </w:rPr>
+    </w:lvl>
+    <w:lvl w:ilvl="2" w:tentative="1">
+      <w:start w:val="1"/>
+      <w:numFmt w:val="bullet"/>
+      <w:lvlText w:val=""/>
+      <w:lvlJc w:val="left"/>
+      <w:pPr>
+        <w:tabs>
+          <w:tab w:val="num" w:pos="2160"/>
+        </w:tabs>
+        <w:ind w:left="2160" w:hanging="360"/>
+      </w:pPr>
+      <w:rPr>
+        <w:rFonts w:ascii="Wingdings" w:hAnsi="Wingdings" w:hint="default"/>
+        <w:sz w:val="20"/>
+      </w:rPr>
+    </w:lvl>
+    <w:lvl w:ilvl="3" w:tentative="1">
+      <w:start w:val="1"/>
+      <w:numFmt w:val="bullet"/>
+      <w:lvlText w:val=""/>
+      <w:lvlJc w:val="left"/>
+      <w:pPr>
+        <w:tabs>
+          <w:tab w:val="num" w:pos="2880"/>
+        </w:tabs>
+        <w:ind w:left="2880" w:hanging="360"/>
+      </w:pPr>
+      <w:rPr>
+        <w:rFonts w:ascii="Wingdings" w:hAnsi="Wingdings" w:hint="default"/>
+        <w:sz w:val="20"/>
+      </w:rPr>
+    </w:lvl>
+    <w:lvl w:ilvl="4" w:tentative="1">
+      <w:start w:val="1"/>
+      <w:numFmt w:val="bullet"/>
+      <w:lvlText w:val=""/>
+      <w:lvlJc w:val="left"/>
+      <w:pPr>
+        <w:tabs>
+          <w:tab w:val="num" w:pos="3600"/>
+        </w:tabs>
+        <w:ind w:left="3600" w:hanging="360"/>
+      </w:pPr>
+      <w:rPr>
+        <w:rFonts w:ascii="Wingdings" w:hAnsi="Wingdings" w:hint="default"/>
+        <w:sz w:val="20"/>
+      </w:rPr>
+    </w:lvl>
+    <w:lvl w:ilvl="5" w:tentative="1">
+      <w:start w:val="1"/>
+      <w:numFmt w:val="bullet"/>
+      <w:lvlText w:val=""/>
+      <w:lvlJc w:val="left"/>
+      <w:pPr>
+        <w:tabs>
+          <w:tab w:val="num" w:pos="4320"/>
+        </w:tabs>
+        <w:ind w:left="4320" w:hanging="360"/>
+      </w:pPr>
+      <w:rPr>
+        <w:rFonts w:ascii="Wingdings" w:hAnsi="Wingdings" w:hint="default"/>
+        <w:sz w:val="20"/>
+      </w:rPr>
+    </w:lvl>
+    <w:lvl w:ilvl="6" w:tentative="1">
+      <w:start w:val="1"/>
+      <w:numFmt w:val="bullet"/>
+      <w:lvlText w:val=""/>
+      <w:lvlJc w:val="left"/>
+      <w:pPr>
+        <w:tabs>
+          <w:tab w:val="num" w:pos="5040"/>
+        </w:tabs>
+        <w:ind w:left="5040" w:hanging="360"/>
+      </w:pPr>
+      <w:rPr>
+        <w:rFonts w:ascii="Wingdings" w:hAnsi="Wingdings" w:hint="default"/>
+        <w:sz w:val="20"/>
+      </w:rPr>
+    </w:lvl>
+    <w:lvl w:ilvl="7" w:tentative="1">
+      <w:start w:val="1"/>
+      <w:numFmt w:val="bullet"/>
+      <w:lvlText w:val=""/>
+      <w:lvlJc w:val="left"/>
+      <w:pPr>
+        <w:tabs>
+          <w:tab w:val="num" w:pos="5760"/>
+        </w:tabs>
+        <w:ind w:left="5760" w:hanging="360"/>
+      </w:pPr>
+      <w:rPr>
+        <w:rFonts w:ascii="Wingdings" w:hAnsi="Wingdings" w:hint="default"/>
+        <w:sz w:val="20"/>
+      </w:rPr>
+    </w:lvl>
+    <w:lvl w:ilvl="8" w:tentative="1">
+      <w:start w:val="1"/>
+      <w:numFmt w:val="bullet"/>
+      <w:lvlText w:val=""/>
+      <w:lvlJc w:val="left"/>
+      <w:pPr>
+        <w:tabs>
+          <w:tab w:val="num" w:pos="6480"/>
+        </w:tabs>
+        <w:ind w:left="6480" w:hanging="360"/>
+      </w:pPr>
+      <w:rPr>
+        <w:rFonts w:ascii="Wingdings" w:hAnsi="Wingdings" w:hint="default"/>
+        <w:sz w:val="20"/>
+      </w:rPr>
+    </w:lvl>
+  </w:abstractNum>
+  <w:abstractNum w:abstractNumId="23" w15:restartNumberingAfterBreak="0">
+    <w:nsid w:val="6F8624A8"/>
+    <w:multiLevelType w:val="multilevel"/>
+    <w:tmpl w:val="F7565E3A"/>
+    <w:lvl w:ilvl="0">
+      <w:start w:val="1"/>
+      <w:numFmt w:val="bullet"/>
+      <w:lvlText w:val=""/>
+      <w:lvlJc w:val="left"/>
+      <w:pPr>
+        <w:tabs>
+          <w:tab w:val="num" w:pos="720"/>
+        </w:tabs>
+        <w:ind w:left="720" w:hanging="360"/>
+      </w:pPr>
+      <w:rPr>
+        <w:rFonts w:ascii="Symbol" w:hAnsi="Symbol" w:hint="default"/>
+        <w:sz w:val="20"/>
+      </w:rPr>
+    </w:lvl>
+    <w:lvl w:ilvl="1" w:tentative="1">
+      <w:start w:val="1"/>
+      <w:numFmt w:val="bullet"/>
+      <w:lvlText w:val="o"/>
+      <w:lvlJc w:val="left"/>
+      <w:pPr>
+        <w:tabs>
+          <w:tab w:val="num" w:pos="1440"/>
+        </w:tabs>
+        <w:ind w:left="1440" w:hanging="360"/>
+      </w:pPr>
+      <w:rPr>
+        <w:rFonts w:ascii="Courier New" w:hAnsi="Courier New" w:hint="default"/>
+        <w:sz w:val="20"/>
+      </w:rPr>
+    </w:lvl>
+    <w:lvl w:ilvl="2" w:tentative="1">
+      <w:start w:val="1"/>
+      <w:numFmt w:val="bullet"/>
+      <w:lvlText w:val=""/>
+      <w:lvlJc w:val="left"/>
+      <w:pPr>
+        <w:tabs>
+          <w:tab w:val="num" w:pos="2160"/>
+        </w:tabs>
+        <w:ind w:left="2160" w:hanging="360"/>
+      </w:pPr>
+      <w:rPr>
+        <w:rFonts w:ascii="Wingdings" w:hAnsi="Wingdings" w:hint="default"/>
+        <w:sz w:val="20"/>
+      </w:rPr>
+    </w:lvl>
+    <w:lvl w:ilvl="3" w:tentative="1">
+      <w:start w:val="1"/>
+      <w:numFmt w:val="bullet"/>
+      <w:lvlText w:val=""/>
+      <w:lvlJc w:val="left"/>
+      <w:pPr>
+        <w:tabs>
+          <w:tab w:val="num" w:pos="2880"/>
+        </w:tabs>
+        <w:ind w:left="2880" w:hanging="360"/>
+      </w:pPr>
+      <w:rPr>
+        <w:rFonts w:ascii="Wingdings" w:hAnsi="Wingdings" w:hint="default"/>
+        <w:sz w:val="20"/>
+      </w:rPr>
+    </w:lvl>
+    <w:lvl w:ilvl="4" w:tentative="1">
+      <w:start w:val="1"/>
+      <w:numFmt w:val="bullet"/>
+      <w:lvlText w:val=""/>
+      <w:lvlJc w:val="left"/>
+      <w:pPr>
+        <w:tabs>
+          <w:tab w:val="num" w:pos="3600"/>
+        </w:tabs>
+        <w:ind w:left="3600" w:hanging="360"/>
+      </w:pPr>
+      <w:rPr>
+        <w:rFonts w:ascii="Wingdings" w:hAnsi="Wingdings" w:hint="default"/>
+        <w:sz w:val="20"/>
+      </w:rPr>
+    </w:lvl>
+    <w:lvl w:ilvl="5" w:tentative="1">
+      <w:start w:val="1"/>
+      <w:numFmt w:val="bullet"/>
+      <w:lvlText w:val=""/>
+      <w:lvlJc w:val="left"/>
+      <w:pPr>
+        <w:tabs>
+          <w:tab w:val="num" w:pos="4320"/>
+        </w:tabs>
+        <w:ind w:left="4320" w:hanging="360"/>
+      </w:pPr>
+      <w:rPr>
+        <w:rFonts w:ascii="Wingdings" w:hAnsi="Wingdings" w:hint="default"/>
+        <w:sz w:val="20"/>
+      </w:rPr>
+    </w:lvl>
+    <w:lvl w:ilvl="6" w:tentative="1">
+      <w:start w:val="1"/>
+      <w:numFmt w:val="bullet"/>
+      <w:lvlText w:val=""/>
+      <w:lvlJc w:val="left"/>
+      <w:pPr>
+        <w:tabs>
+          <w:tab w:val="num" w:pos="5040"/>
+        </w:tabs>
+        <w:ind w:left="5040" w:hanging="360"/>
+      </w:pPr>
+      <w:rPr>
+        <w:rFonts w:ascii="Wingdings" w:hAnsi="Wingdings" w:hint="default"/>
+        <w:sz w:val="20"/>
+      </w:rPr>
+    </w:lvl>
+    <w:lvl w:ilvl="7" w:tentative="1">
+      <w:start w:val="1"/>
+      <w:numFmt w:val="bullet"/>
+      <w:lvlText w:val=""/>
+      <w:lvlJc w:val="left"/>
+      <w:pPr>
+        <w:tabs>
+          <w:tab w:val="num" w:pos="5760"/>
+        </w:tabs>
+        <w:ind w:left="5760" w:hanging="360"/>
+      </w:pPr>
+      <w:rPr>
+        <w:rFonts w:ascii="Wingdings" w:hAnsi="Wingdings" w:hint="default"/>
+        <w:sz w:val="20"/>
+      </w:rPr>
+    </w:lvl>
+    <w:lvl w:ilvl="8" w:tentative="1">
+      <w:start w:val="1"/>
+      <w:numFmt w:val="bullet"/>
+      <w:lvlText w:val=""/>
+      <w:lvlJc w:val="left"/>
+      <w:pPr>
+        <w:tabs>
+          <w:tab w:val="num" w:pos="6480"/>
+        </w:tabs>
+        <w:ind w:left="6480" w:hanging="360"/>
+      </w:pPr>
+      <w:rPr>
+        <w:rFonts w:ascii="Wingdings" w:hAnsi="Wingdings" w:hint="default"/>
+        <w:sz w:val="20"/>
+      </w:rPr>
+    </w:lvl>
+  </w:abstractNum>
+  <w:abstractNum w:abstractNumId="24" w15:restartNumberingAfterBreak="0">
+    <w:nsid w:val="75EB0A2B"/>
+    <w:multiLevelType w:val="multilevel"/>
+    <w:tmpl w:val="9A2AE054"/>
+    <w:lvl w:ilvl="0">
+      <w:start w:val="1"/>
+      <w:numFmt w:val="bullet"/>
+      <w:lvlText w:val=""/>
+      <w:lvlJc w:val="left"/>
+      <w:pPr>
+        <w:tabs>
+          <w:tab w:val="num" w:pos="720"/>
+        </w:tabs>
+        <w:ind w:left="720" w:hanging="360"/>
+      </w:pPr>
+      <w:rPr>
+        <w:rFonts w:ascii="Symbol" w:hAnsi="Symbol" w:hint="default"/>
+        <w:sz w:val="20"/>
+      </w:rPr>
+    </w:lvl>
+    <w:lvl w:ilvl="1" w:tentative="1">
+      <w:start w:val="1"/>
+      <w:numFmt w:val="bullet"/>
+      <w:lvlText w:val="o"/>
+      <w:lvlJc w:val="left"/>
+      <w:pPr>
+        <w:tabs>
+          <w:tab w:val="num" w:pos="1440"/>
+        </w:tabs>
+        <w:ind w:left="1440" w:hanging="360"/>
+      </w:pPr>
+      <w:rPr>
+        <w:rFonts w:ascii="Courier New" w:hAnsi="Courier New" w:hint="default"/>
+        <w:sz w:val="20"/>
+      </w:rPr>
+    </w:lvl>
+    <w:lvl w:ilvl="2" w:tentative="1">
+      <w:start w:val="1"/>
+      <w:numFmt w:val="bullet"/>
+      <w:lvlText w:val=""/>
+      <w:lvlJc w:val="left"/>
+      <w:pPr>
+        <w:tabs>
+          <w:tab w:val="num" w:pos="2160"/>
+        </w:tabs>
+        <w:ind w:left="2160" w:hanging="360"/>
+      </w:pPr>
+      <w:rPr>
+        <w:rFonts w:ascii="Wingdings" w:hAnsi="Wingdings" w:hint="default"/>
+        <w:sz w:val="20"/>
+      </w:rPr>
+    </w:lvl>
+    <w:lvl w:ilvl="3" w:tentative="1">
+      <w:start w:val="1"/>
+      <w:numFmt w:val="bullet"/>
+      <w:lvlText w:val=""/>
+      <w:lvlJc w:val="left"/>
+      <w:pPr>
+        <w:tabs>
+          <w:tab w:val="num" w:pos="2880"/>
+        </w:tabs>
+        <w:ind w:left="2880" w:hanging="360"/>
+      </w:pPr>
+      <w:rPr>
+        <w:rFonts w:ascii="Wingdings" w:hAnsi="Wingdings" w:hint="default"/>
+        <w:sz w:val="20"/>
+      </w:rPr>
+    </w:lvl>
+    <w:lvl w:ilvl="4" w:tentative="1">
+      <w:start w:val="1"/>
+      <w:numFmt w:val="bullet"/>
+      <w:lvlText w:val=""/>
+      <w:lvlJc w:val="left"/>
+      <w:pPr>
+        <w:tabs>
+          <w:tab w:val="num" w:pos="3600"/>
+        </w:tabs>
+        <w:ind w:left="3600" w:hanging="360"/>
+      </w:pPr>
+      <w:rPr>
+        <w:rFonts w:ascii="Wingdings" w:hAnsi="Wingdings" w:hint="default"/>
+        <w:sz w:val="20"/>
+      </w:rPr>
+    </w:lvl>
+    <w:lvl w:ilvl="5" w:tentative="1">
+      <w:start w:val="1"/>
+      <w:numFmt w:val="bullet"/>
+      <w:lvlText w:val=""/>
+      <w:lvlJc w:val="left"/>
+      <w:pPr>
+        <w:tabs>
+          <w:tab w:val="num" w:pos="4320"/>
+        </w:tabs>
+        <w:ind w:left="4320" w:hanging="360"/>
+      </w:pPr>
+      <w:rPr>
+        <w:rFonts w:ascii="Wingdings" w:hAnsi="Wingdings" w:hint="default"/>
+        <w:sz w:val="20"/>
+      </w:rPr>
+    </w:lvl>
+    <w:lvl w:ilvl="6" w:tentative="1">
+      <w:start w:val="1"/>
+      <w:numFmt w:val="bullet"/>
+      <w:lvlText w:val=""/>
+      <w:lvlJc w:val="left"/>
+      <w:pPr>
+        <w:tabs>
+          <w:tab w:val="num" w:pos="5040"/>
+        </w:tabs>
+        <w:ind w:left="5040" w:hanging="360"/>
+      </w:pPr>
+      <w:rPr>
+        <w:rFonts w:ascii="Wingdings" w:hAnsi="Wingdings" w:hint="default"/>
+        <w:sz w:val="20"/>
+      </w:rPr>
+    </w:lvl>
+    <w:lvl w:ilvl="7" w:tentative="1">
+      <w:start w:val="1"/>
+      <w:numFmt w:val="bullet"/>
+      <w:lvlText w:val=""/>
+      <w:lvlJc w:val="left"/>
+      <w:pPr>
+        <w:tabs>
+          <w:tab w:val="num" w:pos="5760"/>
+        </w:tabs>
+        <w:ind w:left="5760" w:hanging="360"/>
+      </w:pPr>
+      <w:rPr>
+        <w:rFonts w:ascii="Wingdings" w:hAnsi="Wingdings" w:hint="default"/>
+        <w:sz w:val="20"/>
+      </w:rPr>
+    </w:lvl>
+    <w:lvl w:ilvl="8" w:tentative="1">
+      <w:start w:val="1"/>
+      <w:numFmt w:val="bullet"/>
+      <w:lvlText w:val=""/>
+      <w:lvlJc w:val="left"/>
+      <w:pPr>
+        <w:tabs>
+          <w:tab w:val="num" w:pos="6480"/>
+        </w:tabs>
+        <w:ind w:left="6480" w:hanging="360"/>
+      </w:pPr>
+      <w:rPr>
+        <w:rFonts w:ascii="Wingdings" w:hAnsi="Wingdings" w:hint="default"/>
+        <w:sz w:val="20"/>
+      </w:rPr>
+    </w:lvl>
+  </w:abstractNum>
+  <w:abstractNum w:abstractNumId="25" w15:restartNumberingAfterBreak="0">
+    <w:nsid w:val="7BFC4B1D"/>
+    <w:multiLevelType w:val="multilevel"/>
+    <w:tmpl w:val="D5301E62"/>
+    <w:lvl w:ilvl="0">
+      <w:start w:val="1"/>
+      <w:numFmt w:val="bullet"/>
+      <w:lvlText w:val=""/>
+      <w:lvlJc w:val="left"/>
+      <w:pPr>
+        <w:tabs>
+          <w:tab w:val="num" w:pos="720"/>
+        </w:tabs>
+        <w:ind w:left="720" w:hanging="360"/>
+      </w:pPr>
+      <w:rPr>
+        <w:rFonts w:ascii="Symbol" w:hAnsi="Symbol" w:hint="default"/>
+        <w:sz w:val="20"/>
+      </w:rPr>
+    </w:lvl>
+    <w:lvl w:ilvl="1" w:tentative="1">
+      <w:start w:val="1"/>
+      <w:numFmt w:val="bullet"/>
+      <w:lvlText w:val="o"/>
+      <w:lvlJc w:val="left"/>
+      <w:pPr>
+        <w:tabs>
+          <w:tab w:val="num" w:pos="1440"/>
+        </w:tabs>
+        <w:ind w:left="1440" w:hanging="360"/>
+      </w:pPr>
+      <w:rPr>
+        <w:rFonts w:ascii="Courier New" w:hAnsi="Courier New" w:hint="default"/>
+        <w:sz w:val="20"/>
+      </w:rPr>
+    </w:lvl>
+    <w:lvl w:ilvl="2" w:tentative="1">
+      <w:start w:val="1"/>
+      <w:numFmt w:val="bullet"/>
+      <w:lvlText w:val=""/>
+      <w:lvlJc w:val="left"/>
+      <w:pPr>
+        <w:tabs>
+          <w:tab w:val="num" w:pos="2160"/>
+        </w:tabs>
+        <w:ind w:left="2160" w:hanging="360"/>
+      </w:pPr>
+      <w:rPr>
+        <w:rFonts w:ascii="Wingdings" w:hAnsi="Wingdings" w:hint="default"/>
+        <w:sz w:val="20"/>
+      </w:rPr>
+    </w:lvl>
+    <w:lvl w:ilvl="3" w:tentative="1">
+      <w:start w:val="1"/>
+      <w:numFmt w:val="bullet"/>
+      <w:lvlText w:val=""/>
+      <w:lvlJc w:val="left"/>
+      <w:pPr>
+        <w:tabs>
+          <w:tab w:val="num" w:pos="2880"/>
+        </w:tabs>
+        <w:ind w:left="2880" w:hanging="360"/>
+      </w:pPr>
+      <w:rPr>
+        <w:rFonts w:ascii="Wingdings" w:hAnsi="Wingdings" w:hint="default"/>
+        <w:sz w:val="20"/>
+      </w:rPr>
+    </w:lvl>
+    <w:lvl w:ilvl="4" w:tentative="1">
+      <w:start w:val="1"/>
+      <w:numFmt w:val="bullet"/>
+      <w:lvlText w:val=""/>
+      <w:lvlJc w:val="left"/>
+      <w:pPr>
+        <w:tabs>
+          <w:tab w:val="num" w:pos="3600"/>
+        </w:tabs>
+        <w:ind w:left="3600" w:hanging="360"/>
+      </w:pPr>
+      <w:rPr>
+        <w:rFonts w:ascii="Wingdings" w:hAnsi="Wingdings" w:hint="default"/>
+        <w:sz w:val="20"/>
+      </w:rPr>
+    </w:lvl>
+    <w:lvl w:ilvl="5" w:tentative="1">
+      <w:start w:val="1"/>
+      <w:numFmt w:val="bullet"/>
+      <w:lvlText w:val=""/>
+      <w:lvlJc w:val="left"/>
+      <w:pPr>
+        <w:tabs>
+          <w:tab w:val="num" w:pos="4320"/>
+        </w:tabs>
+        <w:ind w:left="4320" w:hanging="360"/>
+      </w:pPr>
+      <w:rPr>
+        <w:rFonts w:ascii="Wingdings" w:hAnsi="Wingdings" w:hint="default"/>
+        <w:sz w:val="20"/>
+      </w:rPr>
+    </w:lvl>
+    <w:lvl w:ilvl="6" w:tentative="1">
+      <w:start w:val="1"/>
+      <w:numFmt w:val="bullet"/>
+      <w:lvlText w:val=""/>
+      <w:lvlJc w:val="left"/>
+      <w:pPr>
+        <w:tabs>
+          <w:tab w:val="num" w:pos="5040"/>
+        </w:tabs>
+        <w:ind w:left="5040" w:hanging="360"/>
+      </w:pPr>
+      <w:rPr>
+        <w:rFonts w:ascii="Wingdings" w:hAnsi="Wingdings" w:hint="default"/>
+        <w:sz w:val="20"/>
+      </w:rPr>
+    </w:lvl>
+    <w:lvl w:ilvl="7" w:tentative="1">
+      <w:start w:val="1"/>
+      <w:numFmt w:val="bullet"/>
+      <w:lvlText w:val=""/>
+      <w:lvlJc w:val="left"/>
+      <w:pPr>
+        <w:tabs>
+          <w:tab w:val="num" w:pos="5760"/>
+        </w:tabs>
+        <w:ind w:left="5760" w:hanging="360"/>
+      </w:pPr>
+      <w:rPr>
+        <w:rFonts w:ascii="Wingdings" w:hAnsi="Wingdings" w:hint="default"/>
+        <w:sz w:val="20"/>
+      </w:rPr>
+    </w:lvl>
+    <w:lvl w:ilvl="8" w:tentative="1">
+      <w:start w:val="1"/>
+      <w:numFmt w:val="bullet"/>
+      <w:lvlText w:val=""/>
+      <w:lvlJc w:val="left"/>
+      <w:pPr>
+        <w:tabs>
+          <w:tab w:val="num" w:pos="6480"/>
+        </w:tabs>
+        <w:ind w:left="6480" w:hanging="360"/>
+      </w:pPr>
+      <w:rPr>
+        <w:rFonts w:ascii="Wingdings" w:hAnsi="Wingdings" w:hint="default"/>
+        <w:sz w:val="20"/>
+      </w:rPr>
+    </w:lvl>
+  </w:abstractNum>
   <w:num w:numId="1" w16cid:durableId="279000649">
+    <w:abstractNumId w:val="18"/>
+  </w:num>
+  <w:num w:numId="2" w16cid:durableId="308024001">
+    <w:abstractNumId w:val="10"/>
+  </w:num>
+  <w:num w:numId="3" w16cid:durableId="958221964">
+    <w:abstractNumId w:val="8"/>
+  </w:num>
+  <w:num w:numId="4" w16cid:durableId="2115976566">
+    <w:abstractNumId w:val="12"/>
+  </w:num>
+  <w:num w:numId="5" w16cid:durableId="1810127873">
+    <w:abstractNumId w:val="19"/>
+  </w:num>
+  <w:num w:numId="6" w16cid:durableId="319431663">
+    <w:abstractNumId w:val="17"/>
+  </w:num>
+  <w:num w:numId="7" w16cid:durableId="2061905528">
+    <w:abstractNumId w:val="21"/>
+  </w:num>
+  <w:num w:numId="8" w16cid:durableId="1145125674">
     <w:abstractNumId w:val="4"/>
   </w:num>
-  <w:num w:numId="2" w16cid:durableId="308024001">
+  <w:num w:numId="9" w16cid:durableId="1274676085">
+    <w:abstractNumId w:val="0"/>
+  </w:num>
+  <w:num w:numId="10" w16cid:durableId="1727682358">
+    <w:abstractNumId w:val="20"/>
+  </w:num>
+  <w:num w:numId="11" w16cid:durableId="387844699">
+    <w:abstractNumId w:val="5"/>
+  </w:num>
+  <w:num w:numId="12" w16cid:durableId="1524828644">
+    <w:abstractNumId w:val="24"/>
+  </w:num>
+  <w:num w:numId="13" w16cid:durableId="875776621">
+    <w:abstractNumId w:val="16"/>
+  </w:num>
+  <w:num w:numId="14" w16cid:durableId="53823776">
+    <w:abstractNumId w:val="3"/>
+  </w:num>
+  <w:num w:numId="15" w16cid:durableId="1277716619">
+    <w:abstractNumId w:val="6"/>
+  </w:num>
+  <w:num w:numId="16" w16cid:durableId="826676359">
+    <w:abstractNumId w:val="23"/>
+  </w:num>
+  <w:num w:numId="17" w16cid:durableId="2117365986">
+    <w:abstractNumId w:val="15"/>
+  </w:num>
+  <w:num w:numId="18" w16cid:durableId="1576161051">
+    <w:abstractNumId w:val="22"/>
+  </w:num>
+  <w:num w:numId="19" w16cid:durableId="701635142">
     <w:abstractNumId w:val="1"/>
   </w:num>
-  <w:num w:numId="3" w16cid:durableId="958221964">
-    <w:abstractNumId w:val="0"/>
+  <w:num w:numId="20" w16cid:durableId="510414074">
+    <w:abstractNumId w:val="9"/>
   </w:num>
-  <w:num w:numId="4" w16cid:durableId="2115976566">
+  <w:num w:numId="21" w16cid:durableId="831676880">
     <w:abstractNumId w:val="2"/>
   </w:num>
-  <w:num w:numId="5" w16cid:durableId="1810127873">
-    <w:abstractNumId w:val="5"/>
+  <w:num w:numId="22" w16cid:durableId="33389645">
+    <w:abstractNumId w:val="14"/>
   </w:num>
-  <w:num w:numId="6" w16cid:durableId="319431663">
-    <w:abstractNumId w:val="3"/>
+  <w:num w:numId="23" w16cid:durableId="115301125">
+    <w:abstractNumId w:val="25"/>
   </w:num>
-  <w:num w:numId="7" w16cid:durableId="2061905528">
-    <w:abstractNumId w:val="6"/>
+  <w:num w:numId="24" w16cid:durableId="1579746217">
+    <w:abstractNumId w:val="11"/>
+  </w:num>
+  <w:num w:numId="25" w16cid:durableId="180971040">
+    <w:abstractNumId w:val="7"/>
+  </w:num>
+  <w:num w:numId="26" w16cid:durableId="676809721">
+    <w:abstractNumId w:val="13"/>
   </w:num>
 </w:numbering>
 </file>
@@ -2848,7 +6095,6 @@
   <w:style w:type="character" w:default="1" w:styleId="DefaultParagraphFont">
     <w:name w:val="Default Paragraph Font"/>
     <w:uiPriority w:val="1"/>
-    <w:semiHidden/>
     <w:unhideWhenUsed/>
   </w:style>
   <w:style w:type="table" w:default="1" w:styleId="TableNormal">
